--- a/output/Capitulo_Apoio_Matricial_na_Atenção_Primária_à_Saúde_Revisado.docx
+++ b/output/Capitulo_Apoio_Matricial_na_Atenção_Primária_à_Saúde_Revisado.docx
@@ -8,63 +8,18 @@
         <w:tblLook w:firstColumn="1" w:firstRow="1" w:lastColumn="0" w:lastRow="0" w:noHBand="0" w:noVBand="1" w:val="04A0"/>
       </w:tblPr>
       <w:tblGrid>
-        <w:gridCol w:w="8640"/>
+        <w:gridCol w:w="6123"/>
       </w:tblGrid>
       <w:tr>
         <w:tc>
           <w:tcPr>
-            <w:tcW w:type="dxa" w:w="8640"/>
+            <w:tcW w:type="dxa" w:w="6123"/>
             <w:shd w:fill="D3D3D3"/>
           </w:tcPr>
           <w:p/>
           <w:p>
             <w:r>
-              <w:t>**Apoio Matricial na Atenção Primária à Saúde: Estratégia para a Integralidade do Cuidado**</w:t>
-            </w:r>
-          </w:p>
-          <w:p>
-            <w:r>
-              <w:t>O Apoio Matricial constitui uma estratégia fundamental na Atenção Primária à Saúde (APS), visando aprimorar a integralidade e a resolutividade do cuidado por meio da colaboração interdisciplinar. Sua essência reside na articulação entre as Equipes de Saúde da Família (ESF) e os Núcleos de Apoio à Saúde da Família (NASF), ou estruturas equivalentes, para oferecer suporte técnico-pedagógico e assistencial.</w:t>
-            </w:r>
-          </w:p>
-          <w:p>
-            <w:r>
-              <w:t>**Pontos-Chave:**</w:t>
-            </w:r>
-          </w:p>
-          <w:p>
-            <w:r>
-              <w:t>*   **Definição:** Estratégia de suporte especializado e colaboração entre equipes de referência (ESF) e equipes de apoio (NASF), com foco na qualificação do cuidado e na corresponsabilização.</w:t>
-            </w:r>
-          </w:p>
-          <w:p>
-            <w:r>
-              <w:t>*   **Dimensões:**</w:t>
-            </w:r>
-          </w:p>
-          <w:p>
-            <w:r>
-              <w:t>*   **Técnico-pedagógica:** Educação permanente, capacitação, discussão de casos complexos, desenvolvimento de projetos terapêuticos singulares (PTS).</w:t>
-            </w:r>
-          </w:p>
-          <w:p>
-            <w:r>
-              <w:t>*   **Assistencial:** Consultas conjuntas, visitas domiciliares coordenadas, grupos terapêuticos, intervenções diretas com usuários.</w:t>
-            </w:r>
-          </w:p>
-          <w:p>
-            <w:r>
-              <w:t>*   **Objetivos:** Fortalecer a capacidade resolutiva da APS, reduzir encaminhamentos desnecessários, promover a troca de saberes e aprimorar a qualidade do atendimento, especialmente em saúde mental e condições complexas.</w:t>
-            </w:r>
-          </w:p>
-          <w:p>
-            <w:r>
-              <w:t>*   **Desafios:** Falta de conhecimento sobre o modelo, dificuldades relacionais e organizacionais, formação acadêmica inadequada, estigma e a necessidade de uma perspectiva culturalmente sensível.</w:t>
-            </w:r>
-          </w:p>
-          <w:p>
-            <w:r>
-              <w:t>*   **Potenciais Futuros:** Integração intersetorial, uso de tecnologias da informação e comunicação (TICs) para gestão e educação, e aprimoramento da competência cultural dos profissionais.</w:t>
+              <w:t>O Apoio Matricial na Atenção Primária à Saúde (APS) é uma estratégia fundamental para a integralidade do cuidado, promovendo a colaboração interdisciplinar entre as Equipes de Saúde da Família (eSF) e os Núcleos de Apoio à Saúde da Família (NASF). Sua atuação se desdobra nas dimensões técnico-pedagógica e assistencial, visando fortalecer a capacidade resolutiva das eSF e qualificar o manejo de casos complexos, especialmente em saúde mental. A implementação requer educação permanente, superação de desafios como a falta de conhecimento e dificuldades relacionais, e aposta na integração intersetorial e tecnologias da informação para o futuro. A incorporação da competência cultural é crucial para a eficácia das intervenções.</w:t>
             </w:r>
           </w:p>
           <w:p>
@@ -84,47 +39,52 @@
           </w:p>
           <w:p>
             <w:r>
-              <w:t>O Apoio Matricial configura-se como uma estratégia essencial na Atenção Primária à Saúde (APS), concebida para promover a integralidade do cuidado e a qualificação da capacidade resolutiva das equipes. Tal abordagem é fundamentada na colaboração interdisciplinar entre as Equipes de Saúde da Família (ESF) e os Núcleos de Apoio à Saúde da Família (NASF), ou estruturas de apoio multiprofissional equivalentes. A relevância do matriciamento é particularmente acentuada em contextos de saúde mental e diante de complexidades clínicas, onde a integração de diferentes saberes e abordagens se mostra crucial para a assistência ao paciente [2].</w:t>
+              <w:t>O Apoio Matricial constitui uma estratégia fundamental no âmbito da Atenção Primária à Saúde (APS), delineada para fomentar a integralidade do cuidado por meio da colaboração interdisciplinar entre as Equipes de Saúde da Família (eSF) e os Núcleos de Apoio à Saúde da Família (NASF). Sua relevância é acentuada em contextos de saúde mental e em situações de complexidade clínica, onde o matriciamento potencializa a capacidade resolutiva das equipes ao integrar diversas expertises e abordagens no cuidado ao usuário².</w:t>
             </w:r>
           </w:p>
           <w:p>
             <w:r>
-              <w:t>**O Conceito de Apoio Matricial**</w:t>
+              <w:t>**O que é o Apoio Matricial**</w:t>
             </w:r>
           </w:p>
           <w:p>
             <w:r>
-              <w:t>O Apoio Matricial visa integrar, de forma eficiente e colaborativa, os cuidados ofertados pelas ESF e pelos NASF. Esta abordagem desdobra-se em duas dimensões principais: a técnico-pedagógica e a assistencial, ambas consideradas fundamentais para a promoção de uma assistência mais completa e integrada.</w:t>
+              <w:t>O Apoio Matricial, enquanto dispositivo de gestão e organização do trabalho na APS, visa aprimorar a integração e a colaboração entre as Equipes de Saúde da Família (eSF) e os Núcleos de Apoio à Saúde da Família (NASF). Esta abordagem estrutura-se em duas dimensões interligadas: a técnico-pedagógica e a assistencial, ambas essenciais para a promoção de uma assistência integral e qualificada.</w:t>
             </w:r>
           </w:p>
           <w:p>
             <w:r>
-              <w:t>Na dimensão técnico-pedagógica, o NASF desempenha um papel crucial ao oferecer suporte especializado às ESF. Este suporte abrange a promoção de educação permanente, a capacitação em práticas baseadas em evidências, a discussão de casos complexos e o desenvolvimento de projetos terapêuticos singulares (PTS) compartilhados. Tais atividades não apenas fortalecem as competências clínicas das equipes da APS, capacitando-as a lidar com uma ampla gama de condições de saúde, incluindo questões complexas de saúde mental, mas também contribuem para uma abordagem mais integrada e colaborativa no manejo dos cuidados de saúde na comunidade [6].</w:t>
+              <w:t>Na **dimensão técnico-pedagógica**, o NASF assume um papel central ao prover suporte especializado às eSF. Este suporte abrange a promoção de educação permanente, a capacitação em práticas baseadas em evidências, a discussão de casos clínicos complexos e o desenvolvimento de Projetos Terapêuticos Singulares (PTS) compartilhados. Tais atividades visam fortalecer as competências clínicas das equipes da APS, capacitando-as a manejar uma vasta gama de condições de saúde, incluindo demandas complexas de saúde mental, e a fomentar uma abordagem colaborativa no cuidado à comunidade6.</w:t>
             </w:r>
           </w:p>
           <w:p>
             <w:r>
-              <w:t>Por meio do matriciamento, as ESF, que atuam na linha de frente da APS, são apoiadas por profissionais especializados do NASF, constituindo uma rede de cuidado mais robusta e cooperativa. Desta forma, as equipes de referência podem contar com suporte técnico especializado para enfrentar desafios clínicos mais complexos, sem a necessidade imediata de encaminhamentos externos. Em vez de simplesmente referir casos para especialistas, as equipes de matriciamento atuam em conjunto para desenvolver estratégias de intervenção que sejam mais adequadas às necessidades locais e às condições de saúde da população assistida.</w:t>
+              <w:t>A **dimensão assistencial** do matriciamento manifesta-se no apoio direto e indireto às eSF, permitindo que estas, que atuam na linha de frente da APS, contem com o suporte de profissionais especializados do NASF. Este modelo estabelece uma rede de cuidado mais robusta e cooperativa, onde as equipes de referência recebem suporte técnico especializado para enfrentar desafios clínicos complexos, minimizando a necessidade de encaminhamentos externos imediatos. Em vez de meramente referenciar casos a especialistas, as equipes de matriciamento atuam em conjunto para elaborar e implementar estratégias de intervenção que sejam mais adequadas às necessidades locais e às condições de saúde da população adscrita.</w:t>
             </w:r>
           </w:p>
           <w:p>
             <w:r>
-              <w:t>Adicionalmente, o matriciamento transcende o aspecto técnico-clínico, promovendo uma cultura de colaboração e aprendizado contínuo entre os diversos profissionais de saúde. Esta cultura incentiva a troca de experiências e o compartilhamento de conhecimentos. A integração resultante não apenas aprimora a qualidade do atendimento prestado, mas também fortalece o vínculo entre os profissionais e a comunidade, elevando a confiança dos usuários nos serviços de saúde locais [3,4].</w:t>
+              <w:t>Adicionalmente, o Apoio Matricial transcende o mero aspecto técnico-clínico, promovendo uma cultura de colaboração e aprendizado contínuo entre os diversos profissionais de saúde. Este processo incentiva a troca de experiências e o compartilhamento de conhecimentos, o que não apenas eleva a qualidade do atendimento prestado, mas também fortalece o vínculo entre os profissionais e a comunidade, incrementando a confiança dos usuários nos serviços de saúde locais³,4.</w:t>
             </w:r>
           </w:p>
           <w:p>
             <w:r>
-              <w:t>Em suma, o Apoio Matricial representa uma evolução significativa na concepção e na entrega dos cuidados de saúde na APS. Ao enfatizar a colaboração interdisciplinar, o desenvolvimento de competências clínicas e a implementação de práticas baseadas em evidências, esta estratégia não só melhora os resultados de saúde, mas também fortalece o sistema de saúde como um todo, tornando-o mais resiliente e responsivo às necessidades da população atendida [3].</w:t>
+              <w:t>Em síntese, o Apoio Matricial representa uma transformação significativa na concepção e na entrega dos cuidados em saúde na APS. Ao priorizar a colaboração interdisciplinar, o desenvolvimento de competências clínicas e a aplicação de práticas baseadas em evidências, esta estratégia não só aprimora os desfechos em saúde, mas também fortalece o sistema de saúde como um todo, tornando-o mais resiliente e responsivo às necessidades da população assistida³.</w:t>
             </w:r>
           </w:p>
           <w:p>
             <w:r>
-              <w:t>**Implantação e Desafios do Apoio Matricial**</w:t>
+              <w:t>**Implementação e Desafios**</w:t>
             </w:r>
           </w:p>
           <w:p>
             <w:r>
-              <w:t>A implementação do Apoio Matricial na Atenção Primária à Saúde (APS) exige uma abordagem meticulosa, que envolve a coordenação eficaz entre os Núcleos de Apoio à Saúde da Família (NASF) e as Equipes de Saúde da Família (ESF). Este processo inicia-se com a realização de reuniões regulares entre os profissionais do NASF e das ESF, consideradas essenciais para o alinhamento de estratégias de cuidado, a revisão de protocolos e a avaliação contínua dos resultados. Tais encontros facilitam a troca de conhecimento e experiências, promovendo uma abordagem colaborativa e integrada no manejo das condições de saúde da comunidade [11].</w:t>
+              <w:t>A implementação do Apoio Matricial na Atenção Primária à Saúde (APS) exige uma abordagem estratégica e coordenada entre os Núcleos de Apoio à Saúde da Família (NASF) e as Equipes de Saúde da Família (eSF). Este processo é iniciado e mantido por meio de reuniões regulares entre os profissionais do NASF e das eSF, as quais são cruciais para o alinhamento de estratégias de cuidado, a revisão de protocolos e a avaliação contínua dos resultados. Tais encontros promovem a troca de conhecimentos e experiências, consolidando uma abordagem colaborativa e integrada no manejo das condições de saúde da comunidade11.</w:t>
+            </w:r>
+          </w:p>
+          <w:p>
+            <w:r>
+              <w:t>Na prática, o Apoio Matricial se concretiza por meio de diversas modalidades de intervenção, tais como consultas conjuntas, visitas domiciliares coordenadas e a condução de grupos terapêuticos. Essas ações não apenas expandem o acesso aos cuidados, mas também aprimoram a continuidade do atendimento, assegurando uma resposta mais efetiva às necessidades específicas dos usuários, em particular aqueles com condições crônicas e complexas¹. Um estudo sobre as práticas e concepções do matriciamento em saúde mental, que envolveu equipes de referência, equipes matriciais e gestores, evidenciou o matriciamento como uma oportunidade de encontro produtivo e uma estratégia de formação em serviço. As observações realizadas confirmaram a imperatividade de criar, sistematizar e fortalecer espaços de diálogo entre esses atores para a consolidação e aprimoramento das práticas matriciais5.</w:t>
             </w:r>
           </w:p>
         </w:tc>
@@ -139,7 +99,7 @@
           <w:b/>
           <w:i/>
         </w:rPr>
-        <w:t>**Estratégias para a Implantação Efetiva do Apoio Matricial:**</w:t>
+        <w:t>****</w:t>
       </w:r>
     </w:p>
     <w:p>
@@ -151,36 +111,12 @@
           <w:b/>
           <w:i/>
         </w:rPr>
-        <w:t>*   **Reuniões Regulares:** Estabelecer um calendário de encontros periódicos entre as equipes de referência e as equipes de apoio para discussão de casos, planejamento de ações e avaliação de resultados.</w:t>
-      </w:r>
-    </w:p>
-    <w:p>
-      <w:pPr>
-        <w:ind w:left="720"/>
-      </w:pPr>
-      <w:r>
-        <w:rPr>
-          <w:b/>
-          <w:i/>
-        </w:rPr>
-        <w:t>*   **Consultas e Visitas Conjuntas:** Promover a realização de consultas e visitas domiciliares coordenadas, visando a abordagem holística e integrada das necessidades dos usuários.</w:t>
-      </w:r>
-    </w:p>
-    <w:p>
-      <w:pPr>
-        <w:ind w:left="720"/>
-      </w:pPr>
-      <w:r>
-        <w:rPr>
-          <w:b/>
-          <w:i/>
-        </w:rPr>
-        <w:t>*   **Educação Permanente:** Investir em programas contínuos de capacitação para todos os profissionais envolvidos, a fim de familiarizá-los com as práticas de matriciamento e desenvolver as competências necessárias.</w:t>
+        <w:t>**Educação Permanente e Capacitação Profissional:** A educação continuada e a formação dos profissionais são pilares para o sucesso do Apoio Matricial. Programas de capacitação devem ser implementados para familiarizar os profissionais com as práticas de matriciamento e desenvolver as competências necessárias para a aplicação eficaz das estratégias de cuidado, sendo particularmente relevante em áreas com lacunas de conhecimento sobre o tema12.</w:t>
       </w:r>
     </w:p>
     <w:p>
       <w:r>
-        <w:t>Na prática, o Apoio Matricial se materializa por meio de consultas conjuntas e visitas domiciliares coordenadas. Essas práticas ampliam o acesso aos cuidados e melhoram a continuidade do atendimento, permitindo que as ESF e os especialistas do NASF trabalhem em conjunto para atender às necessidades dos pacientes de maneira mais holística e integrada [1]. A educação continuada e a formação dos profissionais são, igualmente, fundamentais para o sucesso do Apoio Matricial. Programas de capacitação auxiliam os profissionais a se familiarizarem com as práticas de matriciamento e a desenvolverem as competências necessárias para implementar eficazmente as estratégias de cuidado, sendo essencial em áreas onde há lacunas de conhecimento sobre o matriciamento [12].</w:t>
+        <w:t>Contudo, a implementação do Apoio Matricial depara-se com desafios significativos. A carência de conhecimento adequado sobre o modelo entre gestores e profissionais de saúde pode comprometer a aplicação das práticas e ferramentas propostas, resultando em uma implementação ineficaz. Este cenário inclui a ausência de participação ativa dos profissionais e o estigma associado a certas condições de saúde, que pode afetar a adesão ao modelo12.</w:t>
       </w:r>
     </w:p>
     <w:p/>
@@ -194,7 +130,7 @@
           <w:i/>
           <w:color w:val="B40000"/>
         </w:rPr>
-        <w:t>**Desafios Críticos na Implementação do Apoio Matricial:**</w:t>
+        <w:t>****</w:t>
       </w:r>
     </w:p>
     <w:p>
@@ -207,7 +143,7 @@
           <w:i/>
           <w:color w:val="B40000"/>
         </w:rPr>
-        <w:t>*   **Lacunas de Conhecimento:** A falta de conhecimento adequado sobre o Apoio Matricial entre gestores e profissionais de saúde pode comprometer a aplicação das práticas e ferramentas propostas, resultando em implementação ineficaz.</w:t>
+        <w:t>**Barreiras na Implementação do Apoio Matricial:**</w:t>
       </w:r>
     </w:p>
     <w:p>
@@ -220,7 +156,7 @@
           <w:i/>
           <w:color w:val="B40000"/>
         </w:rPr>
-        <w:t>*   **Dificuldades Relacionais e Organizacionais:** Problemas como a fragmentação do cuidado, a ausência de participação ativa dos profissionais e o estigma associado a certas condições de saúde (especialmente saúde mental) podem enfraquecer a integração entre os serviços e a adesão ao modelo.</w:t>
+        <w:t>*   **Falta de Conhecimento:** Insuficiência de compreensão sobre o Apoio Matricial por parte de gestores e profissionais, impactando a adesão e a eficácia.</w:t>
       </w:r>
     </w:p>
     <w:p>
@@ -233,84 +169,50 @@
           <w:i/>
           <w:color w:val="B40000"/>
         </w:rPr>
-        <w:t>*   **Formação Acadêmica Inadequada:** A carência de uma base sólida em práticas de matriciamento na formação profissional pode limitar a capacidade de aplicação efetiva das estratégias. A educação permanente é crucial para superar essas barreiras.</w:t>
+        <w:t>*   **Dificuldades Relacionais e Organizacionais:** Problemas como a fragmentação do cuidado e a ausência de uma abordagem sistemática enfraquecem a integração entre os serviços6.</w:t>
+      </w:r>
+    </w:p>
+    <w:p>
+      <w:pPr>
+        <w:ind w:left="720"/>
+      </w:pPr>
+      <w:r>
+        <w:rPr>
+          <w:b/>
+          <w:i/>
+          <w:color w:val="B40000"/>
+        </w:rPr>
+        <w:t>*   **Formação Acadêmica Inadequada:** Limitações na formação dos profissionais em práticas de matriciamento, exigindo educação permanente para superação12.</w:t>
+      </w:r>
+    </w:p>
+    <w:p>
+      <w:pPr>
+        <w:ind w:left="720"/>
+      </w:pPr>
+      <w:r>
+        <w:rPr>
+          <w:b/>
+          <w:i/>
+          <w:color w:val="B40000"/>
+        </w:rPr>
+        <w:t>*   **Estigma Social:** Preconceitos associados a condições de saúde podem dificultar a participação dos usuários e a efetividade das intervenções12.</w:t>
       </w:r>
     </w:p>
     <w:p>
       <w:r>
-        <w:t>No entanto, a implementação do Apoio Matricial enfrenta desafios significativos. A falta de conhecimento adequado sobre o Apoio Matricial entre gestores e profissionais de saúde pode prejudicar a aplicação das práticas e ferramentas propostas, resultando em uma implementação ineficaz. Isso inclui a ausência de participação ativa dos profissionais e o estigma associado às condições de saúde, que pode impactar a adesão ao modelo [12]. Além disso, dificuldades relacionais e organizacionais são comuns, com problemas como a fragmentação do cuidado e a falta de uma abordagem sistemática enfraquecendo a integração entre os serviços [6].</w:t>
+        <w:t>A formação acadêmica inadequada dos profissionais constitui outro obstáculo identificado. A ausência de uma base sólida em práticas de matriciamento pode restringir a capacidade dos profissionais de aplicar efetivamente as estratégias propostas. A educação permanente é, portanto, essencial para superar essas barreiras e aprimorar a compreensão e a eficácia das práticas matriciais12. Adicionalmente, um estudo conduzido em Itapevi, SP, revelou dificuldades específicas nas ações de saúde na Atenção Básica, como a baixa capacidade de identificar demandas e riscos, a propensão à medicalização e a reduzida participação dos usuários. Não obstante, foram observados avanços notáveis na percepção dos trabalhadores e na mobilização de recursos internos para o cuidado, elementos que serviram de base para a introdução do matriciamento13.</w:t>
       </w:r>
     </w:p>
     <w:p/>
     <w:p>
       <w:r>
-        <w:t>A formação acadêmica inadequada dos profissionais constitui outro desafio identificado. A ausência de uma base sólida em práticas de matriciamento pode limitar a capacidade dos profissionais de aplicar efetivamente as estratégias propostas. A educação permanente é essencial para superar essas barreiras e melhorar a compreensão e a eficácia das práticas matriciais [12]. Um estudo realizado em Itapevi, SP, revelou dificuldades específicas nas ações de saúde na Atenção Básica, como a baixa capacidade de identificar demandas e riscos, a tendência à medicalização e a baixa participação dos usuários. Apesar dessas dificuldades, foram alcançados avanços significativos na percepção dos trabalhadores e na mobilização de recursos internos para o cuidado, servindo como base para a introdução do matriciamento [13].</w:t>
+        <w:t>**Potenciais e Perspectivas Futuras**</w:t>
       </w:r>
     </w:p>
     <w:p/>
     <w:p>
       <w:r>
-        <w:rPr>
-          <w:color w:val="FF0000"/>
-          <w:highlight w:val="yellow"/>
-        </w:rPr>
-        <w:t>**Verificação de Referências e Terminologia:**</w:t>
-      </w:r>
-    </w:p>
-    <w:p>
-      <w:r>
-        <w:rPr>
-          <w:color w:val="FF0000"/>
-          <w:highlight w:val="yellow"/>
-        </w:rPr>
-        <w:t>1.  **Terminologia NASF/eMulti:** O texto utiliza consistentemente "NASF". É crucial verificar se o guia clínico ou protocolo deve ser atualizado para refletir a Política Nacional de Atenção Básica (PNAB) mais recente, que instituiu as Equipes Multiprofissionais na Atenção Primária à Saúde (eMulti) em substituição aos NASF. A atualização pode exigir a reescrita de seções para incorporar a nova nomenclatura e as diretrizes associadas.</w:t>
-      </w:r>
-    </w:p>
-    <w:p>
-      <w:r>
-        <w:rPr>
-          <w:color w:val="FF0000"/>
-          <w:highlight w:val="yellow"/>
-        </w:rPr>
-        <w:t>2.  **Citação [6]:** A referência [6] é citada com a descrição "Trata-se de um estudo qualitativo, que objetivou analisar as concepções sobre matriciamento em saúde mental". No entanto, a referência [5] (IGLESIAS, Alexandra. Matriciamento em Saúde Mental: práticas e concepções trazidas por equipes de referência, matriciadores e gestores) parece mais alinhada a essa descrição. A referência [6] (IGLESIAS, Alexandra. Conhecendo o matriciamento em saúde mental pela perspectiva dos matriciadores) foca na perspectiva dos matriciadores. Recomenda-se verificar a fonte original para garantir a correta atribuição da informação.</w:t>
-      </w:r>
-    </w:p>
-    <w:p>
-      <w:r>
-        <w:rPr>
-          <w:color w:val="FF0000"/>
-          <w:highlight w:val="yellow"/>
-        </w:rPr>
-        <w:t>3.  **Citação [5] sobre Competência Cultural:** A seção "Potenciais de organização futuro" contém uma longa descrição sobre a importância da perspectiva culturalmente sensível, seguida da citação [5]. Contudo, a referência [5] (IGLESIAS, Alexandra. Matriciamento em Saúde Mental: práticas e concepções trazidas por equipes de referência, matriciadores e gestores) não parece abordar diretamente a competência cultural como seu foco principal. Sugere-se verificar a fonte exata para a afirmação sobre a insuficiência da competência cultural e a necessidade de estimular o debate sobre dimensões socioculturais, ou atribuir a citação a uma fonte mais específica sobre o tema.</w:t>
-      </w:r>
-    </w:p>
-    <w:p>
-      <w:r>
-        <w:t>**Funcionamento do Apoio Matricial na Prática**</w:t>
-      </w:r>
-    </w:p>
-    <w:p/>
-    <w:p>
-      <w:r>
-        <w:t>Na prática, o Apoio Matricial se materializa por meio de consultas conjuntas, visitas domiciliares coordenadas, grupos terapêuticos e outras intervenções que respondem de forma abrangente às demandas variadas de saúde [1]. Essas práticas não apenas ampliam o acesso aos cuidados, mas também aprimoram a continuidade do atendimento, garantindo uma resposta mais efetiva às necessidades específicas dos usuários, especialmente aqueles com condições crônicas e complexas.</w:t>
-      </w:r>
-    </w:p>
-    <w:p/>
-    <w:p>
-      <w:r>
-        <w:t>Um estudo analisou as práticas e concepções do matriciamento em saúde mental a partir das perspectivas de equipes de referência, equipes matriciais e gestores. Foram realizadas entrevistas com 41 participantes e observações de 110 horas das práticas matriciais. O estudo revelou duas principais concepções sobre o matriciamento: como uma oportunidade de encontro produtivo entre equipes de saúde e como uma estratégia de formação em serviço. As observações confirmaram a necessidade de criar, sistematizar e fortalecer espaços de diálogo entre equipes de referência, equipes matriciais e gestores para consolidar o matriciamento e aprimorar suas práticas [5].</w:t>
-      </w:r>
-    </w:p>
-    <w:p/>
-    <w:p>
-      <w:r>
-        <w:t>**Potenciais de Organização Futura**</w:t>
-      </w:r>
-    </w:p>
-    <w:p/>
-    <w:p>
-      <w:r>
-        <w:t>Para o futuro, o Apoio Matricial pode expandir-se através da integração intersetorial com serviços sociais, educacionais e comunitários [9]. Esta integração é crucial para fortalecer as redes de cuidado, permitindo uma abordagem mais holística dos determinantes sociais da saúde. A colaboração com esses setores pode não apenas melhorar o acesso e a qualidade dos serviços, mas também promover ações preventivas e educativas que são fundamentais para a saúde comunitária.</w:t>
+        <w:t>Para o futuro, o Apoio Matricial apresenta um vasto potencial de expansão, notadamente por meio da integração intersetorial com serviços sociais, educacionais e comunitários9. Esta integração é imperativa para o fortalecimento das redes de cuidado, possibilitando uma abordagem mais holística dos determinantes sociais da saúde. A colaboração com esses setores pode não apenas aprimorar o acesso e a qualidade dos serviços, mas também promover ações preventivas e educativas, essenciais para a saúde comunitária.</w:t>
       </w:r>
     </w:p>
     <w:p/>
@@ -323,7 +225,7 @@
           <w:b/>
           <w:i/>
         </w:rPr>
-        <w:t>**Diretrizes para o Aprimoramento Futuro do Apoio Matricial:**</w:t>
+        <w:t>****</w:t>
       </w:r>
     </w:p>
     <w:p>
@@ -335,7 +237,7 @@
           <w:b/>
           <w:i/>
         </w:rPr>
-        <w:t>*   **Integração Intersetorial:** Estabelecer parcerias com serviços sociais, educacionais e comunitários para abordar os determinantes sociais da saúde de forma abrangente.</w:t>
+        <w:t>**Estratégias para o Fortalecimento do Apoio Matricial:**</w:t>
       </w:r>
     </w:p>
     <w:p>
@@ -347,7 +249,7 @@
           <w:b/>
           <w:i/>
         </w:rPr>
-        <w:t>*   **Adoção de TICs:** Implementar tecnologias da informação e comunicação para otimizar a gestão de casos, facilitar o compartilhamento de informações e apoiar a educação permanente.</w:t>
+        <w:t>*   **Integração Intersetorial:** Estabelecimento de parcerias com serviços sociais, educacionais e comunitários para uma abordagem ampliada dos determinantes sociais da saúde9.</w:t>
       </w:r>
     </w:p>
     <w:p>
@@ -359,36 +261,106 @@
           <w:b/>
           <w:i/>
         </w:rPr>
-        <w:t>*   **Competência Cultural:** Promover o debate e a capacitação em competência cultural para garantir que o planejamento e a prática do Apoio Matricial sejam sensíveis às particularidades culturais dos usuários e comunidades.</w:t>
+        <w:t>*   **Adoção de Tecnologias da Informação e Comunicação (TICs):** Otimização da gestão de casos, facilitação do compartilhamento de informações e apoio à educação permanente dos profissionais, visando aprimorar a coordenação e a qualidade dos cuidados.</w:t>
+      </w:r>
+    </w:p>
+    <w:p>
+      <w:pPr>
+        <w:ind w:left="720"/>
+      </w:pPr>
+      <w:r>
+        <w:rPr>
+          <w:b/>
+          <w:i/>
+        </w:rPr>
+        <w:t>*   **Fortalecimento da Promoção da Saúde e Prevenção:** Investimento no matriciamento como ferramenta para qualificar as ações de promoção da saúde e prevenção ao uso de drogas na APS10.</w:t>
+      </w:r>
+    </w:p>
+    <w:p>
+      <w:pPr>
+        <w:ind w:left="720"/>
+      </w:pPr>
+      <w:r>
+        <w:rPr>
+          <w:b/>
+          <w:i/>
+        </w:rPr>
+        <w:t>*   **Desenvolvimento da Competência Cultural:** Estimular o debate e a consideração das particularidades culturais no planejamento terapêutico para melhorar a adesão e a eficácia das intervenções5.</w:t>
       </w:r>
     </w:p>
     <w:p>
       <w:r>
-        <w:t>Além disso, a implementação de tecnologias da informação e comunicação (TICs) pode otimizar a gestão de casos e facilitar o compartilhamento de informações entre as Equipes de Saúde da Família e os serviços especializados. As TICs têm o potencial de melhorar a coordenação dos cuidados, apoiar a educação continuada dos profissionais de saúde e garantir que informações cruciais estejam acessíveis para todos os envolvidos no cuidado. Essas inovações tecnológicas podem contribuir para uma gestão mais eficiente e integrada dos cuidados, elevando a qualidade dos serviços prestados.</w:t>
+        <w:t>Adicionalmente, a implementação de tecnologias da informação e comunicação (TICs) pode otimizar a gestão de casos e facilitar o compartilhamento de informações entre as Equipes de Saúde da Família e os serviços especializados. As TICs possuem o potencial de aprimorar a coordenação dos cuidados, subsidiar a educação permanente dos profissionais de saúde e assegurar que informações cruciais estejam acessíveis a todos os envolvidos no processo de cuidado. Tais inovações tecnológicas podem contribuir para uma gestão mais eficiente e integrada dos cuidados, elevando a qualidade dos serviços prestados.</w:t>
       </w:r>
     </w:p>
     <w:p/>
     <w:p>
       <w:r>
-        <w:t>Um exemplo relevante dessa abordagem é a proposta de intervenção desenvolvida na Região de Saúde de Cruz das Almas. Esta proposta visa melhorar a articulação entre as ESF e os serviços existentes, através da criação e implementação de uma matriz de intervenção adaptada às necessidades locais. O objetivo é promover espaços para a promoção e prevenção em saúde, além de oferecer um cuidado integrado na Atenção Básica. A proposta inclui a realização de encontros de avaliação e adequação para garantir que a implementação seja eficaz e atenda às necessidades da comunidade local [8].</w:t>
+        <w:t>Um exemplo pertinente dessa abordagem é a proposta de intervenção desenvolvida na Região de Saúde de Cruz das Almas, que visa aprimorar a articulação entre as eSF e os serviços existentes. Isso se daria pela criação e implementação de uma matriz de intervenção adaptada às necessidades locais, com o objetivo de promover espaços para a promoção e prevenção em saúde, além de oferecer um cuidado integrado na Atenção Básica. A proposta contempla a realização de encontros de avaliação e adequação para garantir a eficácia da implementação e a aderência às necessidades da comunidade local8.</w:t>
       </w:r>
     </w:p>
     <w:p/>
     <w:p>
       <w:r>
-        <w:t>Adicionalmente, uma perspectiva valiosa sobre as estratégias de promoção da saúde e prevenção ao uso de drogas na Atenção Primária pode ser exposta ao se tratar de matriciamento. Um estudo qualitativo, desenvolvido na Rede de Atenção Psicossocial (RAPS) de um município do Rio Grande do Sul, destaca a necessidade urgente de investimentos e suporte para melhorar as ações de promoção da saúde e prevenção. O artigo identifica o matriciamento como uma potencialidade para fortalecer a atuação da Atenção Primária, sugerindo que um maior investimento na formação e no suporte das equipes pode ter um impacto significativo na qualidade e eficácia dos cuidados oferecidos na Atenção Básica [10].</w:t>
+        <w:t>Uma perspectiva valiosa sobre as estratégias de promoção da saúde e prevenção ao uso de drogas na Atenção Primária é evidenciada em um estudo qualitativo realizado na Rede de Atenção Psicossocial (RAPS) de um município do Rio Grande do Sul. Este estudo sublinha a urgência de investimentos e suporte para qualificar as ações de promoção da saúde e prevenção, identificando o matriciamento como uma potencialidade para fortalecer a atuação da Atenção Primária. Sugere-se que um maior investimento na formação e no suporte das equipes pode ter um impacto significativo na qualidade e eficácia dos cuidados oferecidos na Atenção Básica10.</w:t>
       </w:r>
     </w:p>
     <w:p/>
     <w:p>
+      <w:pPr>
+        <w:ind w:left="720"/>
+      </w:pPr>
       <w:r>
-        <w:t>Um estudo qualitativo realizado na Região Sul do Brasil revelou que, apesar dos esforços para melhorar o cuidado, ainda há um descompasso entre as intenções dos apoiadores e as expectativas dos profissionais de saúde. Este conflito aponta para a necessidade de reavaliação das práticas e políticas públicas para garantir que o Apoio Matricial possa efetivamente promover a saúde e a cidadania na Atenção Primária à Saúde [7].</w:t>
+        <w:rPr>
+          <w:b/>
+          <w:i/>
+          <w:color w:val="B40000"/>
+        </w:rPr>
+        <w:t>****</w:t>
       </w:r>
     </w:p>
-    <w:p/>
+    <w:p>
+      <w:pPr>
+        <w:ind w:left="720"/>
+      </w:pPr>
+      <w:r>
+        <w:rPr>
+          <w:b/>
+          <w:i/>
+          <w:color w:val="B40000"/>
+        </w:rPr>
+        <w:t>**Desafios para o Futuro do Apoio Matricial:**</w:t>
+      </w:r>
+    </w:p>
+    <w:p>
+      <w:pPr>
+        <w:ind w:left="720"/>
+      </w:pPr>
+      <w:r>
+        <w:rPr>
+          <w:b/>
+          <w:i/>
+          <w:color w:val="B40000"/>
+        </w:rPr>
+        <w:t>*   **Descompasso entre Intenções e Expectativas:** Um estudo na Região Sul do Brasil revelou uma lacuna entre as intenções dos apoiadores e as expectativas dos profissionais de saúde, indicando a necessidade de reavaliação de práticas e políticas públicas para a efetiva promoção da saúde e cidadania na APS7.</w:t>
+      </w:r>
+    </w:p>
+    <w:p>
+      <w:pPr>
+        <w:ind w:left="720"/>
+      </w:pPr>
+      <w:r>
+        <w:rPr>
+          <w:b/>
+          <w:i/>
+          <w:color w:val="B40000"/>
+        </w:rPr>
+        <w:t>*   **Insuficiência de Competência Cultural:** Embora a importância dos condicionantes socioculturais seja reconhecida, a competência cultural dos profissionais ainda é insuficiente para uma compreensão crítica da diversidade, o que pode limitar a eficácia das intervenções5.</w:t>
+      </w:r>
+    </w:p>
     <w:p>
       <w:r>
-        <w:t>Por fim, é crucial incorporar uma perspectiva culturalmente sensível no planejamento e na prática do Apoio Matricial. Embora os profissionais reconheçam a importância dos condicionantes socioculturais nos casos clínicos e nas interações com usuários e comunidades, a competência cultural ainda é insuficiente para uma compreensão crítica da diversidade cultural. Estimular o debate sobre as dimensões socioculturais e considerar as particularidades culturais pode representar um avanço significativo no cuidado colaborativo. Integrar a cultura no planejamento e na prática não apenas melhora a adesão às intervenções, mas também aumenta a eficácia das estratégias de cuidado na Atenção Primária [5].</w:t>
+        <w:t>Por fim, a incorporação de uma perspectiva culturalmente sensível no planejamento e na prática do Apoio Matricial é crucial. Embora os profissionais reconheçam a importância dos condicionantes socioculturais nos casos clínicos e nas interações com usuários e comunidades, a competência cultural ainda se mostra insuficiente para uma compreensão crítica da diversidade cultural. Estimular o debate sobre as dimensões socioculturais e considerar as particularidades culturais pode representar um avanço significativo no cuidado colaborativo. A integração da cultura no planejamento e na prática não apenas melhora a adesão às intervenções, mas também aumenta a eficácia das estratégias de cuidado na Atenção Primária5.</w:t>
       </w:r>
     </w:p>
     <w:p/>
@@ -400,10 +372,43 @@
     <w:p/>
     <w:p>
       <w:r>
-        <w:t>O Apoio Matricial representa uma evolução significativa na forma como a APS aborda as complexidades de saúde da população. Ao integrar saberes e práticas, esta estratégia não apenas fortalece a capacidade de resposta das ESF e dos NASF, mas também promove uma abordagem mais humanizada e centrada no paciente. A colaboração interdisciplinar, baseada em evidências e centrada no paciente, é essencial para enfrentar os desafios contemporâneos da saúde pública, garantindo cuidados mais integrados e eficazes.</w:t>
+        <w:t>Em suma, o Apoio Matricial configura-se como uma evolução substancial na abordagem das complexidades de saúde da população pela APS. Ao integrar saberes e práticas, esta estratégia não apenas fortalece a capacidade de resposta das Equipes de Saúde da Família e dos Núcleos de Apoio à Saúde da Família, mas também fomenta uma abordagem mais humanizada e centrada no usuário. A colaboração interdisciplinar, pautada em evidências e orientada para as necessidades do paciente, é indispensável para o enfrentamento dos desafios contemporâneos da saúde pública, assegurando cuidados mais integrados e eficazes.</w:t>
       </w:r>
     </w:p>
     <w:p/>
+    <w:p>
+      <w:r>
+        <w:t>---</w:t>
+      </w:r>
+    </w:p>
+    <w:p/>
+    <w:p>
+      <w:r>
+        <w:rPr>
+          <w:color w:val="FF0000"/>
+          <w:highlight w:val="yellow"/>
+        </w:rPr>
+        <w:t>[SUGESTÃO DE EDIÇÃO]: ****</w:t>
+      </w:r>
+    </w:p>
+    <w:p>
+      <w:r>
+        <w:rPr>
+          <w:color w:val="FF0000"/>
+          <w:highlight w:val="yellow"/>
+        </w:rPr>
+        <w:t>*   **Revisão de Referências Metodológicas:** No texto original, algumas referências incluíam descrições metodológicas dos estudos (ex: "Trata-se de um estudo qualitativo, que objetivou analisar as concepções sobre matriciamento em saúde mental6"). Estas descrições foram removidas do corpo do texto e os achados dos estudos foram integrados de forma mais fluida, mantendo a citação da fonte. Recomenda-se que futuras edições garantam que o corpo do texto se concentre nos achados e implicações clínicas, e não nos detalhes metodológicos das pesquisas.</w:t>
+      </w:r>
+    </w:p>
+    <w:p>
+      <w:r>
+        <w:rPr>
+          <w:color w:val="FF0000"/>
+          <w:highlight w:val="yellow"/>
+        </w:rPr>
+        <w:t>*   **Consolidação de Seções:** As seções "Como é Implantado e dificuldades" e "Como funciona na prática" apresentavam sobreposição de conteúdo. Foram consolidadas em uma única seção, "Implementação e Desafios", para melhorar a coesão narrativa e evitar repetições. Sugere-se manter essa estrutura consolidada para maior clareza.</w:t>
+      </w:r>
+    </w:p>
     <w:p>
       <w:r>
         <w:t>---</w:t>
@@ -497,7 +502,12 @@
     </w:p>
     <w:p>
       <w:r>
-        <w:t>1.  **Ministério da Saúde - Política Nacional de Atenção Básica (PNAB) e eMulti:**</w:t>
+        <w:t>****</w:t>
+      </w:r>
+    </w:p>
+    <w:p>
+      <w:r>
+        <w:t>1.  **Ministério da Saúde - Política Nacional de Atenção Básica (PNAB):** A PNAB é o documento norteador da APS no Brasil, e o Apoio Matricial, especialmente via NASF (agora eMulti), está inserido em suas diretrizes.</w:t>
       </w:r>
     </w:p>
     <w:p>
@@ -550,17 +560,12 @@
         </w:rPr>
         <w:t>Link: [</w:t>
         <w:br/>
-        <w:t>https://www.gov.br/saude/pt-br/composicao/saps/atencao-primaria-a-saude/equipes-multiprofissionais-na-atencao-primaria-a-saude-emulti](https://www.gov.br/saude/pt-br/composicao/saps/atencao-primaria-a-saude/equipes-multiprofissionais-na-atencao-primaria-a-saude-emulti)</w:t>
+        <w:t>https://www.gov.br/saude/pt-br/composicao/saps/atencao-primaria-a-saude/pnab](https://www.gov.br/saude/pt-br/composicao/saps/atencao-primaria-a-saude/pnab)</w:t>
       </w:r>
     </w:p>
     <w:p>
       <w:r>
-        <w:t>*   Descrição: Informações oficiais sobre a eMulti, que substitui o NASF, essencial para entender as diretrizes atuais do apoio multiprofissional na APS.</w:t>
-      </w:r>
-    </w:p>
-    <w:p>
-      <w:r>
-        <w:t>2.  **Biblioteca Virtual em Saúde (BVS) - Atenção Primária à Saúde:**</w:t>
+        <w:t>2.  **Sociedade Brasileira de Medicina de Família e Comunidade (SBMFC):** Oferece materiais, cursos e posicionamentos sobre a prática da APS, incluindo o matriciamento e a atuação das eSF.</w:t>
       </w:r>
     </w:p>
     <w:p>
@@ -613,17 +618,12 @@
         </w:rPr>
         <w:t>Link: [</w:t>
         <w:br/>
-        <w:t>https://aps.bvs.br/](https://aps.bvs.br/)</w:t>
+        <w:t>https://www.sbmfc.org.br/](https://www.sbmfc.org.br/)</w:t>
       </w:r>
     </w:p>
     <w:p>
       <w:r>
-        <w:t>*   Descrição: Portal com vasta gama de documentos, pesquisas e materiais educativos sobre APS, incluindo temas relacionados ao apoio matricial e à organização dos serviços.</w:t>
-      </w:r>
-    </w:p>
-    <w:p>
-      <w:r>
-        <w:t>3.  **Sociedade Brasileira de Medicina de Família e Comunidade (SBMFC) - Documentos e Posicionamentos:**</w:t>
+        <w:t>3.  **Organização Pan-Americana da Saúde (OPAS/OMS) - Atenção Primária à Saúde:** Publicações e diretrizes internacionais sobre o fortalecimento da APS, com foco em modelos de cuidado colaborativo e saúde mental.</w:t>
       </w:r>
     </w:p>
     <w:p>
@@ -676,17 +676,22 @@
         </w:rPr>
         <w:t>Link: [</w:t>
         <w:br/>
-        <w:t>https://www.sbmfc.org.br/](https://www.sbmfc.org.br/)</w:t>
+        <w:t>https://www.paho.org/pt/topicos/atencao-primaria-saude](https://www.paho.org/pt/topicos/atencao-primaria-saude)</w:t>
       </w:r>
     </w:p>
     <w:p>
       <w:r>
-        <w:t>*   Descrição: Oferece artigos, diretrizes e posicionamentos de especialistas em Medicina de Família e Comunidade, relevantes para a prática do matriciamento e a integralidade do cuidado na APS.</w:t>
+        <w:t>---</w:t>
+      </w:r>
+    </w:p>
+    <w:p>
+      <w:r>
+        <w:t>**</w:t>
       </w:r>
     </w:p>
     <w:sectPr>
-      <w:pgSz w:w="12240" w:h="15840"/>
-      <w:pgMar w:top="1440" w:right="1800" w:bottom="1440" w:left="1800" w:header="720" w:footer="720" w:gutter="0"/>
+      <w:pgSz w:w="8391" w:h="11906"/>
+      <w:pgMar w:top="1134" w:right="1134" w:bottom="1134" w:left="1134" w:header="720" w:footer="720" w:gutter="0"/>
       <w:cols w:space="720"/>
       <w:docGrid w:linePitch="360"/>
     </w:sectPr>
@@ -1057,6 +1062,9 @@
     <w:name w:val="Normal"/>
     <w:qFormat/>
     <w:rsid w:val="00FC693F"/>
+    <w:pPr>
+      <w:jc w:val="both"/>
+    </w:pPr>
     <w:rPr>
       <w:rFonts w:ascii="Arial" w:hAnsi="Arial"/>
       <w:sz w:val="22"/>

--- a/output/Capitulo_Apoio_Matricial_na_Atenção_Primária_à_Saúde_Revisado.docx
+++ b/output/Capitulo_Apoio_Matricial_na_Atenção_Primária_à_Saúde_Revisado.docx
@@ -34,7 +34,7 @@
           <w:sz w:val="18"/>
         </w:rPr>
         <w:br/>
-        <w:t>PONTOS IMPORTANTES</w:t>
+        <w:t>- PONTOS IMPORTANTES</w:t>
       </w:r>
       <w:r>
         <w:rPr>
@@ -42,7 +42,7 @@
           <w:sz w:val="18"/>
         </w:rPr>
         <w:br/>
-        <w:t>*   Estratégia fundamental para a integralidade do cuidado na Atenção Primária à Saúde (APS).</w:t>
+        <w:t>- O Apoio Matricial é uma estratégia fundamental para a integralidade do cuidado na Atenção Primária à Saúde (APS).</w:t>
       </w:r>
       <w:r>
         <w:rPr>
@@ -50,7 +50,7 @@
           <w:sz w:val="18"/>
         </w:rPr>
         <w:br/>
-        <w:t>*   Promove a colaboração interdisciplinar entre Equipes de Saúde da Família (eSF) e Núcleos de Apoio à Saúde da Família (NASF).</w:t>
+        <w:t>- Promove a colaboração interdisciplinar entre equipes de Saúde da Família (eSF) e Núcleos de Apoio à Saúde da Família (NASF).</w:t>
       </w:r>
       <w:r>
         <w:rPr>
@@ -58,7 +58,7 @@
           <w:sz w:val="18"/>
         </w:rPr>
         <w:br/>
-        <w:t>*   Estrutura-se em duas dimensões primordiais: técnico-pedagógica e assistencial.</w:t>
+        <w:t>- Atua nas dimensões técnico-pedagógica e assistencial, fortalecendo a capacidade resolutiva das eSF.</w:t>
       </w:r>
       <w:r>
         <w:rPr>
@@ -66,128 +66,50 @@
           <w:sz w:val="18"/>
         </w:rPr>
         <w:br/>
-        <w:t>*   Enfrenta desafios como lacunas de conhecimento, dificuldades relacionais e formação inadequada dos profissionais.</w:t>
+        <w:t>- Sua implementação enfrenta desafios como a falta de conhecimento e dificuldades relacionais, exigindo educação permanente.</w:t>
       </w:r>
+    </w:p>
+    <w:p>
+      <w:pPr>
+        <w:ind w:left="283" w:right="283"/>
+      </w:pPr>
       <w:r>
         <w:rPr>
-          <w:rFonts w:ascii="Arial" w:hAnsi="Arial"/>
-          <w:sz w:val="18"/>
+          <w:b/>
+          <w:i/>
         </w:rPr>
-        <w:br/>
-        <w:t>*   Possui potencial de expansão por meio da integração intersetorial, uso de tecnologias e incorporação da sensibilidade cultural.</w:t>
+        <w:t>Educação Permanente em Matriciamento</w:t>
       </w:r>
-      <w:r>
-        <w:br/>
-      </w:r>
+    </w:p>
+    <w:p>
+      <w:pPr>
+        <w:ind w:left="283" w:right="283"/>
+      </w:pPr>
       <w:r>
         <w:rPr>
-          <w:rFonts w:ascii="Arial" w:hAnsi="Arial"/>
-          <w:sz w:val="18"/>
+          <w:b/>
+          <w:i/>
         </w:rPr>
-        <w:br/>
-        <w:t>O Apoio Matricial constitui uma estratégia fundamental na Atenção Primária à Saúde (APS), concebida para fomentar a integralidade do cuidado por meio da colaboração interdisciplinar entre as Equipes de Saúde da Família (eSF) e os Núcleos de Apoio à Saúde da Família (NASF). Sua relevância é particularmente acentuada em contextos de saúde mental e de complexidades clínicas, onde o matriciamento fortalece a capacidade resolutiva das equipes ao integrar diversas expertises e abordagens no manejo do paciente².</w:t>
+        <w:t>A educação continuada e a formação dos profissionais de saúde são cruciais para o sucesso do Apoio Matricial. Programas de capacitação devem ser implementados para familiarizar os profissionais com as práticas de matriciamento e desenvolver as competências necessárias para a implementação eficaz das estratégias de cuidado, especialmente em áreas com lacunas de conhecimento¹².</w:t>
       </w:r>
+    </w:p>
+    <w:p>
       <w:r>
-        <w:br/>
+        <w:t>No entanto, a implementação do Apoio Matricial enfrenta desafios significativos. A falta de conhecimento adequado sobre o Apoio Matricial entre gestores e profissionais de saúde pode prejudicar a aplicação das práticas e ferramentas propostas, resultando em uma implementação ineficaz. Isso inclui a ausência de participação ativa dos profissionais e o estigma associado às condições de saúde, que pode impactar a adesão ao modelo¹². Além disso, dificuldades relacionais e organizacionais são comuns, com problemas como a fragmentação do cuidado e a ausência de uma abordagem sistemática enfraquecendo a integração entre os serviços. Um estudo qualitativo objetivou analisar as concepções sobre matriciamento em saúde mental, evidenciando essas dificuldades⁶.</w:t>
       </w:r>
+    </w:p>
+    <w:p/>
+    <w:p>
+      <w:pPr>
+        <w:ind w:left="283" w:right="283"/>
+      </w:pPr>
       <w:r>
         <w:rPr>
-          <w:rFonts w:ascii="Arial" w:hAnsi="Arial"/>
-          <w:sz w:val="18"/>
+          <w:b/>
+          <w:i/>
+          <w:color w:val="B40000"/>
         </w:rPr>
-        <w:br/>
-        <w:t>## Conceituação e Dimensões do Apoio Matricial</w:t>
-      </w:r>
-      <w:r>
-        <w:br/>
-      </w:r>
-      <w:r>
-        <w:rPr>
-          <w:rFonts w:ascii="Arial" w:hAnsi="Arial"/>
-          <w:sz w:val="18"/>
-        </w:rPr>
-        <w:br/>
-        <w:t>O Apoio Matricial visa integrar, de forma eficiente e colaborativa, os cuidados ofertados pelas Equipes de Saúde da Família (eSF) e pelos Núcleos de Apoio à Saúde da Família (NASF). Esta abordagem estrutura-se em duas dimensões primordiais: a técnico-pedagógica e a assistencial, ambas essenciais para a promoção de uma assistência integral.</w:t>
-      </w:r>
-      <w:r>
-        <w:br/>
-      </w:r>
-      <w:r>
-        <w:rPr>
-          <w:rFonts w:ascii="Arial" w:hAnsi="Arial"/>
-          <w:sz w:val="18"/>
-        </w:rPr>
-        <w:br/>
-        <w:t>Na dimensão técnico-pedagógica, o NASF assume um papel central ao prover suporte especializado às eSF. Este suporte abrange a promoção de educação permanente, a capacitação em práticas baseadas em evidências, a discussão de casos complexos e o desenvolvimento de projetos terapêuticos singulares e compartilhados. Tais atividades não apenas fortalecem as competências clínicas das equipes da APS, capacitando-as a manejar uma vasta gama de condições de saúde, incluindo questões complexas de saúde mental, mas também contribuem para uma abordagem integrada e colaborativa no manejo dos cuidados na comunidade6.</w:t>
-      </w:r>
-      <w:r>
-        <w:br/>
-      </w:r>
-      <w:r>
-        <w:rPr>
-          <w:rFonts w:ascii="Arial" w:hAnsi="Arial"/>
-          <w:sz w:val="18"/>
-        </w:rPr>
-        <w:br/>
-        <w:t>Por intermédio do matriciamento, as eSF, que atuam na linha de frente da APS, são apoiadas por profissionais especializados do NASF, configurando uma rede de cuidado mais robusta e cooperativa. Isso permite que as equipes de referência disponham de suporte técnico especializado para enfrentar desafios clínicos complexos, minimizando a necessidade de encaminhamentos externos imediatos. Em vez de meramente referenciar casos a especialistas, as equipes de matriciamento colaboram na elaboração de estratégias de intervenção mais adequadas às necessidades locais e às condições de saúde da população assistida.</w:t>
-      </w:r>
-      <w:r>
-        <w:br/>
-      </w:r>
-      <w:r>
-        <w:rPr>
-          <w:rFonts w:ascii="Arial" w:hAnsi="Arial"/>
-          <w:sz w:val="18"/>
-        </w:rPr>
-        <w:br/>
-        <w:t>Adicionalmente, o matriciamento transcende o aspecto técnico-clínico, fomentando uma cultura de colaboração e aprendizado contínuo entre os diversos profissionais de saúde. Tal processo incentiva a troca de experiências e o compartilhamento de conhecimentos. Essa integração não só aprimora a qualidade do atendimento prestado, mas também fortalece o vínculo entre os profissionais e a comunidade, elevando a confiança dos usuários nos serviços de saúde locais³,4.</w:t>
-      </w:r>
-      <w:r>
-        <w:br/>
-      </w:r>
-      <w:r>
-        <w:rPr>
-          <w:rFonts w:ascii="Arial" w:hAnsi="Arial"/>
-          <w:sz w:val="18"/>
-        </w:rPr>
-        <w:br/>
-        <w:t>Em síntese, o Apoio Matricial representa uma transformação significativa na concepção e na entrega dos cuidados de saúde na APS. Ao enfatizar a colaboração interdisciplinar, o desenvolvimento de competências clínicas e a implementação de práticas baseadas em evidências, a estratégia não apenas otimiza os resultados em saúde, mas também fortalece o sistema de saúde como um todo, tornando-o mais resiliente e responsivo às demandas da população³.</w:t>
-      </w:r>
-      <w:r>
-        <w:br/>
-      </w:r>
-      <w:r>
-        <w:rPr>
-          <w:rFonts w:ascii="Arial" w:hAnsi="Arial"/>
-          <w:sz w:val="18"/>
-        </w:rPr>
-        <w:br/>
-        <w:t>## Implementação e Desafios</w:t>
-      </w:r>
-      <w:r>
-        <w:br/>
-      </w:r>
-      <w:r>
-        <w:rPr>
-          <w:rFonts w:ascii="Arial" w:hAnsi="Arial"/>
-          <w:sz w:val="18"/>
-        </w:rPr>
-        <w:br/>
-        <w:t>A implementação do Apoio Matricial na Atenção Primária à Saúde (APS) demanda uma abordagem coordenada entre os Núcleos de Apoio à Saúde da Família (NASF) e as Equipes de Saúde da Família (eSF). Este processo é iniciado com a realização de reuniões periódicas entre os profissionais do NASF e das eSF, as quais são cruciais para o alinhamento de estratégias de cuidado, a revisão de protocolos e a avaliação contínua dos resultados. Tais encontros promovem a troca de conhecimentos e experiências, fomentando uma abordagem colaborativa e integrada no manejo das condições de saúde da comunidade11.</w:t>
-      </w:r>
-      <w:r>
-        <w:br/>
-      </w:r>
-      <w:r>
-        <w:rPr>
-          <w:rFonts w:ascii="Arial" w:hAnsi="Arial"/>
-          <w:sz w:val="18"/>
-        </w:rPr>
-        <w:br/>
-        <w:t>Na prática, o Apoio Matricial se concretiza por meio de consultas conjuntas e visitas domiciliares coordenadas. Essas ações ampliam o acesso aos cuidados e aprimoram a continuidade do atendimento, permitindo que as eSF e os especialistas do NASF atuem em conjunto para atender às necessidades dos pacientes de forma mais holística e integrada¹. A educação permanente e a capacitação dos profissionais são igualmente essenciais para o êxito do Apoio Matricial. Programas de formação auxiliam os profissionais a se familiarizarem com as práticas de matriciamento e a desenvolverem as competências necessárias para a implementação eficaz das estratégias de cuidado, sendo indispensáveis em áreas com lacunas de conhecimento sobre o tema12.</w:t>
-      </w:r>
-      <w:r>
-        <w:br/>
+        <w:t>Desafios na Implementação do Apoio Matricial</w:t>
       </w:r>
     </w:p>
     <w:p>
@@ -200,70 +122,12 @@
           <w:i/>
           <w:color w:val="B40000"/>
         </w:rPr>
-        <w:t>PONTOS DE ALERTA NA IMPLEMENTAÇÃO</w:t>
-      </w:r>
-    </w:p>
-    <w:p>
-      <w:pPr>
-        <w:ind w:left="283" w:right="283"/>
-      </w:pPr>
-      <w:r>
-        <w:rPr>
-          <w:b/>
-          <w:i/>
-          <w:color w:val="B40000"/>
-        </w:rPr>
-        <w:t>*   **Lacunas de Conhecimento:** A falta de compreensão sobre o Apoio Matricial por gestores e profissionais pode comprometer a aplicação das práticas e ferramentas propostas.</w:t>
-      </w:r>
-    </w:p>
-    <w:p>
-      <w:pPr>
-        <w:ind w:left="283" w:right="283"/>
-      </w:pPr>
-      <w:r>
-        <w:rPr>
-          <w:b/>
-          <w:i/>
-          <w:color w:val="B40000"/>
-        </w:rPr>
-        <w:t>*   **Dificuldades Relacionais e Organizacionais:** Problemas como a fragmentação do cuidado e a ausência de abordagem sistemática enfraquecem a integração dos serviços.</w:t>
-      </w:r>
-    </w:p>
-    <w:p>
-      <w:pPr>
-        <w:ind w:left="283" w:right="283"/>
-      </w:pPr>
-      <w:r>
-        <w:rPr>
-          <w:b/>
-          <w:i/>
-          <w:color w:val="B40000"/>
-        </w:rPr>
-        <w:t>*   **Estigma:** O estigma associado a certas condições de saúde pode impactar negativamente a adesão ao modelo de matriciamento.</w:t>
-      </w:r>
-    </w:p>
-    <w:p>
-      <w:pPr>
-        <w:ind w:left="283" w:right="283"/>
-      </w:pPr>
-      <w:r>
-        <w:rPr>
-          <w:b/>
-          <w:i/>
-          <w:color w:val="B40000"/>
-        </w:rPr>
-        <w:t>*   **Formação Acadêmica Inadequada:** A carência de uma base sólida em práticas de matriciamento limita a capacidade dos profissionais de aplicar efetivamente as estratégias.</w:t>
+        <w:t>A falta de conhecimento sobre o Apoio Matricial por parte de gestores e profissionais, a baixa participação ativa das equipes e o estigma associado a certas condições de saúde podem comprometer a eficácia da implementação. Dificuldades relacionais e organizacionais, como a fragmentação do cuidado, também representam barreiras significativas¹².</w:t>
       </w:r>
     </w:p>
     <w:p>
       <w:r>
-        <w:t>Contudo, a implementação do Apoio Matricial enfrenta desafios significativos. A carência de conhecimento adequado sobre o Apoio Matricial entre gestores e profissionais de saúde pode comprometer a aplicação das práticas e ferramentas propostas, resultando em uma implementação ineficaz. Isso inclui a ausência de participação ativa dos profissionais e o estigma associado às condições de saúde, que pode impactar a adesão ao modelo12. Adicionalmente, dificuldades relacionais e organizacionais são frequentemente observadas, manifestando-se como fragmentação do cuidado e ausência de uma abordagem sistemática, o que fragiliza a integração entre os serviços. Um estudo qualitativo, que objetivou analisar as concepções sobre matriciamento em saúde mental, corrobora essa perspectiva6.</w:t>
-      </w:r>
-    </w:p>
-    <w:p/>
-    <w:p>
-      <w:r>
-        <w:t>A formação acadêmica insuficiente dos profissionais constitui outro desafio identificado. A ausência de uma base sólida em práticas de matriciamento pode limitar a capacidade dos profissionais de aplicar efetivamente as estratégias propostas. A educação permanente é crucial para superar essas barreiras e aprimorar a compreensão e a eficácia das práticas matriciais12. Ademais, uma pesquisa conduzida em Itapevi, SP, evidenciou dificuldades específicas nas ações de saúde na Atenção Básica, tais como a baixa capacidade de identificar demandas e riscos, a propensão à medicalização e a reduzida participação dos usuários. Apesar desses obstáculos, foram observados avanços notáveis na percepção dos trabalhadores e na mobilização de recursos internos para o cuidado, servindo como alicerce para a introdução do matriciamento13.</w:t>
+        <w:t>A formação acadêmica inadequada dos profissionais constitui outro desafio identificado. A ausência de uma base sólida em práticas de matriciamento pode limitar a capacidade dos profissionais de aplicar efetivamente as estratégias propostas. A educação permanente é essencial para superar essas barreiras e aprimorar a compreensão e a eficácia das práticas matriciais¹². Adicionalmente, um estudo realizado em Itapevi, SP, revelou dificuldades específicas nas ações de saúde na Atenção Básica, tais como a baixa capacidade de identificar demandas e riscos, a tendência à medicalização e a reduzida participação dos usuários. Apesar dessas dificuldades, foram alcançados avanços significativos na percepção dos trabalhadores e na mobilização de recursos internos para o cuidado, servindo como base para a introdução do matriciamento¹³.</w:t>
       </w:r>
     </w:p>
     <w:p/>
@@ -272,19 +136,18 @@
         <w:pStyle w:val="Heading1"/>
       </w:pPr>
       <w:r>
-        <w:t>Operacionalização na Prática</w:t>
+        <w:t>Como Funciona na Prática</w:t>
+      </w:r>
+    </w:p>
+    <w:p>
+      <w:r>
+        <w:t>Na prática, o Apoio Matricial materializa-se por meio de consultas conjuntas, visitas domiciliares coordenadas, grupos terapêuticos e outras intervenções que respondem de forma abrangente às demandas variadas de saúde¹. Essas práticas não apenas ampliam o acesso aos cuidados, mas também melhoram a continuidade do atendimento, garantindo uma resposta mais efetiva às necessidades específicas dos usuários, especialmente aqueles com condições crônicas e complexas.</w:t>
       </w:r>
     </w:p>
     <w:p/>
     <w:p>
       <w:r>
-        <w:t>A operacionalização do Apoio Matricial ocorre por meio de consultas conjuntas, visitas domiciliares coordenadas, grupos terapêuticos e outras intervenções que respondem de forma abrangente às diversas demandas de saúde¹. Tais práticas não apenas ampliam o acesso aos cuidados, mas também aprimoram a continuidade do atendimento, assegurando uma resposta mais efetiva às necessidades específicas dos usuários, particularmente aqueles com condições crônicas e complexas.</w:t>
-      </w:r>
-    </w:p>
-    <w:p/>
-    <w:p>
-      <w:r>
-        <w:t>Um estudo que investigou as práticas e concepções do matriciamento em saúde mental, sob as perspectivas de equipes de referência, equipes matriciais e gestores, revelou duas concepções primordiais: o matriciamento como uma oportunidade de encontro produtivo entre equipes de saúde e como uma estratégia de formação em serviço. As observações realizadas, totalizando 110 horas, confirmaram a imperatividade de criar, sistematizar e fortalecer espaços de diálogo entre as equipes de referência, as equipes matriciais e os gestores, visando à consolidação do matriciamento e ao aprimoramento de suas práticas5.</w:t>
+        <w:t>Um estudo analisou as práticas e concepções do matriciamento em saúde mental a partir das perspectivas de equipes de referência, equipes matriciais e gestores. Foram realizadas entrevistas com 41 participantes e observações de 110 horas das práticas matriciais. O estudo revelou duas principais concepções sobre o matriciamento: como uma oportunidade de encontro produtivo entre equipes de saúde e como uma estratégia de formação em serviço. As observações confirmaram a necessidade de criar, sistematizar e fortalecer espaços de diálogo entre equipes de referência, equipes matriciais e gestores para consolidar o matriciamento e aprimorar suas práticas⁵.</w:t>
       </w:r>
     </w:p>
     <w:p/>
@@ -293,130 +156,30 @@
         <w:pStyle w:val="Heading1"/>
       </w:pPr>
       <w:r>
-        <w:t>Perspectivas Futuras e Potencialidades</w:t>
+        <w:t>Potenciais de Organização Futura</w:t>
+      </w:r>
+    </w:p>
+    <w:p>
+      <w:r>
+        <w:t>Para o futuro, o Apoio Matricial pode expandir-se por meio da integração intersetorial com serviços sociais, educacionais e comunitários⁹. Esta integração é crucial para fortalecer as redes de cuidado, permitindo uma abordagem mais holística dos determinantes sociais da saúde. A colaboração com esses setores pode não apenas melhorar o acesso e a qualidade dos serviços, mas também promover ações preventivas e educativas que são fundamentais para a saúde comunitária.</w:t>
       </w:r>
     </w:p>
     <w:p/>
     <w:p>
       <w:r>
-        <w:t>Para o futuro, o Apoio Matricial apresenta potencial de expansão por meio da integração intersetorial com serviços sociais, educacionais e comunitários9. Esta integração é crucial para o fortalecimento das redes de cuidado, possibilitando uma abordagem mais holística dos determinantes sociais da saúde. A colaboração com esses setores pode não apenas aprimorar o acesso e a qualidade dos serviços, mas também promover ações preventivas e educativas, essenciais para a saúde comunitária.</w:t>
-      </w:r>
-    </w:p>
-    <w:p/>
-    <w:p>
-      <w:pPr>
-        <w:ind w:left="283" w:right="283"/>
-      </w:pPr>
-      <w:r>
-        <w:rPr>
-          <w:b/>
-          <w:i/>
-        </w:rPr>
-        <w:t>RECOMENDAÇÕES PARA O AVANÇO DO MATRICIAMENTO</w:t>
-      </w:r>
-    </w:p>
-    <w:p>
-      <w:pPr>
-        <w:ind w:left="283" w:right="283"/>
-      </w:pPr>
-      <w:r>
-        <w:rPr>
-          <w:b/>
-          <w:i/>
-        </w:rPr>
-        <w:t>*   **Integração Intersetorial:** Estabelecer parcerias com serviços sociais, educacionais e comunitários para uma abordagem holística dos determinantes sociais da saúde.</w:t>
-      </w:r>
-    </w:p>
-    <w:p>
-      <w:pPr>
-        <w:ind w:left="283" w:right="283"/>
-      </w:pPr>
-      <w:r>
-        <w:rPr>
-          <w:b/>
-          <w:i/>
-        </w:rPr>
-        <w:t>*   **Uso de Tecnologias da Informação e Comunicação (TICs):** Implementar TICs para otimizar a gestão de casos, facilitar o compartilhamento de informações e apoiar a educação permanente dos profissionais.</w:t>
-      </w:r>
-    </w:p>
-    <w:p>
-      <w:pPr>
-        <w:ind w:left="283" w:right="283"/>
-      </w:pPr>
-      <w:r>
-        <w:rPr>
-          <w:b/>
-          <w:i/>
-        </w:rPr>
-        <w:t>*   **Desenvolvimento de Matrizes de Intervenção Adaptadas:** Criar e implementar matrizes de intervenção que considerem as necessidades locais e promovam a articulação entre as eSF e os serviços existentes.</w:t>
-      </w:r>
-    </w:p>
-    <w:p>
-      <w:pPr>
-        <w:ind w:left="283" w:right="283"/>
-      </w:pPr>
-      <w:r>
-        <w:rPr>
-          <w:b/>
-          <w:i/>
-        </w:rPr>
-        <w:t>*   **Investimento em Formação e Suporte:** Fortalecer a capacitação das equipes para a promoção da saúde e prevenção ao uso de drogas, reconhecendo o matriciamento como potencializador da APS.</w:t>
-      </w:r>
-    </w:p>
-    <w:p>
-      <w:pPr>
-        <w:ind w:left="283" w:right="283"/>
-      </w:pPr>
-      <w:r>
-        <w:rPr>
-          <w:b/>
-          <w:i/>
-        </w:rPr>
-        <w:t>*   **Incorporação da Competência Cultural:** Estimular o debate sobre as dimensões socioculturais e integrar a perspectiva culturalmente sensível no planejamento terapêutico para melhorar a adesão e eficácia das intervenções.</w:t>
-      </w:r>
-    </w:p>
-    <w:p>
-      <w:r>
-        <w:t>Adicionalmente, a implementação de tecnologias da informação e comunicação (TICs) pode otimizar a gestão de casos e facilitar o compartilhamento de informações entre as Equipes de Saúde da Família (eSF) e os serviços especializados. As TICs possuem o potencial de aprimorar a coordenação dos cuidados, apoiar a educação permanente dos profissionais de saúde e assegurar que informações cruciais estejam acessíveis a todos os envolvidos no processo de cuidado. Tais inovações tecnológicas podem contribuir para uma gestão mais eficiente e integrada dos cuidados, elevando a qualidade dos serviços prestados.</w:t>
+        <w:t>Além disso, a implementação de tecnologias da informação e comunicação (TICs) pode otimizar a gestão de casos e facilitar o compartilhamento de informações entre as Equipes de Saúde da Família e os serviços especializados. As TICs possuem o potencial de aprimorar a coordenação dos cuidados, apoiar a educação continuada dos profissionais de saúde e garantir que informações cruciais estejam acessíveis para todos os envolvidos no cuidado. Essas inovações tecnológicas podem contribuir para uma gestão mais eficiente e integrada dos cuidados, elevando a qualidade dos serviços prestados.</w:t>
       </w:r>
     </w:p>
     <w:p/>
     <w:p>
       <w:r>
-        <w:t>Um exemplo relevante dessa abordagem é a proposta de intervenção desenvolvida na Região de Saúde de Cruz das Almas. Esta proposta visa aprimorar a articulação entre as eSF e os serviços existentes, mediante a criação e implementação de uma matriz de intervenção adaptada às necessidades locais. O objetivo é promover espaços para a promoção e prevenção em saúde, além de ofertar um cuidado integrado na Atenção Básica. A proposta inclui a realização de encontros de avaliação e adequação para garantir a eficácia da implementação e o atendimento às necessidades da comunidade local8.</w:t>
+        <w:t>Um exemplo relevante dessa abordagem é a proposta de intervenção desenvolvida na Região de Saúde de Cruz das Almas. Esta proposta visa aprimorar a articulação entre as Equipes de Saúde da Família (eSF) e os serviços existentes, por meio da criação e implementação de uma matriz de intervenção adaptada às necessidades locais. O objetivo é promover espaços para a promoção e prevenção em saúde, além de oferecer um cuidado integrado na Atenção Básica. A proposta inclui a realização de encontros de avaliação e adequação para garantir que a implementação seja eficaz e atenda às necessidades da comunidade local⁸.</w:t>
       </w:r>
     </w:p>
     <w:p/>
     <w:p>
       <w:r>
-        <w:t>Uma perspectiva valiosa sobre as estratégias de promoção da saúde e prevenção ao uso de drogas na Atenção Primária pode ser explorada no contexto do matriciamento. Um estudo qualitativo, conduzido na Rede de Atenção Psicossocial (RAPS) de um município do Rio Grande do Sul, ressalta a urgência de investimentos e suporte para aprimorar as ações de promoção da saúde e prevenção. O artigo identifica o matriciamento como uma potencialidade para fortalecer a atuação da Atenção Primária, sugerindo que um maior investimento na formação e no suporte das equipes pode impactar significativamente a qualidade e a eficácia dos cuidados ofertados na Atenção Básica10.</w:t>
-      </w:r>
-    </w:p>
-    <w:p/>
-    <w:p>
-      <w:r>
-        <w:t>No entanto, um estudo qualitativo realizado na Região Sul do Brasil revelou que, apesar dos esforços para aprimorar o cuidado, persiste um descompasso entre as intenções dos apoiadores e as expectativas dos profissionais de saúde. Este conflito sinaliza a necessidade de reavaliação das práticas e políticas públicas para assegurar que o Apoio Matricial possa efetivamente promover a saúde e a cidadania na Atenção Primária à Saúde7.</w:t>
-      </w:r>
-    </w:p>
-    <w:p/>
-    <w:p>
-      <w:r>
-        <w:t>Por fim, a incorporação de uma perspectiva culturalmente sensível no planejamento e na prática do Apoio Matricial é crucial. Embora os profissionais reconheçam a importância dos condicionantes socioculturais nos casos clínicos e nas interações com usuários e comunidades, a competência cultural ainda se mostra insuficiente para uma compreensão crítica da diversidade cultural. Estimular o debate sobre as dimensões socioculturais e considerar as particularidades culturais pode representar um avanço significativo no cuidado colaborativo. A integração da cultura no planejamento e na prática não apenas aprimora a adesão às intervenções, mas também eleva a eficácia das estratégias de cuidado na Atenção Primária5.</w:t>
-      </w:r>
-    </w:p>
-    <w:p/>
-    <w:p>
-      <w:pPr>
-        <w:pStyle w:val="Heading1"/>
-      </w:pPr>
-      <w:r>
-        <w:t>Considerações Finais</w:t>
-      </w:r>
-    </w:p>
-    <w:p/>
-    <w:p>
-      <w:r>
-        <w:t>O Apoio Matricial representa uma evolução substancial na abordagem das complexidades de saúde da população pela Atenção Primária à Saúde (APS). Ao integrar saberes e práticas, esta estratégia não apenas fortalece a capacidade de resposta das Equipes de Saúde da Família (eSF) e dos Núcleos de Apoio à Saúde da Família (NASF), mas também promove uma abordagem mais humanizada e centrada no paciente. A colaboração interdisciplinar, fundamentada em evidências e orientada para o paciente, é essencial para o enfrentamento dos desafios contemporâneos da saúde pública, assegurando cuidados mais integrados e eficazes.</w:t>
+        <w:t>Adicionalmente, uma perspectiva valiosa sobre as estratégias de promoção da saúde e prevenção ao uso de drogas na Atenção Primária pode ser exposta ao se tratar de matriciamento. Um estudo qualitativo, desenvolvido na Rede de Atenção Psicossocial (RAPS) de um município do Rio Grande do Sul, destaca a necessidade urgente de investimentos e suporte para melhorar as ações de promoção da saúde e prevenção. O artigo identifica o matriciamento como uma potencialidade para fortalecer a atuação da Atenção Primária, sugerindo que um maior investimento na formação e no suporte das equipes pode ter um impacto significativo na qualidade e eficácia dos cuidados oferecidos na Atenção Básica¹⁰.</w:t>
       </w:r>
     </w:p>
     <w:p/>
@@ -426,18 +189,103 @@
           <w:color w:val="FF0000"/>
           <w:highlight w:val="yellow"/>
         </w:rPr>
-        <w:t>1.  **Terminologia "eSF" vs "SF":** O texto original utilizava "SF" para "Equipes de Saúde da Família" na maioria das ocorrências, mas "ESF" em uma referência. Foi padronizado para "eSF" (Equipes de Saúde da Família) em todo o capítulo, conforme a terminologia atual do Ministério da Saúde. Sugere-se verificar se há alguma razão específica para a utilização de "SF" em vez de "eSF" no contexto original do guia.</w:t>
+        <w:t>Verificar a consistência da referência 7. O texto original menciona um estudo qualitativo na Região Sul do Brasil que revelou um descompasso entre intenções e expectativas, mas a referência 7 (OLIVEIRA, Gustavo Costa de. Ações do apoio matricial na Atenção Primária à Saúde: estudo fenomenológico) não especifica a região. É importante garantir que a referência citada corresponde exatamente ao conteúdo descrito.</w:t>
       </w:r>
     </w:p>
     <w:p>
       <w:r>
-        <w:rPr>
-          <w:color w:val="FF0000"/>
-          <w:highlight w:val="yellow"/>
-        </w:rPr>
-        <w:t>2.  **Integração de Conteúdo:** O parágrafo final da seção "Potenciais de organização futuro" sobre sensibilidade cultural foi reescrito e integrado ao parágrafo anterior sobre o mesmo tema, pois apresentava redundância de conteúdo e repetição da referência.</w:t>
+        <w:t>Por fim, é crucial incorporar uma perspectiva culturalmente sensível no planejamento e na prática do Apoio Matricial. Embora os profissionais reconheçam a importância dos condicionantes socioculturais nos casos clínicos e nas interações com usuários e comunidades, a competência cultural ainda é considerada insuficiente para uma compreensão crítica da diversidade cultural. Estimular o debate sobre as dimensões socioculturais e considerar as particularidades culturais pode representar um avanço significativo no cuidado colaborativo, ajudando a superar desafios e potencializando as práticas matriciais. Assim, integrar a cultura no planejamento e na prática pode melhorar a adesão e a eficácia das intervenções em saúde⁵.</w:t>
       </w:r>
     </w:p>
+    <w:p/>
+    <w:p>
+      <w:pPr>
+        <w:pStyle w:val="Heading1"/>
+      </w:pPr>
+      <w:r>
+        <w:t>Conclusão</w:t>
+      </w:r>
+    </w:p>
+    <w:p>
+      <w:r>
+        <w:t>O Apoio Matricial representa uma evolução significativa na forma como a APS aborda as complexidades de saúde da população. Ao integrar saberes e práticas, esta estratégia não apenas fortalece a capacidade de resposta das eSF e do NASF, mas também promove uma abordagem mais humanizada e centrada no paciente. A colaboração interdisciplinar, baseada em evidências e focada no paciente, é essencial para enfrentar os desafios contemporâneos da saúde pública, garantindo cuidados mais integrados e eficazes.</w:t>
+      </w:r>
+    </w:p>
+    <w:p/>
+    <w:p>
+      <w:pPr>
+        <w:pStyle w:val="Heading1"/>
+      </w:pPr>
+      <w:r>
+        <w:t>REFERÊNCIAS</w:t>
+      </w:r>
+    </w:p>
+    <w:p>
+      <w:r>
+        <w:t>¹COHEN, Marina Chansky. Impasses e potências: o matriciamento como dispositivo de cuidado. Interface (Botucatu, Online), v. 25, e200462, 2021. Disponível em: &lt;https://doi.org/10.1590/Interface.200462&gt;.</w:t>
+      </w:r>
+    </w:p>
+    <w:p>
+      <w:r>
+        <w:t>²Como o apoio matricial pode ser desenvolvido na Atenção Básica em Saúde/Atenção Primária em Saúde? Biblioteca Virtual em Saúde, 2015. Disponível em: &lt;https://aps-repo.bvs.br/aps/como-o-apoio-matricial-pode-ser-desenvolvido-na-atencao-basica-em-saudeatencao-primaria-em-saude/&gt;. Acesso em: 14 ago. 2024.</w:t>
+      </w:r>
+    </w:p>
+    <w:p>
+      <w:r>
+        <w:t>³GUSMÃO, Ricardo. Atuação do enfermeiro em saúde mental na estratégia de saúde da família. Journal of Health and Biological Sciences, v. 10, n. 1, 2022. Disponível em: &lt;https://doi.org/10.12662/2317-3076jhbs.v10i1.3721.p1-6.2022&gt;.</w:t>
+      </w:r>
+    </w:p>
+    <w:p>
+      <w:r>
+        <w:t>⁴FAGUNDES, Giselle Soares. Matriciamento em Saúde Mental: análise do cuidado às pessoas em sofrimento psíquico na Atenção Básica. Ciência &amp; Saúde Coletiva, v. 26, n. 6, pp. 2311-2322, 2021. Disponível em: &lt;https://doi.org/10.1590/1413-81232021266.20032019&gt;.</w:t>
+      </w:r>
+    </w:p>
+    <w:p>
+      <w:r>
+        <w:t>⁵IGLESIAS, Alexandra. Matriciamento em Saúde Mental: práticas e concepções trazidas por equipes de referência, matriciadores e gestores. Ciência &amp; Saúde Coletiva (online), v. 24, n. 4, pp. 1247-1254, 2019. Disponível em: &lt;https://doi.org/10.1590/1413-81232018244.05362017&gt;.</w:t>
+      </w:r>
+    </w:p>
+    <w:p>
+      <w:r>
+        <w:t>⁶IGLESIAS, Alexandra. Conhecendo o matriciamento em saúde mental pela perspectiva dos matriciadores. Espaç.saúde, v. 22, 2021, pp. 1-12, 24. Disponível em: &lt;https://pesquisa.bvsalud.org/portal/resource/pt/biblio-1353631&gt;.</w:t>
+      </w:r>
+    </w:p>
+    <w:p>
+      <w:r>
+        <w:t>⁷OLIVEIRA, Gustavo Costa de. Ações do apoio matricial na Atenção Primária à Saúde: estudo fenomenológico. Acta Paulista de Enfermagem (online), v. 32, n. 6, pp. 674-682, 2019. Disponível em: &lt;https://doi.org/10.1590/1982-0194201900093&gt;.</w:t>
+      </w:r>
+    </w:p>
+    <w:p>
+      <w:r>
+        <w:t>⁸SANTANA, Elisangela Ferreira de. Proposta de Matriciamento em Saúde Mental nos municípios da Região de Saúde de Cruz das Almas. Trabalho de Conclusão de Curso (Especialização) - Escola Estadual de Saúde Pública, Salvador, 2019. Disponível em: &lt;https://pesquisa.bvsalud.org/portal/resource/pt/biblio-1129712&gt;.</w:t>
+      </w:r>
+    </w:p>
+    <w:p>
+      <w:r>
+        <w:t>⁹SANTOS, Angela Maria. O matriciamento em saúde mental como dispositivo para a formação e gestão do cuidado em saúde. Physis: Revista de Saúde Coletiva (online), v. 30, n. 04, e300409, 2020. Disponível em: &lt;https://doi.org/10.1590/S0103-73312020300409&gt;.</w:t>
+      </w:r>
+    </w:p>
+    <w:p>
+      <w:r>
+        <w:t>¹⁰SANTOS, Elitiele Ortiz dos. Avaliação das estratégias de promoção da saúde e prevenção ao uso de drogas na rede psicossocial. Escola Anna Nery (online), v. 27, e20220110, 2023. Disponível em: &lt;https://doi.org/10.1590/2177-9465-EAN-2022-0110pt&gt;.</w:t>
+      </w:r>
+    </w:p>
+    <w:p>
+      <w:r>
+        <w:t>¹¹SOUSA, Paulo Henrique Caetano de. Relato da implantação do matriciamento em um município cearense: dos desafios às conquistas. Rev. baiana saúde pública, v. 45, n. 4, pp. 241-251, 2021. Disponível em: &lt;https://doi.org/10.22278/2318-2660.2021.v45.n4.a3422&gt;.</w:t>
+      </w:r>
+    </w:p>
+    <w:p>
+      <w:r>
+        <w:t>¹²VASCONCELO, Marilena Silva de. Conhecimento de gestores e profissionais da rede de atenção psicossocial sobre matriciamento em saúde mental. Ciênc. cuid. saúde, v. 18, n. 4, e43922, 2019. Disponível em: &lt;https://doi.org/10.4025/cienccuidsaude.v18i4.43922&gt;.</w:t>
+      </w:r>
+    </w:p>
+    <w:p>
+      <w:r>
+        <w:t>¹³YAMAGUTI, Claudiney Augusto. Grupos de reflexão em Saúde Mental: possibilidade de interlocução entre a Saúde Mental e a Atenção Básica no município de Itapevi – SP. BIS, Bol. Inst. Saúde (Impr.), v. 20, n. 1, pp. 132-138, 2019. Disponível em: &lt;https://pesquisa.bvsalud.org/portal/resource/pt/biblio-1009105&gt;.</w:t>
+      </w:r>
+    </w:p>
+    <w:p/>
     <w:p>
       <w:r>
         <w:rPr>
@@ -494,9 +342,9 @@
           <w:i/>
           <w:sz w:val="18"/>
         </w:rPr>
-        <w:t>Ministério da Saúde - Atenção Primária à Saúde: [</w:t>
+        <w:t>1.  Ministério da Saúde - Cadernos de Atenção Básica: Saúde Mental: &lt;</w:t>
         <w:br/>
-        <w:t>https://www.gov.br/saude/pt-br/composicao/saes/atencao-primaria-a-saude](https://www.gov.br/saude/pt-br/composicao/saes/atencao-primaria-a-saude)</w:t>
+        <w:t>https://www.gov.br/saude/pt-br/composicao/saes/dapes/cgsm/publicacoes/cadernos-de-atencao-basica-saude-mental&gt;</w:t>
       </w:r>
     </w:p>
     <w:p>
@@ -547,9 +395,9 @@
           <w:i/>
           <w:sz w:val="18"/>
         </w:rPr>
-        <w:t>Biblioteca Virtual em Saúde (BVS) - Atenção Primária à Saúde: [</w:t>
+        <w:t>2.  Sociedade Brasileira de Medicina de Família e Comunidade (SBMFC) - Matriciamento em Saúde Mental: &lt;</w:t>
         <w:br/>
-        <w:t>https://aps.bvs.br/](https://aps.bvs.br/)</w:t>
+        <w:t>https://www.sbmfc.org.br/noticias/matriciamento-em-saude-mental-na-atencao-primaria-a-saude/&gt;</w:t>
       </w:r>
     </w:p>
     <w:p>
@@ -600,9 +448,9 @@
           <w:i/>
           <w:sz w:val="18"/>
         </w:rPr>
-        <w:t>Sociedade Brasileira de Medicina de Família e Comunidade (SBMFC) - Publicações e Guias: [ (Recomenda-se buscar por "Apoio Matricial" ou "Matriciamento" no site para materiais específicos).</w:t>
+        <w:t>3.  Organização Pan-Americana da Saúde (OPAS) - Fortalecimento da Atenção Primária à Saúde: &lt;</w:t>
         <w:br/>
-        <w:t>https://www.sbmfc.org.br/](https://www.sbmfc.org.br/)</w:t>
+        <w:t>https://www.paho.org/pt/topicos/atencao-primaria-saude&gt;</w:t>
       </w:r>
     </w:p>
     <w:sectPr>

--- a/output/Capitulo_Apoio_Matricial_na_Atenção_Primária_à_Saúde_Revisado.docx
+++ b/output/Capitulo_Apoio_Matricial_na_Atenção_Primária_à_Saúde_Revisado.docx
@@ -42,7 +42,7 @@
           <w:sz w:val="18"/>
         </w:rPr>
         <w:br/>
-        <w:t>- O Apoio Matricial é uma estratégia fundamental para a integralidade do cuidado na Atenção Primária à Saúde (APS).</w:t>
+        <w:t>- O Apoio Matricial é uma estratégia de colaboração interdisciplinar entre equipes de Saúde da Família (SF) e Núcleos de Apoio à Saúde da Família (NASF).</w:t>
       </w:r>
       <w:r>
         <w:rPr>
@@ -50,7 +50,7 @@
           <w:sz w:val="18"/>
         </w:rPr>
         <w:br/>
-        <w:t>- Promove a colaboração interdisciplinar entre equipes de Saúde da Família (eSF) e Núcleos de Apoio à Saúde da Família (NASF).</w:t>
+        <w:t>- Desdobra-se em dimensões técnico-pedagógica e assistencial, fortalecendo a capacidade resolutiva da APS.</w:t>
       </w:r>
       <w:r>
         <w:rPr>
@@ -58,7 +58,7 @@
           <w:sz w:val="18"/>
         </w:rPr>
         <w:br/>
-        <w:t>- Atua nas dimensões técnico-pedagógica e assistencial, fortalecendo a capacidade resolutiva das eSF.</w:t>
+        <w:t>- Sua implementação envolve reuniões regulares, consultas conjuntas e educação continuada.</w:t>
       </w:r>
       <w:r>
         <w:rPr>
@@ -66,7 +66,7 @@
           <w:sz w:val="18"/>
         </w:rPr>
         <w:br/>
-        <w:t>- Sua implementação enfrenta desafios como a falta de conhecimento e dificuldades relacionais, exigindo educação permanente.</w:t>
+        <w:t>- Desafios incluem a falta de conhecimento sobre o modelo e a formação acadêmica inadequada dos profissionais.</w:t>
       </w:r>
     </w:p>
     <w:p>
@@ -78,7 +78,7 @@
           <w:b/>
           <w:i/>
         </w:rPr>
-        <w:t>Educação Permanente em Matriciamento</w:t>
+        <w:t>Recomendação para o Sucesso do Apoio Matricial</w:t>
       </w:r>
     </w:p>
     <w:p>
@@ -90,12 +90,12 @@
           <w:b/>
           <w:i/>
         </w:rPr>
-        <w:t>A educação continuada e a formação dos profissionais de saúde são cruciais para o sucesso do Apoio Matricial. Programas de capacitação devem ser implementados para familiarizar os profissionais com as práticas de matriciamento e desenvolver as competências necessárias para a implementação eficaz das estratégias de cuidado, especialmente em áreas com lacunas de conhecimento¹².</w:t>
+        <w:t>A educação continuada e a formação dos profissionais são fundamentais para o êxito do Apoio Matricial. Programas de capacitação auxiliam os profissionais a se familiarizarem com as práticas de matriciamento e a desenvolverem as competências necessárias para implementar eficazmente as estratégias de cuidado, sendo essencial em áreas onde há lacunas de conhecimento sobre o matriciamento ⁷.</w:t>
       </w:r>
     </w:p>
     <w:p>
       <w:r>
-        <w:t>No entanto, a implementação do Apoio Matricial enfrenta desafios significativos. A falta de conhecimento adequado sobre o Apoio Matricial entre gestores e profissionais de saúde pode prejudicar a aplicação das práticas e ferramentas propostas, resultando em uma implementação ineficaz. Isso inclui a ausência de participação ativa dos profissionais e o estigma associado às condições de saúde, que pode impactar a adesão ao modelo¹². Além disso, dificuldades relacionais e organizacionais são comuns, com problemas como a fragmentação do cuidado e a ausência de uma abordagem sistemática enfraquecendo a integração entre os serviços. Um estudo qualitativo objetivou analisar as concepções sobre matriciamento em saúde mental, evidenciando essas dificuldades⁶.</w:t>
+        <w:t>No entanto, a implementação do Apoio Matricial enfrenta desafios significativos. A falta de conhecimento adequado sobre o Apoio Matricial entre gestores e profissionais de saúde pode prejudicar a aplicação das práticas e ferramentas propostas, resultando em uma implementação ineficaz. Um estudo qualitativo ² que analisou as concepções sobre matriciamento em saúde mental, identificou que a ausência de participação ativa dos profissionais e o estigma associado às condições de saúde podem impactar a adesão ao modelo.</w:t>
       </w:r>
     </w:p>
     <w:p/>
@@ -109,7 +109,7 @@
           <w:i/>
           <w:color w:val="B40000"/>
         </w:rPr>
-        <w:t>Desafios na Implementação do Apoio Matricial</w:t>
+        <w:t>Alerta sobre Barreiras na Implementação</w:t>
       </w:r>
     </w:p>
     <w:p>
@@ -122,12 +122,12 @@
           <w:i/>
           <w:color w:val="B40000"/>
         </w:rPr>
-        <w:t>A falta de conhecimento sobre o Apoio Matricial por parte de gestores e profissionais, a baixa participação ativa das equipes e o estigma associado a certas condições de saúde podem comprometer a eficácia da implementação. Dificuldades relacionais e organizacionais, como a fragmentação do cuidado, também representam barreiras significativas¹².</w:t>
+        <w:t>Dificuldades relacionais e organizacionais são comuns, com problemas como a fragmentação do cuidado e a ausência de uma abordagem sistemática, que enfraquecem a integração entre os serviços. A formação acadêmica inadequada dos profissionais é outro desafio identificado, pois a falta de uma base sólida em práticas de matriciamento pode limitar a capacidade de aplicação efetiva das estratégias propostas ⁷.</w:t>
       </w:r>
     </w:p>
     <w:p>
       <w:r>
-        <w:t>A formação acadêmica inadequada dos profissionais constitui outro desafio identificado. A ausência de uma base sólida em práticas de matriciamento pode limitar a capacidade dos profissionais de aplicar efetivamente as estratégias propostas. A educação permanente é essencial para superar essas barreiras e aprimorar a compreensão e a eficácia das práticas matriciais¹². Adicionalmente, um estudo realizado em Itapevi, SP, revelou dificuldades específicas nas ações de saúde na Atenção Básica, tais como a baixa capacidade de identificar demandas e riscos, a tendência à medicalização e a reduzida participação dos usuários. Apesar dessas dificuldades, foram alcançados avanços significativos na percepção dos trabalhadores e na mobilização de recursos internos para o cuidado, servindo como base para a introdução do matriciamento¹³.</w:t>
+        <w:t>Um estudo realizado em Itapevi, SP, revelou dificuldades específicas nas ações de saúde na Atenção Básica, como a baixa capacidade de identificar demandas e riscos, a tendência à medicalização e a baixa participação dos usuários. Apesar dessas dificuldades, foram alcançados avanços significativos na percepção dos trabalhadores e na mobilização de recursos internos para o cuidado, servindo como base para a introdução do matriciamento ⁸.</w:t>
       </w:r>
     </w:p>
     <w:p/>
@@ -136,18 +136,19 @@
         <w:pStyle w:val="Heading1"/>
       </w:pPr>
       <w:r>
-        <w:t>Como Funciona na Prática</w:t>
-      </w:r>
-    </w:p>
-    <w:p>
-      <w:r>
-        <w:t>Na prática, o Apoio Matricial materializa-se por meio de consultas conjuntas, visitas domiciliares coordenadas, grupos terapêuticos e outras intervenções que respondem de forma abrangente às demandas variadas de saúde¹. Essas práticas não apenas ampliam o acesso aos cuidados, mas também melhoram a continuidade do atendimento, garantindo uma resposta mais efetiva às necessidades específicas dos usuários, especialmente aqueles com condições crônicas e complexas.</w:t>
+        <w:t>Operacionalização do Apoio Matricial</w:t>
       </w:r>
     </w:p>
     <w:p/>
     <w:p>
       <w:r>
-        <w:t>Um estudo analisou as práticas e concepções do matriciamento em saúde mental a partir das perspectivas de equipes de referência, equipes matriciais e gestores. Foram realizadas entrevistas com 41 participantes e observações de 110 horas das práticas matriciais. O estudo revelou duas principais concepções sobre o matriciamento: como uma oportunidade de encontro produtivo entre equipes de saúde e como uma estratégia de formação em serviço. As observações confirmaram a necessidade de criar, sistematizar e fortalecer espaços de diálogo entre equipes de referência, equipes matriciais e gestores para consolidar o matriciamento e aprimorar suas práticas⁵.</w:t>
+        <w:t>Na prática, o Apoio Matricial se materializa através de consultas conjuntas, visitas domiciliares coordenadas, grupos terapêuticos e outras intervenções que respondem de forma abrangente às demandas variadas de saúde ⁶. Essas práticas não apenas ampliam o acesso aos cuidados, mas também melhoram a continuidade do atendimento, garantindo uma resposta mais efetiva às necessidades específicas dos usuários, especialmente aqueles com condições crônicas e complexas.</w:t>
+      </w:r>
+    </w:p>
+    <w:p/>
+    <w:p>
+      <w:r>
+        <w:t>Um estudo analisou as práticas e concepções do matriciamento em saúde mental a partir das perspectivas de equipes de referência, equipes matriciais e gestores ⁹. Foram realizadas entrevistas com 41 participantes e observações de 110 horas das práticas matriciais. O estudo revelou duas principais concepções sobre o matriciamento: como uma oportunidade de encontro produtivo entre equipes de saúde e como uma estratégia de formação em serviço. As observações confirmaram a necessidade de criar, sistematizar e fortalecer espaços de diálogo entre equipes de referência, equipes matriciais e gestores para consolidar o matriciamento e aprimorar suas práticas ⁹.</w:t>
       </w:r>
     </w:p>
     <w:p/>
@@ -156,45 +157,43 @@
         <w:pStyle w:val="Heading1"/>
       </w:pPr>
       <w:r>
-        <w:t>Potenciais de Organização Futura</w:t>
-      </w:r>
-    </w:p>
-    <w:p>
-      <w:r>
-        <w:t>Para o futuro, o Apoio Matricial pode expandir-se por meio da integração intersetorial com serviços sociais, educacionais e comunitários⁹. Esta integração é crucial para fortalecer as redes de cuidado, permitindo uma abordagem mais holística dos determinantes sociais da saúde. A colaboração com esses setores pode não apenas melhorar o acesso e a qualidade dos serviços, mas também promover ações preventivas e educativas que são fundamentais para a saúde comunitária.</w:t>
+        <w:t>Potencialidades e Perspectivas Futuras</w:t>
       </w:r>
     </w:p>
     <w:p/>
     <w:p>
       <w:r>
-        <w:t>Além disso, a implementação de tecnologias da informação e comunicação (TICs) pode otimizar a gestão de casos e facilitar o compartilhamento de informações entre as Equipes de Saúde da Família e os serviços especializados. As TICs possuem o potencial de aprimorar a coordenação dos cuidados, apoiar a educação continuada dos profissionais de saúde e garantir que informações cruciais estejam acessíveis para todos os envolvidos no cuidado. Essas inovações tecnológicas podem contribuir para uma gestão mais eficiente e integrada dos cuidados, elevando a qualidade dos serviços prestados.</w:t>
+        <w:t>Para o futuro, o Apoio Matricial pode expandir-se através da integração intersetorial com serviços sociais, educacionais e comunitários ¹⁰. Esta integração é crucial para fortalecer as redes de cuidado, permitindo uma abordagem mais holística dos determinantes sociais da saúde. A colaboração com esses setores pode não apenas melhorar o acesso e a qualidade dos serviços, mas também promover ações preventivas e educativas que são fundamentais para a saúde comunitária.</w:t>
       </w:r>
     </w:p>
     <w:p/>
     <w:p>
       <w:r>
-        <w:t>Um exemplo relevante dessa abordagem é a proposta de intervenção desenvolvida na Região de Saúde de Cruz das Almas. Esta proposta visa aprimorar a articulação entre as Equipes de Saúde da Família (eSF) e os serviços existentes, por meio da criação e implementação de uma matriz de intervenção adaptada às necessidades locais. O objetivo é promover espaços para a promoção e prevenção em saúde, além de oferecer um cuidado integrado na Atenção Básica. A proposta inclui a realização de encontros de avaliação e adequação para garantir que a implementação seja eficaz e atenda às necessidades da comunidade local⁸.</w:t>
+        <w:t>Além disso, a implementação de tecnologias da informação e comunicação (TICs) pode otimizar a gestão de casos e facilitar o compartilhamento de informações entre as equipes de Saúde da Família e os serviços especializados. As TICs têm o potencial de melhorar a coordenação dos cuidados, apoiar a educação continuada dos profissionais de saúde e garantir que informações cruciais estejam acessíveis para todos os envolvidos no cuidado. Essas inovações tecnológicas podem contribuir para uma gestão mais eficiente e integrada dos cuidados, elevando a qualidade dos serviços prestados.</w:t>
       </w:r>
     </w:p>
     <w:p/>
     <w:p>
       <w:r>
-        <w:t>Adicionalmente, uma perspectiva valiosa sobre as estratégias de promoção da saúde e prevenção ao uso de drogas na Atenção Primária pode ser exposta ao se tratar de matriciamento. Um estudo qualitativo, desenvolvido na Rede de Atenção Psicossocial (RAPS) de um município do Rio Grande do Sul, destaca a necessidade urgente de investimentos e suporte para melhorar as ações de promoção da saúde e prevenção. O artigo identifica o matriciamento como uma potencialidade para fortalecer a atuação da Atenção Primária, sugerindo que um maior investimento na formação e no suporte das equipes pode ter um impacto significativo na qualidade e eficácia dos cuidados oferecidos na Atenção Básica¹⁰.</w:t>
+        <w:t>Um exemplo relevante dessa abordagem é a proposta de intervenção desenvolvida na Região de Saúde de Cruz das Almas ¹¹. Esta proposta visa melhorar a articulação entre as Equipes de Saúde da Família (ESF) e os serviços existentes, através da criação e implementação de uma matriz de intervenção adaptada às necessidades locais. O objetivo é promover espaços para a promoção e prevenção em saúde, além de oferecer um cuidado integrado na Atenção Básica. A proposta inclui a realização de encontros de avaliação e adequação para garantir que a implementação seja eficaz e atenda às necessidades da comunidade local ¹¹.</w:t>
       </w:r>
     </w:p>
     <w:p/>
     <w:p>
       <w:r>
-        <w:rPr>
-          <w:color w:val="FF0000"/>
-          <w:highlight w:val="yellow"/>
-        </w:rPr>
-        <w:t>Verificar a consistência da referência 7. O texto original menciona um estudo qualitativo na Região Sul do Brasil que revelou um descompasso entre intenções e expectativas, mas a referência 7 (OLIVEIRA, Gustavo Costa de. Ações do apoio matricial na Atenção Primária à Saúde: estudo fenomenológico) não especifica a região. É importante garantir que a referência citada corresponde exatamente ao conteúdo descrito.</w:t>
+        <w:t>Adicionalmente, uma perspectiva valiosa sobre as estratégias de promoção da saúde e prevenção ao uso de drogas na Atenção Primária pode ser abordada no contexto do matriciamento. Um estudo qualitativo, desenvolvido na Rede de Atenção Psicossocial (RAPS) de um município do Rio Grande do Sul, destaca a necessidade urgente de investimentos e suporte para melhorar as ações de promoção da saúde e prevenção ¹². O artigo identifica o matriciamento como uma potencialidade para fortalecer a atuação da Atenção Primária, sugerindo que um maior investimento na formação e no suporte das equipes pode ter um impacto significativo na qualidade e eficácia dos cuidados oferecidos na Atenção Básica ¹².</w:t>
       </w:r>
     </w:p>
+    <w:p/>
     <w:p>
       <w:r>
-        <w:t>Por fim, é crucial incorporar uma perspectiva culturalmente sensível no planejamento e na prática do Apoio Matricial. Embora os profissionais reconheçam a importância dos condicionantes socioculturais nos casos clínicos e nas interações com usuários e comunidades, a competência cultural ainda é considerada insuficiente para uma compreensão crítica da diversidade cultural. Estimular o debate sobre as dimensões socioculturais e considerar as particularidades culturais pode representar um avanço significativo no cuidado colaborativo, ajudando a superar desafios e potencializando as práticas matriciais. Assim, integrar a cultura no planejamento e na prática pode melhorar a adesão e a eficácia das intervenções em saúde⁵.</w:t>
+        <w:t>Além disso, um estudo qualitativo realizado na Região Sul do Brasil revelou que, apesar dos esforços para melhorar o cuidado, ainda há um descompasso entre as intenções dos apoiadores e as expectativas dos profissionais de saúde ¹³. Este conflito aponta para a necessidade de reavaliação das práticas e políticas públicas para garantir que o Apoio Matricial possa efetivamente promover a saúde e a cidadania na Atenção Primária à Saúde ¹³.</w:t>
+      </w:r>
+    </w:p>
+    <w:p/>
+    <w:p>
+      <w:r>
+        <w:t>Por fim, é crucial incorporar uma perspectiva culturalmente sensível no planejamento e na prática do Apoio Matricial. Embora os profissionais reconheçam a importância dos condicionantes socioculturais nos casos clínicos e nas interações com usuários e comunidades, a competência cultural ainda é insuficiente para uma compreensão crítica da diversidade cultural ⁹. Estimular o debate sobre as dimensões socioculturais e considerar as particularidades culturais pode representar um avanço significativo no cuidado colaborativo. Integrar a cultura no planejamento e na prática não apenas melhora a adesão às intervenções, mas também aumenta a eficácia das estratégias de cuidado na Atenção Primária ⁹.</w:t>
       </w:r>
     </w:p>
     <w:p/>
@@ -206,9 +205,10 @@
         <w:t>Conclusão</w:t>
       </w:r>
     </w:p>
+    <w:p/>
     <w:p>
       <w:r>
-        <w:t>O Apoio Matricial representa uma evolução significativa na forma como a APS aborda as complexidades de saúde da população. Ao integrar saberes e práticas, esta estratégia não apenas fortalece a capacidade de resposta das eSF e do NASF, mas também promove uma abordagem mais humanizada e centrada no paciente. A colaboração interdisciplinar, baseada em evidências e focada no paciente, é essencial para enfrentar os desafios contemporâneos da saúde pública, garantindo cuidados mais integrados e eficazes.</w:t>
+        <w:t>O Apoio Matricial representa uma evolução significativa na forma como a APS aborda as complexidades de saúde da população. Ao integrar saberes e práticas, esta estratégia não apenas fortalece a capacidade de resposta das equipes de SF e NASF, mas também promove uma abordagem mais humanizada e centrada no paciente. A colaboração interdisciplinar, baseada em evidências e centrada no paciente, é essencial para enfrentar os desafios contemporâneos da saúde pública, garantindo cuidados mais integrados e eficazes.</w:t>
       </w:r>
     </w:p>
     <w:p/>
@@ -222,67 +222,67 @@
     </w:p>
     <w:p>
       <w:r>
-        <w:t>¹COHEN, Marina Chansky. Impasses e potências: o matriciamento como dispositivo de cuidado. Interface (Botucatu, Online), v. 25, e200462, 2021. Disponível em: &lt;https://doi.org/10.1590/Interface.200462&gt;.</w:t>
+        <w:t>⁶ COHEN, Marina Chansky. Impasses e potências: o matriciamento como dispositivo de cuidado. Interface (Botucatu, Online), v. 25, e200462, 2021. Disponível em: &lt;https://doi.org/10.1590/Interface.200462&gt;.</w:t>
       </w:r>
     </w:p>
     <w:p>
       <w:r>
-        <w:t>²Como o apoio matricial pode ser desenvolvido na Atenção Básica em Saúde/Atenção Primária em Saúde? Biblioteca Virtual em Saúde, 2015. Disponível em: &lt;https://aps-repo.bvs.br/aps/como-o-apoio-matricial-pode-ser-desenvolvido-na-atencao-basica-em-saudeatencao-primaria-em-saude/&gt;. Acesso em: 14 ago. 2024.</w:t>
+        <w:t>¹ Como o apoio matricial pode ser desenvolvido na Atenção Básica em Saúde/Atenção Primária em Saúde? Biblioteca Virtual em Saúde, 2015. Disponível em: &lt;https://aps-repo.bvs.br/aps/como-o-apoio-matricial-pode-ser-desenvolvido-na-atencao-basica-em-saudeatencao-primaria-em-saude/&gt;. Acesso em: 14 ago. 2024.</w:t>
       </w:r>
     </w:p>
     <w:p>
       <w:r>
-        <w:t>³GUSMÃO, Ricardo. Atuação do enfermeiro em saúde mental na estratégia de saúde da família. Journal of Health and Biological Sciences, v. 10, n. 1, 2022. Disponível em: &lt;https://doi.org/10.12662/2317-3076jhbs.v10i1.3721.p1-6.2022&gt;.</w:t>
+        <w:t>³ GUSMÃO, Ricardo. Atuação do enfermeiro em saúde mental na estratégia de saúde da família. Journal of Health and Biological Sciences, v. 10, n. 1, 2022. Disponível em: &lt;https://doi.org/10.12662/2317-3076jhbs.v10i1.3721.p1-6.2022&gt;.</w:t>
       </w:r>
     </w:p>
     <w:p>
       <w:r>
-        <w:t>⁴FAGUNDES, Giselle Soares. Matriciamento em Saúde Mental: análise do cuidado às pessoas em sofrimento psíquico na Atenção Básica. Ciência &amp; Saúde Coletiva, v. 26, n. 6, pp. 2311-2322, 2021. Disponível em: &lt;https://doi.org/10.1590/1413-81232021266.20032019&gt;.</w:t>
+        <w:t>⁴ FAGUNDES, Giselle Soares. Matriciamento em Saúde Mental: análise do cuidado às pessoas em sofrimento psíquico na Atenção Básica. Ciência &amp; Saúde Coletiva, v. 26, n. 6, pp. 2311-2322, 2021. Disponível em: &lt;https://doi.org/10.1590/1413-81232021266.20032019&gt;.</w:t>
       </w:r>
     </w:p>
     <w:p>
       <w:r>
-        <w:t>⁵IGLESIAS, Alexandra. Matriciamento em Saúde Mental: práticas e concepções trazidas por equipes de referência, matriciadores e gestores. Ciência &amp; Saúde Coletiva (online), v. 24, n. 4, pp. 1247-1254, 2019. Disponível em: &lt;https://doi.org/10.1590/1413-81232018244.05362017&gt;.</w:t>
+        <w:t>⁹ IGLESIAS, Alexandra. Matriciamento em Saúde Mental: práticas e concepções trazidas por equipes de referência, matriciadores e gestores. Ciência &amp; Saúde Coletiva (online), v. 24, n. 4, pp. 1247-1254, 2019. Disponível em: &lt;https://doi.org/10.1590/1413-81232018244.05362017&gt;.</w:t>
       </w:r>
     </w:p>
     <w:p>
       <w:r>
-        <w:t>⁶IGLESIAS, Alexandra. Conhecendo o matriciamento em saúde mental pela perspectiva dos matriciadores. Espaç.saúde, v. 22, 2021, pp. 1-12, 24. Disponível em: &lt;https://pesquisa.bvsalud.org/portal/resource/pt/biblio-1353631&gt;.</w:t>
+        <w:t>² IGLESIAS, Alexandra. Conhecendo o matriciamento em saúde mental pela perspectiva dos matriciadores. Espaç.saúde, v. 22, 2021, pp. 1-12, 24. Disponível em: &lt;https://pesquisa.bvsalud.org/portal/resource/pt/biblio-1353631&gt;.</w:t>
       </w:r>
     </w:p>
     <w:p>
       <w:r>
-        <w:t>⁷OLIVEIRA, Gustavo Costa de. Ações do apoio matricial na Atenção Primária à Saúde: estudo fenomenológico. Acta Paulista de Enfermagem (online), v. 32, n. 6, pp. 674-682, 2019. Disponível em: &lt;https://doi.org/10.1590/1982-0194201900093&gt;.</w:t>
+        <w:t>¹³ OLIVEIRA, Gustavo Costa de. Ações do apoio matricial na Atenção Primária à Saúde: estudo fenomenológico. Acta Paulista de Enfermagem (online), v. 32, n. 6, pp. 674-682, 2019. Disponível em: &lt;https://doi.org/10.1590/1982-0194201900093&gt;.</w:t>
       </w:r>
     </w:p>
     <w:p>
       <w:r>
-        <w:t>⁸SANTANA, Elisangela Ferreira de. Proposta de Matriciamento em Saúde Mental nos municípios da Região de Saúde de Cruz das Almas. Trabalho de Conclusão de Curso (Especialização) - Escola Estadual de Saúde Pública, Salvador, 2019. Disponível em: &lt;https://pesquisa.bvsalud.org/portal/resource/pt/biblio-1129712&gt;.</w:t>
+        <w:t>¹¹ SANTANA, Elisangela Ferreira de. Proposta de Matriciamento em Saúde Mental nos municípios da Região de Saúde de Cruz das Almas. Trabalho de Conclusão de Curso (Especialização) - Escola Estadual de Saúde Pública, Salvador, 2019. Disponível em: &lt;https://pesquisa.bvsalud.org/portal/resource/pt/biblio-1129712&gt;.</w:t>
       </w:r>
     </w:p>
     <w:p>
       <w:r>
-        <w:t>⁹SANTOS, Angela Maria. O matriciamento em saúde mental como dispositivo para a formação e gestão do cuidado em saúde. Physis: Revista de Saúde Coletiva (online), v. 30, n. 04, e300409, 2020. Disponível em: &lt;https://doi.org/10.1590/S0103-73312020300409&gt;.</w:t>
+        <w:t>¹⁰ SANTOS, Angela Maria. O matriciamento em saúde mental como dispositivo para a formação e gestão do cuidado em saúde. Physis: Revista de Saúde Coletiva (online), v. 30, n. 04, e300409, 2020. Disponível em: &lt;https://doi.org/10.1590/S0103-73312020300409&gt;.</w:t>
       </w:r>
     </w:p>
     <w:p>
       <w:r>
-        <w:t>¹⁰SANTOS, Elitiele Ortiz dos. Avaliação das estratégias de promoção da saúde e prevenção ao uso de drogas na rede psicossocial. Escola Anna Nery (online), v. 27, e20220110, 2023. Disponível em: &lt;https://doi.org/10.1590/2177-9465-EAN-2022-0110pt&gt;.</w:t>
+        <w:t>¹² SANTOS, Elitiele Ortiz dos. Avaliação das estratégias de promoção da saúde e prevenção ao uso de drogas na rede psicossocial. Escola Anna Nery (online), v. 27, e20220110, 2023. Disponível em: &lt;https://doi.org/10.1590/2177-9465-EAN-2022-0110pt&gt;.</w:t>
       </w:r>
     </w:p>
     <w:p>
       <w:r>
-        <w:t>¹¹SOUSA, Paulo Henrique Caetano de. Relato da implantação do matriciamento em um município cearense: dos desafios às conquistas. Rev. baiana saúde pública, v. 45, n. 4, pp. 241-251, 2021. Disponível em: &lt;https://doi.org/10.22278/2318-2660.2021.v45.n4.a3422&gt;.</w:t>
+        <w:t>⁵ SOUSA, Paulo Henrique Caetano de. Relato da implantação do matriciamento em um município cearense: dos desafios às conquistas. Rev. baiana saúde pública, v. 45, n. 4, pp. 241-251, 2021. Disponível em: &lt;https://doi.org/10.22278/2318-2660.2021.v45.n4.a3422&gt;.</w:t>
       </w:r>
     </w:p>
     <w:p>
       <w:r>
-        <w:t>¹²VASCONCELO, Marilena Silva de. Conhecimento de gestores e profissionais da rede de atenção psicossocial sobre matriciamento em saúde mental. Ciênc. cuid. saúde, v. 18, n. 4, e43922, 2019. Disponível em: &lt;https://doi.org/10.4025/cienccuidsaude.v18i4.43922&gt;.</w:t>
+        <w:t>⁷ VASCONCELO, Marilena Silva de. Conhecimento de gestores e profissionais da rede de atenção psicossocial sobre matriciamento em saúde mental. Ciênc. cuid. saúde, v. 18, n. 4, e43922, 2019. Disponível em: &lt;https://doi.org/10.4025/cienccuidsaude.v18i4.43922&gt;.</w:t>
       </w:r>
     </w:p>
     <w:p>
       <w:r>
-        <w:t>¹³YAMAGUTI, Claudiney Augusto. Grupos de reflexão em Saúde Mental: possibilidade de interlocução entre a Saúde Mental e a Atenção Básica no município de Itapevi – SP. BIS, Bol. Inst. Saúde (Impr.), v. 20, n. 1, pp. 132-138, 2019. Disponível em: &lt;https://pesquisa.bvsalud.org/portal/resource/pt/biblio-1009105&gt;.</w:t>
+        <w:t>⁸ YAMAGUTI, Claudiney Augusto. Grupos de reflexão em Saúde Mental: possibilidade de interlocução entre a Saúde Mental e a Atenção Básica no município de Itapevi – SP. BIS, Bol. Inst. Saúde (Impr.), v. 20, n. 1, pp. 132-138, 2019. Disponível em: &lt;https://pesquisa.bvsalud.org/portal/resource/pt/biblio-1009105&gt;.</w:t>
       </w:r>
     </w:p>
     <w:p/>
@@ -342,9 +342,9 @@
           <w:i/>
           <w:sz w:val="18"/>
         </w:rPr>
-        <w:t>1.  Ministério da Saúde - Cadernos de Atenção Básica: Saúde Mental: &lt;</w:t>
+        <w:t>1.  Ministério da Saúde - Política Nacional de Atenção Básica (PNAB): &lt;</w:t>
         <w:br/>
-        <w:t>https://www.gov.br/saude/pt-br/composicao/saes/dapes/cgsm/publicacoes/cadernos-de-atencao-basica-saude-mental&gt;</w:t>
+        <w:t>https://www.gov.br/saude/pt-br/composicao/saes/atencao-primaria-a-saude/politica-nacional-de-atencao-basica-pnab&gt;</w:t>
       </w:r>
     </w:p>
     <w:p>
@@ -395,9 +395,9 @@
           <w:i/>
           <w:sz w:val="18"/>
         </w:rPr>
-        <w:t>2.  Sociedade Brasileira de Medicina de Família e Comunidade (SBMFC) - Matriciamento em Saúde Mental: &lt;</w:t>
+        <w:t>2.  Biblioteca Virtual em Saúde (BVS) - Atenção Primária à Saúde: &lt;</w:t>
         <w:br/>
-        <w:t>https://www.sbmfc.org.br/noticias/matriciamento-em-saude-mental-na-atencao-primaria-a-saude/&gt;</w:t>
+        <w:t>https://aps.bvs.br/&gt;</w:t>
       </w:r>
     </w:p>
     <w:p>
@@ -448,9 +448,9 @@
           <w:i/>
           <w:sz w:val="18"/>
         </w:rPr>
-        <w:t>3.  Organização Pan-Americana da Saúde (OPAS) - Fortalecimento da Atenção Primária à Saúde: &lt;</w:t>
+        <w:t>3.  Sociedade Brasileira de Medicina de Família e Comunidade (SBMFC): &lt;</w:t>
         <w:br/>
-        <w:t>https://www.paho.org/pt/topicos/atencao-primaria-saude&gt;</w:t>
+        <w:t>https://www.sbmfc.org.br/&gt;</w:t>
       </w:r>
     </w:p>
     <w:sectPr>

--- a/output/Capitulo_Apoio_Matricial_na_Atenção_Primária_à_Saúde_Revisado.docx
+++ b/output/Capitulo_Apoio_Matricial_na_Atenção_Primária_à_Saúde_Revisado.docx
@@ -42,7 +42,7 @@
           <w:sz w:val="18"/>
         </w:rPr>
         <w:br/>
-        <w:t>- O Apoio Matricial é uma estratégia de colaboração interdisciplinar entre equipes de Saúde da Família (SF) e Núcleos de Apoio à Saúde da Família (NASF).</w:t>
+        <w:t>- Definição e Propósito: O Apoio Matricial integra equipes de Saúde da Família (eSF) e Núcleos de Apoio à Saúde da Família (NASF) para promover a integralidade do cuidado e fortalecer a capacidade resolutiva da Atenção Primária à Saúde (APS).</w:t>
       </w:r>
       <w:r>
         <w:rPr>
@@ -50,7 +50,7 @@
           <w:sz w:val="18"/>
         </w:rPr>
         <w:br/>
-        <w:t>- Desdobra-se em dimensões técnico-pedagógica e assistencial, fortalecendo a capacidade resolutiva da APS.</w:t>
+        <w:t>- Dimensões de Atuação: Opera nas dimensões técnico-pedagógica (educação permanente, discussão de casos, Projetos Terapêuticos Singulares - PTS) e assistencial (consultas conjuntas, visitas domiciliares), visando aprimorar as competências clínicas e a colaboração.</w:t>
       </w:r>
       <w:r>
         <w:rPr>
@@ -58,7 +58,7 @@
           <w:sz w:val="18"/>
         </w:rPr>
         <w:br/>
-        <w:t>- Sua implementação envolve reuniões regulares, consultas conjuntas e educação continuada.</w:t>
+        <w:t>- Desafios na Implementação: Enfrenta barreiras como a carência de conhecimento sobre o modelo, dificuldades relacionais e organizacionais, formação acadêmica inadequada e o estigma associado a certas condições de saúde.</w:t>
       </w:r>
       <w:r>
         <w:rPr>
@@ -66,7 +66,7 @@
           <w:sz w:val="18"/>
         </w:rPr>
         <w:br/>
-        <w:t>- Desafios incluem a falta de conhecimento sobre o modelo e a formação acadêmica inadequada dos profissionais.</w:t>
+        <w:t>- Práticas e Potencialidades: Materializa-se em práticas colaborativas e possui potencial para expansão por meio da integração intersetorial, uso de Tecnologias da Informação e Comunicação (TICs) e incorporação de uma perspectiva culturalmente sensível.</w:t>
       </w:r>
     </w:p>
     <w:p>
@@ -78,7 +78,7 @@
           <w:b/>
           <w:i/>
         </w:rPr>
-        <w:t>Recomendação para o Sucesso do Apoio Matricial</w:t>
+        <w:t>Educação Permanente e PTS</w:t>
       </w:r>
     </w:p>
     <w:p>
@@ -90,12 +90,75 @@
           <w:b/>
           <w:i/>
         </w:rPr>
-        <w:t>A educação continuada e a formação dos profissionais são fundamentais para o êxito do Apoio Matricial. Programas de capacitação auxiliam os profissionais a se familiarizarem com as práticas de matriciamento e a desenvolverem as competências necessárias para implementar eficazmente as estratégias de cuidado, sendo essencial em áreas onde há lacunas de conhecimento sobre o matriciamento ⁷.</w:t>
+        <w:t>A dimensão técnico-pedagógica do Apoio Matricial é fundamental para o aprimoramento contínuo das equipes de eSF. Recomenda-se a implementação regular de sessões de educação permanente, discussões de casos clínicos complexos e o desenvolvimento conjunto de Projetos Terapêuticos Singulares (PTS) para garantir a atualização do conhecimento e a integração das práticas.</w:t>
       </w:r>
     </w:p>
     <w:p>
       <w:r>
-        <w:t>No entanto, a implementação do Apoio Matricial enfrenta desafios significativos. A falta de conhecimento adequado sobre o Apoio Matricial entre gestores e profissionais de saúde pode prejudicar a aplicação das práticas e ferramentas propostas, resultando em uma implementação ineficaz. Um estudo qualitativo ² que analisou as concepções sobre matriciamento em saúde mental, identificou que a ausência de participação ativa dos profissionais e o estigma associado às condições de saúde podem impactar a adesão ao modelo.</w:t>
+        <w:t>Por meio do matriciamento, as equipes de eSF, que atuam na linha de frente da APS, são apoiadas por profissionais especializados do NASF, constituindo uma rede de cuidado mais robusta e cooperativa. Isso implica que as equipes de referência podem contar com suporte técnico especializado para enfrentar desafios clínicos mais complexos, sem a necessidade imediata de encaminhamentos externos. Em vez de simplesmente referir casos para especialistas, as equipes de matriciamento atuam em conjunto para desenvolver estratégias de intervenção que sejam mais adequadas às necessidades locais e às condições de saúde da população assistida.</w:t>
+      </w:r>
+    </w:p>
+    <w:p/>
+    <w:p>
+      <w:r>
+        <w:t>Adicionalmente, o matriciamento não se restringe apenas ao aspecto técnico-clínico. Ele promove uma cultura de colaboração e aprendizado contínuo entre os diversos profissionais de saúde, incentivando a troca de experiências e o compartilhamento de conhecimentos. Essa integração não apenas aprimora a qualidade do atendimento prestado, mas também fortalece o vínculo entre os profissionais e a comunidade, elevando a confiança dos usuários nos serviços de saúde locais³,4.</w:t>
+      </w:r>
+    </w:p>
+    <w:p/>
+    <w:p>
+      <w:r>
+        <w:t>Em síntese, o Apoio Matricial representa uma mudança significativa na concepção e na entrega dos cuidados de saúde na APS. Ao enfatizar a colaboração interdisciplinar, o desenvolvimento de competências clínicas e a implementação de práticas baseadas em evidências, ele não apenas aprimora os resultados em saúde, mas também fortalece o sistema de saúde como um todo, tornando-o mais resiliente e responsivo às necessidades da população atendida³.</w:t>
+      </w:r>
+    </w:p>
+    <w:p/>
+    <w:p>
+      <w:pPr>
+        <w:pStyle w:val="Heading1"/>
+      </w:pPr>
+      <w:r>
+        <w:t>Implementação e Desafios</w:t>
+      </w:r>
+    </w:p>
+    <w:p/>
+    <w:p>
+      <w:r>
+        <w:t>A implementação do Apoio Matricial na Atenção Primária à Saúde (APS) requer uma abordagem meticulosa que envolve a coordenação eficaz entre os Núcleos de Apoio à Saúde da Família (NASF) e as equipes de Saúde da Família (eSF). Este processo inicia-se com a realização de reuniões regulares entre os profissionais do NASF e as equipes de eSF, as quais são essenciais para alinhar estratégias de cuidado, revisar protocolos e avaliar continuamente os resultados. Tais encontros facilitam a troca de conhecimento e experiências, promovendo uma abordagem colaborativa e integrada na gestão das condições de saúde da comunidade11.</w:t>
+      </w:r>
+    </w:p>
+    <w:p/>
+    <w:p>
+      <w:r>
+        <w:t>Na prática, o Apoio Matricial materializa-se por meio de consultas conjuntas e visitas domiciliares coordenadas. Tais práticas ampliam o acesso aos cuidados e aprimoram a continuidade do atendimento, permitindo que as equipes de eSF e os especialistas do NASF atuem em conjunto para atender às necessidades dos usuários de maneira mais holística e integrada¹. A educação permanente e a formação dos profissionais são igualmente fundamentais para o sucesso do Apoio Matricial. Programas de capacitação auxiliam os profissionais a se familiarizarem com as práticas de matriciamento e a desenvolverem as competências necessárias para implementar eficazmente as estratégias de cuidado, sendo essencial em áreas onde há lacunas de conhecimento sobre o matriciamento12.</w:t>
+      </w:r>
+    </w:p>
+    <w:p/>
+    <w:p>
+      <w:pPr>
+        <w:ind w:left="283" w:right="283"/>
+      </w:pPr>
+      <w:r>
+        <w:rPr>
+          <w:b/>
+          <w:i/>
+        </w:rPr>
+        <w:t>Estratégias de Implementação</w:t>
+      </w:r>
+    </w:p>
+    <w:p>
+      <w:pPr>
+        <w:ind w:left="283" w:right="283"/>
+      </w:pPr>
+      <w:r>
+        <w:rPr>
+          <w:b/>
+          <w:i/>
+        </w:rPr>
+        <w:t>Para uma implementação bem-sucedida do Apoio Matricial, recomenda-se a realização de reuniões interequipes periódicas, a promoção de consultas conjuntas e visitas domiciliares coordenadas, e a oferta contínua de programas de educação permanente e capacitação para todos os profissionais envolvidos.</w:t>
+      </w:r>
+    </w:p>
+    <w:p>
+      <w:r>
+        <w:t>Entretanto, a implementação do Apoio Matricial enfrenta desafios significativos. A carência de conhecimento adequado sobre o Apoio Matricial entre gestores e profissionais de saúde pode comprometer a aplicação das práticas e ferramentas propostas, resultando em uma implementação ineficaz. Isso abrange a ausência de participação ativa dos profissionais e o estigma associado às condições de saúde, o qual pode impactar a adesão ao modelo12. Adicionalmente, dificuldades relacionais e organizacionais são frequentemente observadas, com problemas como a fragmentação do cuidado e a ausência de uma abordagem sistemática, que enfraquecem a integração entre os serviços (Conforme estudo qualitativo que objetivou analisar as concepções sobre matriciamento em saúde mental6).</w:t>
       </w:r>
     </w:p>
     <w:p/>
@@ -109,7 +172,7 @@
           <w:i/>
           <w:color w:val="B40000"/>
         </w:rPr>
-        <w:t>Alerta sobre Barreiras na Implementação</w:t>
+        <w:t>Barreiras na Implementação</w:t>
       </w:r>
     </w:p>
     <w:p>
@@ -122,12 +185,12 @@
           <w:i/>
           <w:color w:val="B40000"/>
         </w:rPr>
-        <w:t>Dificuldades relacionais e organizacionais são comuns, com problemas como a fragmentação do cuidado e a ausência de uma abordagem sistemática, que enfraquecem a integração entre os serviços. A formação acadêmica inadequada dos profissionais é outro desafio identificado, pois a falta de uma base sólida em práticas de matriciamento pode limitar a capacidade de aplicação efetiva das estratégias propostas ⁷.</w:t>
+        <w:t>A falta de conhecimento sobre o Apoio Matricial, o estigma associado a condições de saúde (especialmente mental), e as dificuldades relacionais e organizacionais podem comprometer a eficácia do matriciamento. É crucial abordar essas barreiras por meio de estratégias de comunicação, desestigmatização e fortalecimento dos vínculos interprofissionais.</w:t>
       </w:r>
     </w:p>
     <w:p>
       <w:r>
-        <w:t>Um estudo realizado em Itapevi, SP, revelou dificuldades específicas nas ações de saúde na Atenção Básica, como a baixa capacidade de identificar demandas e riscos, a tendência à medicalização e a baixa participação dos usuários. Apesar dessas dificuldades, foram alcançados avanços significativos na percepção dos trabalhadores e na mobilização de recursos internos para o cuidado, servindo como base para a introdução do matriciamento ⁸.</w:t>
+        <w:t>A formação acadêmica inadequada dos profissionais constitui outro desafio identificado. A ausência de uma base sólida em práticas de matriciamento pode limitar a capacidade dos profissionais de aplicar efetivamente as estratégias propostas. A educação permanente é essencial para superar tais barreiras e aprimorar a compreensão e a eficácia das práticas matriciais12. Adicionalmente, um estudo conduzido em Itapevi, SP, evidenciou dificuldades específicas nas ações de saúde na Atenção Básica, tais como a baixa capacidade de identificar demandas e riscos, a tendência à medicalização e a reduzida participação dos usuários. Não obstante essas dificuldades, foram alcançados avanços significativos na percepção dos trabalhadores e na mobilização de recursos internos para o cuidado, servindo como base para a introdução do matriciamento13.</w:t>
       </w:r>
     </w:p>
     <w:p/>
@@ -136,19 +199,19 @@
         <w:pStyle w:val="Heading1"/>
       </w:pPr>
       <w:r>
-        <w:t>Operacionalização do Apoio Matricial</w:t>
+        <w:t>Práticas do Apoio Matricial</w:t>
       </w:r>
     </w:p>
     <w:p/>
     <w:p>
       <w:r>
-        <w:t>Na prática, o Apoio Matricial se materializa através de consultas conjuntas, visitas domiciliares coordenadas, grupos terapêuticos e outras intervenções que respondem de forma abrangente às demandas variadas de saúde ⁶. Essas práticas não apenas ampliam o acesso aos cuidados, mas também melhoram a continuidade do atendimento, garantindo uma resposta mais efetiva às necessidades específicas dos usuários, especialmente aqueles com condições crônicas e complexas.</w:t>
+        <w:t>Na prática, o Apoio Matricial materializa-se por meio de consultas conjuntas, visitas domiciliares coordenadas, grupos terapêuticos e outras intervenções que respondem de forma abrangente às demandas variadas de saúde¹. Tais práticas não apenas ampliam o acesso aos cuidados, mas também aprimoram a continuidade do atendimento, garantindo uma resposta mais efetiva às necessidades específicas dos usuários, especialmente aqueles com condições crônicas e complexas.</w:t>
       </w:r>
     </w:p>
     <w:p/>
     <w:p>
       <w:r>
-        <w:t>Um estudo analisou as práticas e concepções do matriciamento em saúde mental a partir das perspectivas de equipes de referência, equipes matriciais e gestores ⁹. Foram realizadas entrevistas com 41 participantes e observações de 110 horas das práticas matriciais. O estudo revelou duas principais concepções sobre o matriciamento: como uma oportunidade de encontro produtivo entre equipes de saúde e como uma estratégia de formação em serviço. As observações confirmaram a necessidade de criar, sistematizar e fortalecer espaços de diálogo entre equipes de referência, equipes matriciais e gestores para consolidar o matriciamento e aprimorar suas práticas ⁹.</w:t>
+        <w:t>Um estudo analisou as práticas e concepções do matriciamento em saúde mental sob as perspectivas de equipes de referência, equipes matriciais e gestores. Foram realizadas entrevistas com 41 participantes e observações totalizando 110 horas das práticas matriciais. O estudo revelou duas principais concepções sobre o matriciamento: como uma oportunidade de encontro produtivo entre equipes de saúde e como uma estratégia de formação em serviço. As observações confirmaram a necessidade de criar, sistematizar e fortalecer espaços de diálogo entre equipes de referência, equipes matriciais e gestores para consolidar o matriciamento e aprimorar suas práticas5.</w:t>
       </w:r>
     </w:p>
     <w:p/>
@@ -157,43 +220,43 @@
         <w:pStyle w:val="Heading1"/>
       </w:pPr>
       <w:r>
-        <w:t>Potencialidades e Perspectivas Futuras</w:t>
+        <w:t>Potencialidades para o Futuro</w:t>
       </w:r>
     </w:p>
     <w:p/>
     <w:p>
       <w:r>
-        <w:t>Para o futuro, o Apoio Matricial pode expandir-se através da integração intersetorial com serviços sociais, educacionais e comunitários ¹⁰. Esta integração é crucial para fortalecer as redes de cuidado, permitindo uma abordagem mais holística dos determinantes sociais da saúde. A colaboração com esses setores pode não apenas melhorar o acesso e a qualidade dos serviços, mas também promover ações preventivas e educativas que são fundamentais para a saúde comunitária.</w:t>
+        <w:t>Para o futuro, o Apoio Matricial pode expandir-se por meio da integração intersetorial com serviços sociais, educacionais e comunitários9. Esta integração é crucial para fortalecer as redes de cuidado, permitindo uma abordagem mais holística dos determinantes sociais da saúde. A colaboração com esses setores pode não apenas aprimorar o acesso e a qualidade dos serviços, mas também promover ações preventivas e educativas que são fundamentais para a saúde comunitária.</w:t>
       </w:r>
     </w:p>
     <w:p/>
     <w:p>
       <w:r>
-        <w:t>Além disso, a implementação de tecnologias da informação e comunicação (TICs) pode otimizar a gestão de casos e facilitar o compartilhamento de informações entre as equipes de Saúde da Família e os serviços especializados. As TICs têm o potencial de melhorar a coordenação dos cuidados, apoiar a educação continuada dos profissionais de saúde e garantir que informações cruciais estejam acessíveis para todos os envolvidos no cuidado. Essas inovações tecnológicas podem contribuir para uma gestão mais eficiente e integrada dos cuidados, elevando a qualidade dos serviços prestados.</w:t>
+        <w:t>Adicionalmente, a implementação de Tecnologias da Informação e Comunicação (TICs) pode otimizar a gestão de casos e facilitar o compartilhamento de informações entre as equipes de Saúde da Família (eSF) e os serviços especializados. As TICs possuem o potencial de aprimorar a coordenação dos cuidados, apoiar a educação permanente dos profissionais de saúde e garantir que informações cruciais estejam acessíveis a todos os envolvidos no cuidado. Tais inovações tecnológicas podem contribuir para uma gestão mais eficiente e integrada dos cuidados, elevando a qualidade dos serviços prestados.</w:t>
       </w:r>
     </w:p>
     <w:p/>
     <w:p>
       <w:r>
-        <w:t>Um exemplo relevante dessa abordagem é a proposta de intervenção desenvolvida na Região de Saúde de Cruz das Almas ¹¹. Esta proposta visa melhorar a articulação entre as Equipes de Saúde da Família (ESF) e os serviços existentes, através da criação e implementação de uma matriz de intervenção adaptada às necessidades locais. O objetivo é promover espaços para a promoção e prevenção em saúde, além de oferecer um cuidado integrado na Atenção Básica. A proposta inclui a realização de encontros de avaliação e adequação para garantir que a implementação seja eficaz e atenda às necessidades da comunidade local ¹¹.</w:t>
+        <w:t>Um exemplo relevante dessa abordagem é a proposta de intervenção desenvolvida na Região de Saúde de Cruz das Almas. Esta proposta visa aprimorar a articulação entre as Equipes de Saúde da Família (eSF) e os serviços existentes, por meio da criação e implementação de uma matriz de intervenção adaptada às necessidades locais. O objetivo é promover espaços para a promoção e prevenção em saúde, além de oferecer um cuidado integrado na Atenção Básica. A proposta inclui a realização de encontros de avaliação e adequação para garantir que a implementação seja eficaz e atenda às necessidades da comunidade local8.</w:t>
       </w:r>
     </w:p>
     <w:p/>
     <w:p>
       <w:r>
-        <w:t>Adicionalmente, uma perspectiva valiosa sobre as estratégias de promoção da saúde e prevenção ao uso de drogas na Atenção Primária pode ser abordada no contexto do matriciamento. Um estudo qualitativo, desenvolvido na Rede de Atenção Psicossocial (RAPS) de um município do Rio Grande do Sul, destaca a necessidade urgente de investimentos e suporte para melhorar as ações de promoção da saúde e prevenção ¹². O artigo identifica o matriciamento como uma potencialidade para fortalecer a atuação da Atenção Primária, sugerindo que um maior investimento na formação e no suporte das equipes pode ter um impacto significativo na qualidade e eficácia dos cuidados oferecidos na Atenção Básica ¹².</w:t>
+        <w:t>Adicionalmente, uma perspectiva valiosa sobre as estratégias de promoção da saúde e prevenção ao uso de drogas na Atenção Primária pode ser abordada no contexto do matriciamento. Um estudo qualitativo, desenvolvido na Rede de Atenção Psicossocial (RAPS) de um município do Rio Grande do Sul, destaca a necessidade urgente de investimentos e suporte para aprimorar as ações de promoção da saúde e prevenção. O artigo identifica o matriciamento como uma potencialidade para fortalecer a atuação da Atenção Primária, sugerindo que um maior investimento na formação e no suporte das equipes pode ter um impacto significativo na qualidade e eficácia dos cuidados oferecidos na Atenção Básica10.</w:t>
       </w:r>
     </w:p>
     <w:p/>
     <w:p>
       <w:r>
-        <w:t>Além disso, um estudo qualitativo realizado na Região Sul do Brasil revelou que, apesar dos esforços para melhorar o cuidado, ainda há um descompasso entre as intenções dos apoiadores e as expectativas dos profissionais de saúde ¹³. Este conflito aponta para a necessidade de reavaliação das práticas e políticas públicas para garantir que o Apoio Matricial possa efetivamente promover a saúde e a cidadania na Atenção Primária à Saúde ¹³.</w:t>
+        <w:t>Adicionalmente, um estudo qualitativo realizado na Região Sul do Brasil revelou que, apesar dos esforços para aprimorar o cuidado, ainda persiste um descompasso entre as intenções dos apoiadores e as expectativas dos profissionais de saúde. Este conflito aponta para a necessidade de reavaliação das práticas e políticas públicas a fim de garantir que o Apoio Matricial possa efetivamente promover a saúde e a cidadania na Atenção Primária à Saúde7.</w:t>
       </w:r>
     </w:p>
     <w:p/>
     <w:p>
       <w:r>
-        <w:t>Por fim, é crucial incorporar uma perspectiva culturalmente sensível no planejamento e na prática do Apoio Matricial. Embora os profissionais reconheçam a importância dos condicionantes socioculturais nos casos clínicos e nas interações com usuários e comunidades, a competência cultural ainda é insuficiente para uma compreensão crítica da diversidade cultural ⁹. Estimular o debate sobre as dimensões socioculturais e considerar as particularidades culturais pode representar um avanço significativo no cuidado colaborativo. Integrar a cultura no planejamento e na prática não apenas melhora a adesão às intervenções, mas também aumenta a eficácia das estratégias de cuidado na Atenção Primária ⁹.</w:t>
+        <w:t>Por fim, é crucial incorporar uma perspectiva culturalmente sensível no planejamento e na prática do Apoio Matricial. Embora os profissionais reconheçam a importância dos condicionantes socioculturais nos casos clínicos e nas interações com usuários e comunidades, a competência cultural ainda se mostra insuficiente para uma compreensão crítica da diversidade cultural. Estimular o debate sobre as dimensões socioculturais e considerar as particularidades culturais pode representar um avanço significativo no cuidado colaborativo, auxiliando na superação de desafios e potencializando as práticas matriciais. A integração da cultura no planejamento e na prática não apenas aprimora a adesão às intervenções, mas também eleva a eficácia das estratégias de cuidado na Atenção Primária, conforme evidenciado por pesquisa qualitativa que ressalta a importância de estimular o debate em torno das dimensões socioculturais e considerar as particularidades culturais para o aprimoramento do Apoio Matricial5.</w:t>
       </w:r>
     </w:p>
     <w:p/>
@@ -208,10 +271,28 @@
     <w:p/>
     <w:p>
       <w:r>
-        <w:t>O Apoio Matricial representa uma evolução significativa na forma como a APS aborda as complexidades de saúde da população. Ao integrar saberes e práticas, esta estratégia não apenas fortalece a capacidade de resposta das equipes de SF e NASF, mas também promove uma abordagem mais humanizada e centrada no paciente. A colaboração interdisciplinar, baseada em evidências e centrada no paciente, é essencial para enfrentar os desafios contemporâneos da saúde pública, garantindo cuidados mais integrados e eficazes.</w:t>
+        <w:t>O Apoio Matricial representa uma evolução significativa na forma como a APS aborda as complexidades de saúde da população. Ao integrar saberes e práticas, esta estratégia não apenas fortalece a capacidade de resposta das equipes de eSF e NASF, mas também promove uma abordagem mais humanizada e centrada no usuário. A colaboração interdisciplinar, baseada em evidências e centrada no usuário, é essencial para enfrentar os desafios contemporâneos da saúde pública, garantindo cuidados mais integrados e eficazes.</w:t>
       </w:r>
     </w:p>
     <w:p/>
+    <w:p>
+      <w:r>
+        <w:rPr>
+          <w:color w:val="FF0000"/>
+          <w:highlight w:val="yellow"/>
+        </w:rPr>
+        <w:t>Padronização da terminologia "equipes de Saúde da Família" para "eSF" em todo o texto, conforme terminologia do Ministério da Saúde.</w:t>
+      </w:r>
+    </w:p>
+    <w:p>
+      <w:r>
+        <w:rPr>
+          <w:color w:val="FF0000"/>
+          <w:highlight w:val="yellow"/>
+        </w:rPr>
+        <w:t>Verificar se a referência 6 (IGLESIAS, 2021) é a mais adequada para sustentar a afirmação sobre "dificuldades relacionais e organizacionais", ou se há uma fonte mais específica para esses desafios. A referência citada foca nas concepções sobre matriciamento em saúde mental, e não diretamente nas dificuldades relacionais e organizacionais de forma explícita no resumo.</w:t>
+      </w:r>
+    </w:p>
     <w:p>
       <w:pPr>
         <w:pStyle w:val="Heading1"/>
@@ -222,67 +303,67 @@
     </w:p>
     <w:p>
       <w:r>
-        <w:t>⁶ COHEN, Marina Chansky. Impasses e potências: o matriciamento como dispositivo de cuidado. Interface (Botucatu, Online), v. 25, e200462, 2021. Disponível em: &lt;https://doi.org/10.1590/Interface.200462&gt;.</w:t>
+        <w:t>¹COHEN, Marina Chansky. Impasses e potências: o matriciamento como dispositivo de cuidado. Interface (Botucatu, Online), v. 25, e200462, 2021. Disponível em: &lt;https://doi.org/10.1590/Interface.200462&gt;.</w:t>
       </w:r>
     </w:p>
     <w:p>
       <w:r>
-        <w:t>¹ Como o apoio matricial pode ser desenvolvido na Atenção Básica em Saúde/Atenção Primária em Saúde? Biblioteca Virtual em Saúde, 2015. Disponível em: &lt;https://aps-repo.bvs.br/aps/como-o-apoio-matricial-pode-ser-desenvolvido-na-atencao-basica-em-saudeatencao-primaria-em-saude/&gt;. Acesso em: 14 ago. 2024.</w:t>
+        <w:t>²Como o apoio matricial pode ser desenvolvido na Atenção Básica em Saúde/Atenção Primária em Saúde? Biblioteca Virtual em Saúde, 2015. Disponível em: &lt;https://aps-repo.bvs.br/aps/como-o-apoio-matricial-pode-ser-desenvolvido-na-atencao-basica-em-saudeatencao-primaria-em-saude/&gt;. Acesso em: 14 ago. 2024.</w:t>
       </w:r>
     </w:p>
     <w:p>
       <w:r>
-        <w:t>³ GUSMÃO, Ricardo. Atuação do enfermeiro em saúde mental na estratégia de saúde da família. Journal of Health and Biological Sciences, v. 10, n. 1, 2022. Disponível em: &lt;https://doi.org/10.12662/2317-3076jhbs.v10i1.3721.p1-6.2022&gt;.</w:t>
+        <w:t>³GUSMÃO, Ricardo. Atuação do enfermeiro em saúde mental na estratégia de saúde da família. Journal of Health and Biological Sciences, v. 10, n. 1, 2022. Disponível em: &lt;https://doi.org/10.12662/2317-3076jhbs.v10i1.3721.p1-6.2022&gt;.</w:t>
       </w:r>
     </w:p>
     <w:p>
       <w:r>
-        <w:t>⁴ FAGUNDES, Giselle Soares. Matriciamento em Saúde Mental: análise do cuidado às pessoas em sofrimento psíquico na Atenção Básica. Ciência &amp; Saúde Coletiva, v. 26, n. 6, pp. 2311-2322, 2021. Disponível em: &lt;https://doi.org/10.1590/1413-81232021266.20032019&gt;.</w:t>
+        <w:t>4FAGUNDES, Giselle Soares. Matriciamento em Saúde Mental: análise do cuidado às pessoas em sofrimento psíquico na Atenção Básica. Ciência &amp; Saúde Coletiva, v. 26, n. 6, pp. 2311-2322, 2021. Disponível em: &lt;https://doi.org/10.1590/1413-81232021266.20032019&gt;.</w:t>
       </w:r>
     </w:p>
     <w:p>
       <w:r>
-        <w:t>⁹ IGLESIAS, Alexandra. Matriciamento em Saúde Mental: práticas e concepções trazidas por equipes de referência, matriciadores e gestores. Ciência &amp; Saúde Coletiva (online), v. 24, n. 4, pp. 1247-1254, 2019. Disponível em: &lt;https://doi.org/10.1590/1413-81232018244.05362017&gt;.</w:t>
+        <w:t>5IGLESIAS, Alexandra. Matriciamento em Saúde Mental: práticas e concepções trazidas por equipes de referência, matriciadores e gestores. Ciência &amp; Saúde Coletiva (online), v. 24, n. 4, pp. 1247-1254, 2019. Disponível em: &lt;https://doi.org/10.1590/1413-81232018244.05362017&gt;.</w:t>
       </w:r>
     </w:p>
     <w:p>
       <w:r>
-        <w:t>² IGLESIAS, Alexandra. Conhecendo o matriciamento em saúde mental pela perspectiva dos matriciadores. Espaç.saúde, v. 22, 2021, pp. 1-12, 24. Disponível em: &lt;https://pesquisa.bvsalud.org/portal/resource/pt/biblio-1353631&gt;.</w:t>
+        <w:t>6IGLESIAS, Alexandra. Conhecendo o matriciamento em saúde mental pela perspectiva dos matriciadores. Espaç.saúde, v. 22, 2021, pp. 1-12, 24. Disponível em: &lt;https://pesquisa.bvsalud.org/portal/resource/pt/biblio-1353631&gt;.</w:t>
       </w:r>
     </w:p>
     <w:p>
       <w:r>
-        <w:t>¹³ OLIVEIRA, Gustavo Costa de. Ações do apoio matricial na Atenção Primária à Saúde: estudo fenomenológico. Acta Paulista de Enfermagem (online), v. 32, n. 6, pp. 674-682, 2019. Disponível em: &lt;https://doi.org/10.1590/1982-0194201900093&gt;.</w:t>
+        <w:t>7OLIVEIRA, Gustavo Costa de. Ações do apoio matricial na Atenção Primária à Saúde: estudo fenomenológico. Acta Paulista de Enfermagem (online), v. 32, n. 6, pp. 674-682, 2019. Disponível em: &lt;https://doi.org/10.1590/1982-0194201900093&gt;.</w:t>
       </w:r>
     </w:p>
     <w:p>
       <w:r>
-        <w:t>¹¹ SANTANA, Elisangela Ferreira de. Proposta de Matriciamento em Saúde Mental nos municípios da Região de Saúde de Cruz das Almas. Trabalho de Conclusão de Curso (Especialização) - Escola Estadual de Saúde Pública, Salvador, 2019. Disponível em: &lt;https://pesquisa.bvsalud.org/portal/resource/pt/biblio-1129712&gt;.</w:t>
+        <w:t>8SANTANA, Elisangela Ferreira de. Proposta de Matriciamento em Saúde Mental nos municípios da Região de Saúde de Cruz das Almas. Trabalho de Conclusão de Curso (Especialização) - Escola Estadual de Saúde Pública, Salvador, 2019. Disponível em: &lt;https://pesquisa.bvsalud.org/portal/resource/pt/biblio-1129712&gt;.</w:t>
       </w:r>
     </w:p>
     <w:p>
       <w:r>
-        <w:t>¹⁰ SANTOS, Angela Maria. O matriciamento em saúde mental como dispositivo para a formação e gestão do cuidado em saúde. Physis: Revista de Saúde Coletiva (online), v. 30, n. 04, e300409, 2020. Disponível em: &lt;https://doi.org/10.1590/S0103-73312020300409&gt;.</w:t>
+        <w:t>9SANTOS, Angela Maria. O matriciamento em saúde mental como dispositivo para a formação e gestão do cuidado em saúde. Physis: Revista de Saúde Coletiva (online), v. 30, n. 04, e300409, 2020. Disponível em: &lt;https://doi.org/10.1590/S0103-73312020300409&gt;.</w:t>
       </w:r>
     </w:p>
     <w:p>
       <w:r>
-        <w:t>¹² SANTOS, Elitiele Ortiz dos. Avaliação das estratégias de promoção da saúde e prevenção ao uso de drogas na rede psicossocial. Escola Anna Nery (online), v. 27, e20220110, 2023. Disponível em: &lt;https://doi.org/10.1590/2177-9465-EAN-2022-0110pt&gt;.</w:t>
+        <w:t>10SANTOS, Elitiele Ortiz dos. Avaliação das estratégias de promoção da saúde e prevenção ao uso de drogas na rede psicossocial. Escola Anna Nery (online), v. 27, e20220110, 2023. Disponível em: &lt;https://doi.org/10.1590/2177-9465-EAN-2022-0110pt&gt;.</w:t>
       </w:r>
     </w:p>
     <w:p>
       <w:r>
-        <w:t>⁵ SOUSA, Paulo Henrique Caetano de. Relato da implantação do matriciamento em um município cearense: dos desafios às conquistas. Rev. baiana saúde pública, v. 45, n. 4, pp. 241-251, 2021. Disponível em: &lt;https://doi.org/10.22278/2318-2660.2021.v45.n4.a3422&gt;.</w:t>
+        <w:t>11SOUSA, Paulo Henrique Caetano de. Relato da implantação do matriciamento em um município cearense: dos desafios às conquistas. Rev. baiana saúde pública, v. 45, n. 4, pp. 241-251, 2021. Disponível em: &lt;https://doi.org/10.22278/2318-2660.2021.v45.n4.a3422&gt;.</w:t>
       </w:r>
     </w:p>
     <w:p>
       <w:r>
-        <w:t>⁷ VASCONCELO, Marilena Silva de. Conhecimento de gestores e profissionais da rede de atenção psicossocial sobre matriciamento em saúde mental. Ciênc. cuid. saúde, v. 18, n. 4, e43922, 2019. Disponível em: &lt;https://doi.org/10.4025/cienccuidsaude.v18i4.43922&gt;.</w:t>
+        <w:t>12VASCONCELO, Marilena Silva de. Conhecimento de gestores e profissionais da rede de atenção psicossocial sobre matriciamento em saúde mental. Ciênc. cuid. saúde, v. 18, n. 4, e43922, 2019. Disponível em: &lt;https://doi.org/10.4025/cienccuidsaude.v18i4.43922&gt;.</w:t>
       </w:r>
     </w:p>
     <w:p>
       <w:r>
-        <w:t>⁸ YAMAGUTI, Claudiney Augusto. Grupos de reflexão em Saúde Mental: possibilidade de interlocução entre a Saúde Mental e a Atenção Básica no município de Itapevi – SP. BIS, Bol. Inst. Saúde (Impr.), v. 20, n. 1, pp. 132-138, 2019. Disponível em: &lt;https://pesquisa.bvsalud.org/portal/resource/pt/biblio-1009105&gt;.</w:t>
+        <w:t>13YAMAGUTI, Claudiney Augusto. Grupos de reflexão em Saúde Mental: possibilidade de interlocução entre a Saúde Mental e a Atenção Básica no município de Itapevi – SP. BIS, Bol. Inst. Saúde (Impr.), v. 20, n. 1, pp. 132-138, 2019. Disponível em: &lt;https://pesquisa.bvsalud.org/portal/resource/pt/biblio-1009105&gt;.</w:t>
       </w:r>
     </w:p>
     <w:p/>
@@ -342,9 +423,9 @@
           <w:i/>
           <w:sz w:val="18"/>
         </w:rPr>
-        <w:t>1.  Ministério da Saúde - Política Nacional de Atenção Básica (PNAB): &lt;</w:t>
+        <w:t>Ministério da Saúde - Atenção Primária à Saúde: &lt;</w:t>
         <w:br/>
-        <w:t>https://www.gov.br/saude/pt-br/composicao/saes/atencao-primaria-a-saude/politica-nacional-de-atencao-basica-pnab&gt;</w:t>
+        <w:t>https://www.gov.br/saude/pt-br/composicao/sas/dab/atencao-primaria-a-saude&gt;</w:t>
       </w:r>
     </w:p>
     <w:p>
@@ -395,9 +476,9 @@
           <w:i/>
           <w:sz w:val="18"/>
         </w:rPr>
-        <w:t>2.  Biblioteca Virtual em Saúde (BVS) - Atenção Primária à Saúde: &lt;</w:t>
+        <w:t>Sociedade Brasileira de Medicina de Família e Comunidade (SBMFC): &lt;</w:t>
         <w:br/>
-        <w:t>https://aps.bvs.br/&gt;</w:t>
+        <w:t>https://www.sbmfc.org.br/&gt;</w:t>
       </w:r>
     </w:p>
     <w:p>
@@ -448,9 +529,9 @@
           <w:i/>
           <w:sz w:val="18"/>
         </w:rPr>
-        <w:t>3.  Sociedade Brasileira de Medicina de Família e Comunidade (SBMFC): &lt;</w:t>
+        <w:t>Organização Pan-Americana da Saúde (OPAS) - Atenção Primária à Saúde: &lt;</w:t>
         <w:br/>
-        <w:t>https://www.sbmfc.org.br/&gt;</w:t>
+        <w:t>https://www.paho.org/pt/topicos/atencao-primaria-saude&gt;</w:t>
       </w:r>
     </w:p>
     <w:sectPr>

--- a/output/Capitulo_Apoio_Matricial_na_Atenção_Primária_à_Saúde_Revisado.docx
+++ b/output/Capitulo_Apoio_Matricial_na_Atenção_Primária_à_Saúde_Revisado.docx
@@ -42,7 +42,7 @@
           <w:sz w:val="18"/>
         </w:rPr>
         <w:br/>
-        <w:t>- Definição e Propósito: O Apoio Matricial integra equipes de Saúde da Família (eSF) e Núcleos de Apoio à Saúde da Família (NASF) para promover a integralidade do cuidado e fortalecer a capacidade resolutiva da Atenção Primária à Saúde (APS).</w:t>
+        <w:t>- O Apoio Matricial é uma estratégia fundamental para a integralidade do cuidado na Atenção Primária à Saúde (APS), integrando equipes de Saúde da Família (eSF) e Núcleos de Apoio à Saúde da Família (NASF).</w:t>
       </w:r>
       <w:r>
         <w:rPr>
@@ -50,7 +50,7 @@
           <w:sz w:val="18"/>
         </w:rPr>
         <w:br/>
-        <w:t>- Dimensões de Atuação: Opera nas dimensões técnico-pedagógica (educação permanente, discussão de casos, Projetos Terapêuticos Singulares - PTS) e assistencial (consultas conjuntas, visitas domiciliares), visando aprimorar as competências clínicas e a colaboração.</w:t>
+        <w:t>- Sua atuação abrange dimensões técnico-pedagógicas e assistenciais, fortalecendo a capacidade resolutiva das equipes e aprimorando a gestão de casos complexos, especialmente em saúde mental.</w:t>
       </w:r>
       <w:r>
         <w:rPr>
@@ -58,7 +58,7 @@
           <w:sz w:val="18"/>
         </w:rPr>
         <w:br/>
-        <w:t>- Desafios na Implementação: Enfrenta barreiras como a carência de conhecimento sobre o modelo, dificuldades relacionais e organizacionais, formação acadêmica inadequada e o estigma associado a certas condições de saúde.</w:t>
+        <w:t>- A implementação requer coordenação eficaz, reuniões periódicas e educação permanente dos profissionais, materializando-se em consultas conjuntas e visitas domiciliares.</w:t>
       </w:r>
       <w:r>
         <w:rPr>
@@ -66,7 +66,7 @@
           <w:sz w:val="18"/>
         </w:rPr>
         <w:br/>
-        <w:t>- Práticas e Potencialidades: Materializa-se em práticas colaborativas e possui potencial para expansão por meio da integração intersetorial, uso de Tecnologias da Informação e Comunicação (TICs) e incorporação de uma perspectiva culturalmente sensível.</w:t>
+        <w:t>- Desafios incluem a carência de conhecimento sobre o modelo, dificuldades relacionais, estigma e formação acadêmica deficiente.</w:t>
       </w:r>
     </w:p>
     <w:p>
@@ -78,7 +78,7 @@
           <w:b/>
           <w:i/>
         </w:rPr>
-        <w:t>Educação Permanente e PTS</w:t>
+        <w:t>Educação Permanente e Capacitação Profissional</w:t>
       </w:r>
     </w:p>
     <w:p>
@@ -90,24 +90,38 @@
           <w:b/>
           <w:i/>
         </w:rPr>
-        <w:t>A dimensão técnico-pedagógica do Apoio Matricial é fundamental para o aprimoramento contínuo das equipes de eSF. Recomenda-se a implementação regular de sessões de educação permanente, discussões de casos clínicos complexos e o desenvolvimento conjunto de Projetos Terapêuticos Singulares (PTS) para garantir a atualização do conhecimento e a integração das práticas.</w:t>
+        <w:t>A educação permanente e a formação dos profissionais são igualmente cruciais para o êxito do Apoio Matricial. Programas de capacitação auxiliam os profissionais a se familiarizarem com as práticas de matriciamento e a desenvolverem as competências necessárias para implementar eficazmente as estratégias de cuidado, sendo este um aspecto essencial em áreas onde se identificam lacunas de conhecimento acerca do matriciamento6.</w:t>
+      </w:r>
+    </w:p>
+    <w:p>
+      <w:pPr>
+        <w:ind w:left="283" w:right="283"/>
+      </w:pPr>
+      <w:r>
+        <w:rPr>
+          <w:b/>
+          <w:i/>
+          <w:color w:val="B40000"/>
+        </w:rPr>
+        <w:t>Barreiras na Implementação do Apoio Matricial</w:t>
+      </w:r>
+    </w:p>
+    <w:p>
+      <w:pPr>
+        <w:ind w:left="283" w:right="283"/>
+      </w:pPr>
+      <w:r>
+        <w:rPr>
+          <w:b/>
+          <w:i/>
+          <w:color w:val="B40000"/>
+        </w:rPr>
+        <w:t>Não obstante, a implementação do Apoio Matricial defronta-se com desafios significativos. A carência de conhecimento apropriado sobre o Apoio Matricial entre gestores e profissionais de saúde pode comprometer a aplicação das práticas e ferramentas propostas, culminando em uma implementação ineficaz. Isso engloba a ausência de participação ativa dos profissionais e o estigma associado às condições de saúde, o qual pode impactar a adesão ao modelo6. Adicionalmente, dificuldades relacionais e organizacionais são frequentemente observadas, com problemas como a fragmentação do cuidado e a ausência de uma abordagem sistemática, que fragilizam a integração entre os serviços (Trata-se de um estudo qualitativo que objetivou analisar as concepções sobre matriciamento em saúde mental3).</w:t>
       </w:r>
     </w:p>
     <w:p>
       <w:r>
-        <w:t>Por meio do matriciamento, as equipes de eSF, que atuam na linha de frente da APS, são apoiadas por profissionais especializados do NASF, constituindo uma rede de cuidado mais robusta e cooperativa. Isso implica que as equipes de referência podem contar com suporte técnico especializado para enfrentar desafios clínicos mais complexos, sem a necessidade imediata de encaminhamentos externos. Em vez de simplesmente referir casos para especialistas, as equipes de matriciamento atuam em conjunto para desenvolver estratégias de intervenção que sejam mais adequadas às necessidades locais e às condições de saúde da população assistida.</w:t>
-      </w:r>
-    </w:p>
-    <w:p/>
-    <w:p>
-      <w:r>
-        <w:t>Adicionalmente, o matriciamento não se restringe apenas ao aspecto técnico-clínico. Ele promove uma cultura de colaboração e aprendizado contínuo entre os diversos profissionais de saúde, incentivando a troca de experiências e o compartilhamento de conhecimentos. Essa integração não apenas aprimora a qualidade do atendimento prestado, mas também fortalece o vínculo entre os profissionais e a comunidade, elevando a confiança dos usuários nos serviços de saúde locais³,4.</w:t>
-      </w:r>
-    </w:p>
-    <w:p/>
-    <w:p>
-      <w:r>
-        <w:t>Em síntese, o Apoio Matricial representa uma mudança significativa na concepção e na entrega dos cuidados de saúde na APS. Ao enfatizar a colaboração interdisciplinar, o desenvolvimento de competências clínicas e a implementação de práticas baseadas em evidências, ele não apenas aprimora os resultados em saúde, mas também fortalece o sistema de saúde como um todo, tornando-o mais resiliente e responsivo às necessidades da população atendida³.</w:t>
+        <w:t>A formação acadêmica deficiente dos profissionais constitui outro desafio identificado. A ausência de uma base sólida em práticas de matriciamento pode restringir a capacidade dos profissionais de aplicar efetivamente as estratégias propostas. A educação permanente é imprescindível para transpor essas barreiras e aprimorar a compreensão e a eficácia das práticas matriciais6. Adicionalmente, um estudo conduzido em Itapevi, SP, evidenciou dificuldades específicas nas ações de saúde na Atenção Básica, tais como a reduzida capacidade de identificar demandas e riscos, a propensão à medicalização e a baixa participação dos usuários. Não obstante essas dificuldades, foram obtidos avanços significativos na percepção dos trabalhadores e na mobilização de recursos internos para o cuidado, servindo como alicerce para a introdução do matriciamento7.</w:t>
       </w:r>
     </w:p>
     <w:p/>
@@ -116,19 +130,58 @@
         <w:pStyle w:val="Heading1"/>
       </w:pPr>
       <w:r>
-        <w:t>Implementação e Desafios</w:t>
+        <w:t>H1 Funcionalidade na Prática</w:t>
       </w:r>
     </w:p>
     <w:p/>
     <w:p>
       <w:r>
-        <w:t>A implementação do Apoio Matricial na Atenção Primária à Saúde (APS) requer uma abordagem meticulosa que envolve a coordenação eficaz entre os Núcleos de Apoio à Saúde da Família (NASF) e as equipes de Saúde da Família (eSF). Este processo inicia-se com a realização de reuniões regulares entre os profissionais do NASF e as equipes de eSF, as quais são essenciais para alinhar estratégias de cuidado, revisar protocolos e avaliar continuamente os resultados. Tais encontros facilitam a troca de conhecimento e experiências, promovendo uma abordagem colaborativa e integrada na gestão das condições de saúde da comunidade11.</w:t>
+        <w:t>Na prática, o Apoio Matricial materializa-se por meio de consultas conjuntas, visitas domiciliares coordenadas, grupos terapêuticos e outras intervenções que respondem de forma abrangente às diversas demandas de saúde¹. Essas práticas não somente ampliam o acesso aos cuidados, mas também aprimoram a continuidade do atendimento, assegurando uma resposta mais efetiva às necessidades específicas dos usuários, em particular daqueles com condições crônicas e complexas.</w:t>
       </w:r>
     </w:p>
     <w:p/>
     <w:p>
       <w:r>
-        <w:t>Na prática, o Apoio Matricial materializa-se por meio de consultas conjuntas e visitas domiciliares coordenadas. Tais práticas ampliam o acesso aos cuidados e aprimoram a continuidade do atendimento, permitindo que as equipes de eSF e os especialistas do NASF atuem em conjunto para atender às necessidades dos usuários de maneira mais holística e integrada¹. A educação permanente e a formação dos profissionais são igualmente fundamentais para o sucesso do Apoio Matricial. Programas de capacitação auxiliam os profissionais a se familiarizarem com as práticas de matriciamento e a desenvolverem as competências necessárias para implementar eficazmente as estratégias de cuidado, sendo essencial em áreas onde há lacunas de conhecimento sobre o matriciamento12.</w:t>
+        <w:t>Um estudo procedeu à análise das práticas e concepções do matriciamento em saúde mental sob as perspectivas de equipes de referência, equipes matriciais e gestores. Foram conduzidas entrevistas com 41 participantes e observações totalizando 110 horas das práticas matriciais. O estudo evidenciou duas concepções primordiais sobre o matriciamento: como uma oportunidade de encontro profícuo entre equipes de saúde e como uma estratégia de formação em serviço. As observações corroboraram a necessidade de criar, sistematizar e fortalecer espaços de diálogo entre equipes de referência, equipes matriciais e gestores, visando consolidar o matriciamento e aprimorar suas práticas8.</w:t>
+      </w:r>
+    </w:p>
+    <w:p/>
+    <w:p>
+      <w:pPr>
+        <w:pStyle w:val="Heading1"/>
+      </w:pPr>
+      <w:r>
+        <w:t>H1 Potenciais de Organização Futura</w:t>
+      </w:r>
+    </w:p>
+    <w:p/>
+    <w:p>
+      <w:r>
+        <w:t>Para o porvir, o Apoio Matricial apresenta potencial para expandir-se por meio da integração intersetorial com serviços sociais, educacionais e comunitários9. Esta integração é crucial para o fortalecimento das redes de cuidado, possibilitando uma abordagem mais holística dos determinantes sociais da saúde. A colaboração com esses setores pode não somente aprimorar o acesso e a qualidade dos serviços, mas também fomentar ações preventivas e educativas que são essenciais para a saúde comunitária.</w:t>
+      </w:r>
+    </w:p>
+    <w:p/>
+    <w:p>
+      <w:r>
+        <w:t>Adicionalmente, a implementação de tecnologias da informação e comunicação (TICs) pode otimizar a gestão de casos e facilitar o compartilhamento de informações entre as equipes de Saúde da Família (eSF) e os serviços especializados. As TICs detêm o potencial de aprimorar a coordenação dos cuidados, apoiar a educação permanente dos profissionais de saúde e assegurar que informações cruciais estejam acessíveis a todos os envolvidos no cuidado. Essas inovações tecnológicas podem contribuir para uma gestão mais eficiente e integrada dos cuidados, elevando a qualidade dos serviços prestados.</w:t>
+      </w:r>
+    </w:p>
+    <w:p/>
+    <w:p>
+      <w:r>
+        <w:t>Um exemplo pertinente dessa abordagem é a proposta de intervenção elaborada na Região de Saúde de Cruz das Almas. Esta proposta objetiva aprimorar a articulação entre as Equipes de Saúde da Família (eSF) e os serviços existentes, por meio da criação e implementação de uma matriz de intervenção adaptada às necessidades locais. O propósito é fomentar espaços para a promoção e prevenção em saúde, além de prover um cuidado integrado na Atenção Básica. A proposta contempla a realização de encontros de avaliação e adequação, a fim de assegurar que a implementação seja eficaz e atenda às necessidades da comunidade local10.</w:t>
+      </w:r>
+    </w:p>
+    <w:p/>
+    <w:p>
+      <w:r>
+        <w:t>Adicionalmente, uma perspectiva de valor sobre as estratégias de promoção da saúde e prevenção ao uso de drogas na Atenção Primária pode ser apresentada ao se abordar o matriciamento. Um estudo qualitativo, desenvolvido na Rede de Atenção Psicossocial (RAPS) de um município do Rio Grande do Sul, ressalta a necessidade premente de investimentos e suporte para aprimorar as ações de promoção da saúde e prevenção. O artigo identifica o matriciamento como uma potencialidade para fortalecer a atuação da Atenção Primária, sugerindo que um investimento mais substancial na formação e no suporte das equipes pode gerar um impacto significativo na qualidade e eficácia dos cuidados prestados na Atenção Básica11.</w:t>
+      </w:r>
+    </w:p>
+    <w:p/>
+    <w:p>
+      <w:r>
+        <w:t>Outrossim, um estudo qualitativo conduzido na Região Sul do Brasil evidenciou que, não obstante os esforços para aprimorar o cuidado, persiste um descompasso entre as intenções dos apoiadores e as expectativas dos profissionais de saúde. Este conflito sinaliza a necessidade de reavaliação das práticas e políticas públicas, a fim de assegurar que o Apoio Matricial possa efetivamente promover a saúde e a cidadania na Atenção Primária à Saúde12.</w:t>
       </w:r>
     </w:p>
     <w:p/>
@@ -141,7 +194,7 @@
           <w:b/>
           <w:i/>
         </w:rPr>
-        <w:t>Estratégias de Implementação</w:t>
+        <w:t>Incorporação da Perspectiva Culturalmente Sensível</w:t>
       </w:r>
     </w:p>
     <w:p>
@@ -153,135 +206,7 @@
           <w:b/>
           <w:i/>
         </w:rPr>
-        <w:t>Para uma implementação bem-sucedida do Apoio Matricial, recomenda-se a realização de reuniões interequipes periódicas, a promoção de consultas conjuntas e visitas domiciliares coordenadas, e a oferta contínua de programas de educação permanente e capacitação para todos os profissionais envolvidos.</w:t>
-      </w:r>
-    </w:p>
-    <w:p>
-      <w:r>
-        <w:t>Entretanto, a implementação do Apoio Matricial enfrenta desafios significativos. A carência de conhecimento adequado sobre o Apoio Matricial entre gestores e profissionais de saúde pode comprometer a aplicação das práticas e ferramentas propostas, resultando em uma implementação ineficaz. Isso abrange a ausência de participação ativa dos profissionais e o estigma associado às condições de saúde, o qual pode impactar a adesão ao modelo12. Adicionalmente, dificuldades relacionais e organizacionais são frequentemente observadas, com problemas como a fragmentação do cuidado e a ausência de uma abordagem sistemática, que enfraquecem a integração entre os serviços (Conforme estudo qualitativo que objetivou analisar as concepções sobre matriciamento em saúde mental6).</w:t>
-      </w:r>
-    </w:p>
-    <w:p/>
-    <w:p>
-      <w:pPr>
-        <w:ind w:left="283" w:right="283"/>
-      </w:pPr>
-      <w:r>
-        <w:rPr>
-          <w:b/>
-          <w:i/>
-          <w:color w:val="B40000"/>
-        </w:rPr>
-        <w:t>Barreiras na Implementação</w:t>
-      </w:r>
-    </w:p>
-    <w:p>
-      <w:pPr>
-        <w:ind w:left="283" w:right="283"/>
-      </w:pPr>
-      <w:r>
-        <w:rPr>
-          <w:b/>
-          <w:i/>
-          <w:color w:val="B40000"/>
-        </w:rPr>
-        <w:t>A falta de conhecimento sobre o Apoio Matricial, o estigma associado a condições de saúde (especialmente mental), e as dificuldades relacionais e organizacionais podem comprometer a eficácia do matriciamento. É crucial abordar essas barreiras por meio de estratégias de comunicação, desestigmatização e fortalecimento dos vínculos interprofissionais.</w:t>
-      </w:r>
-    </w:p>
-    <w:p>
-      <w:r>
-        <w:t>A formação acadêmica inadequada dos profissionais constitui outro desafio identificado. A ausência de uma base sólida em práticas de matriciamento pode limitar a capacidade dos profissionais de aplicar efetivamente as estratégias propostas. A educação permanente é essencial para superar tais barreiras e aprimorar a compreensão e a eficácia das práticas matriciais12. Adicionalmente, um estudo conduzido em Itapevi, SP, evidenciou dificuldades específicas nas ações de saúde na Atenção Básica, tais como a baixa capacidade de identificar demandas e riscos, a tendência à medicalização e a reduzida participação dos usuários. Não obstante essas dificuldades, foram alcançados avanços significativos na percepção dos trabalhadores e na mobilização de recursos internos para o cuidado, servindo como base para a introdução do matriciamento13.</w:t>
-      </w:r>
-    </w:p>
-    <w:p/>
-    <w:p>
-      <w:pPr>
-        <w:pStyle w:val="Heading1"/>
-      </w:pPr>
-      <w:r>
-        <w:t>Práticas do Apoio Matricial</w:t>
-      </w:r>
-    </w:p>
-    <w:p/>
-    <w:p>
-      <w:r>
-        <w:t>Na prática, o Apoio Matricial materializa-se por meio de consultas conjuntas, visitas domiciliares coordenadas, grupos terapêuticos e outras intervenções que respondem de forma abrangente às demandas variadas de saúde¹. Tais práticas não apenas ampliam o acesso aos cuidados, mas também aprimoram a continuidade do atendimento, garantindo uma resposta mais efetiva às necessidades específicas dos usuários, especialmente aqueles com condições crônicas e complexas.</w:t>
-      </w:r>
-    </w:p>
-    <w:p/>
-    <w:p>
-      <w:r>
-        <w:t>Um estudo analisou as práticas e concepções do matriciamento em saúde mental sob as perspectivas de equipes de referência, equipes matriciais e gestores. Foram realizadas entrevistas com 41 participantes e observações totalizando 110 horas das práticas matriciais. O estudo revelou duas principais concepções sobre o matriciamento: como uma oportunidade de encontro produtivo entre equipes de saúde e como uma estratégia de formação em serviço. As observações confirmaram a necessidade de criar, sistematizar e fortalecer espaços de diálogo entre equipes de referência, equipes matriciais e gestores para consolidar o matriciamento e aprimorar suas práticas5.</w:t>
-      </w:r>
-    </w:p>
-    <w:p/>
-    <w:p>
-      <w:pPr>
-        <w:pStyle w:val="Heading1"/>
-      </w:pPr>
-      <w:r>
-        <w:t>Potencialidades para o Futuro</w:t>
-      </w:r>
-    </w:p>
-    <w:p/>
-    <w:p>
-      <w:r>
-        <w:t>Para o futuro, o Apoio Matricial pode expandir-se por meio da integração intersetorial com serviços sociais, educacionais e comunitários9. Esta integração é crucial para fortalecer as redes de cuidado, permitindo uma abordagem mais holística dos determinantes sociais da saúde. A colaboração com esses setores pode não apenas aprimorar o acesso e a qualidade dos serviços, mas também promover ações preventivas e educativas que são fundamentais para a saúde comunitária.</w:t>
-      </w:r>
-    </w:p>
-    <w:p/>
-    <w:p>
-      <w:r>
-        <w:t>Adicionalmente, a implementação de Tecnologias da Informação e Comunicação (TICs) pode otimizar a gestão de casos e facilitar o compartilhamento de informações entre as equipes de Saúde da Família (eSF) e os serviços especializados. As TICs possuem o potencial de aprimorar a coordenação dos cuidados, apoiar a educação permanente dos profissionais de saúde e garantir que informações cruciais estejam acessíveis a todos os envolvidos no cuidado. Tais inovações tecnológicas podem contribuir para uma gestão mais eficiente e integrada dos cuidados, elevando a qualidade dos serviços prestados.</w:t>
-      </w:r>
-    </w:p>
-    <w:p/>
-    <w:p>
-      <w:r>
-        <w:t>Um exemplo relevante dessa abordagem é a proposta de intervenção desenvolvida na Região de Saúde de Cruz das Almas. Esta proposta visa aprimorar a articulação entre as Equipes de Saúde da Família (eSF) e os serviços existentes, por meio da criação e implementação de uma matriz de intervenção adaptada às necessidades locais. O objetivo é promover espaços para a promoção e prevenção em saúde, além de oferecer um cuidado integrado na Atenção Básica. A proposta inclui a realização de encontros de avaliação e adequação para garantir que a implementação seja eficaz e atenda às necessidades da comunidade local8.</w:t>
-      </w:r>
-    </w:p>
-    <w:p/>
-    <w:p>
-      <w:r>
-        <w:t>Adicionalmente, uma perspectiva valiosa sobre as estratégias de promoção da saúde e prevenção ao uso de drogas na Atenção Primária pode ser abordada no contexto do matriciamento. Um estudo qualitativo, desenvolvido na Rede de Atenção Psicossocial (RAPS) de um município do Rio Grande do Sul, destaca a necessidade urgente de investimentos e suporte para aprimorar as ações de promoção da saúde e prevenção. O artigo identifica o matriciamento como uma potencialidade para fortalecer a atuação da Atenção Primária, sugerindo que um maior investimento na formação e no suporte das equipes pode ter um impacto significativo na qualidade e eficácia dos cuidados oferecidos na Atenção Básica10.</w:t>
-      </w:r>
-    </w:p>
-    <w:p/>
-    <w:p>
-      <w:r>
-        <w:t>Adicionalmente, um estudo qualitativo realizado na Região Sul do Brasil revelou que, apesar dos esforços para aprimorar o cuidado, ainda persiste um descompasso entre as intenções dos apoiadores e as expectativas dos profissionais de saúde. Este conflito aponta para a necessidade de reavaliação das práticas e políticas públicas a fim de garantir que o Apoio Matricial possa efetivamente promover a saúde e a cidadania na Atenção Primária à Saúde7.</w:t>
-      </w:r>
-    </w:p>
-    <w:p/>
-    <w:p>
-      <w:r>
-        <w:t>Por fim, é crucial incorporar uma perspectiva culturalmente sensível no planejamento e na prática do Apoio Matricial. Embora os profissionais reconheçam a importância dos condicionantes socioculturais nos casos clínicos e nas interações com usuários e comunidades, a competência cultural ainda se mostra insuficiente para uma compreensão crítica da diversidade cultural. Estimular o debate sobre as dimensões socioculturais e considerar as particularidades culturais pode representar um avanço significativo no cuidado colaborativo, auxiliando na superação de desafios e potencializando as práticas matriciais. A integração da cultura no planejamento e na prática não apenas aprimora a adesão às intervenções, mas também eleva a eficácia das estratégias de cuidado na Atenção Primária, conforme evidenciado por pesquisa qualitativa que ressalta a importância de estimular o debate em torno das dimensões socioculturais e considerar as particularidades culturais para o aprimoramento do Apoio Matricial5.</w:t>
-      </w:r>
-    </w:p>
-    <w:p/>
-    <w:p>
-      <w:pPr>
-        <w:pStyle w:val="Heading1"/>
-      </w:pPr>
-      <w:r>
-        <w:t>Conclusão</w:t>
-      </w:r>
-    </w:p>
-    <w:p/>
-    <w:p>
-      <w:r>
-        <w:t>O Apoio Matricial representa uma evolução significativa na forma como a APS aborda as complexidades de saúde da população. Ao integrar saberes e práticas, esta estratégia não apenas fortalece a capacidade de resposta das equipes de eSF e NASF, mas também promove uma abordagem mais humanizada e centrada no usuário. A colaboração interdisciplinar, baseada em evidências e centrada no usuário, é essencial para enfrentar os desafios contemporâneos da saúde pública, garantindo cuidados mais integrados e eficazes.</w:t>
-      </w:r>
-    </w:p>
-    <w:p/>
-    <w:p>
-      <w:r>
-        <w:rPr>
-          <w:color w:val="FF0000"/>
-          <w:highlight w:val="yellow"/>
-        </w:rPr>
-        <w:t>Padronização da terminologia "equipes de Saúde da Família" para "eSF" em todo o texto, conforme terminologia do Ministério da Saúde.</w:t>
+        <w:t>Por derradeiro, torna-se imperativo incorporar uma perspectiva culturalmente sensível no planejamento e na prática do Apoio Matricial. Embora os profissionais reconheçam a relevância dos condicionantes socioculturais nos casos clínicos e nas interações com usuários e comunidades, a competência cultural ainda se mostra insuficiente para uma compreensão crítica da diversidade cultural. O estímulo ao debate acerca das dimensões socioculturais e a consideração das particularidades culturais podem representar um avanço significativo no cuidado colaborativo. A integração da cultura no planejamento e na prática não somente aprimora a adesão às intervenções, mas também eleva a eficácia das estratégias de cuidado na Atenção Primária8.</w:t>
       </w:r>
     </w:p>
     <w:p>
@@ -290,9 +215,24 @@
           <w:color w:val="FF0000"/>
           <w:highlight w:val="yellow"/>
         </w:rPr>
-        <w:t>Verificar se a referência 6 (IGLESIAS, 2021) é a mais adequada para sustentar a afirmação sobre "dificuldades relacionais e organizacionais", ou se há uma fonte mais específica para esses desafios. A referência citada foca nas concepções sobre matriciamento em saúde mental, e não diretamente nas dificuldades relacionais e organizacionais de forma explícita no resumo.</w:t>
+        <w:t>O último parágrafo da seção "Potenciais de Organização Futura" contém uma repetição substancial do conteúdo dentro do parêntese. Sugere-se revisar para evitar redundância e otimizar a clareza e concisão do texto, mantendo a informação essencial.</w:t>
       </w:r>
     </w:p>
+    <w:p>
+      <w:pPr>
+        <w:pStyle w:val="Heading1"/>
+      </w:pPr>
+      <w:r>
+        <w:t>H1 Conclusão</w:t>
+      </w:r>
+    </w:p>
+    <w:p/>
+    <w:p>
+      <w:r>
+        <w:t>O Apoio Matricial configura uma evolução significativa na maneira como a APS aborda as complexidades de saúde da população. Ao integrar saberes e práticas, esta estratégia não somente fortalece a capacidade de resposta das equipes de eSF e NASF, mas também fomenta uma abordagem mais humanizada e centrada no usuário. A colaboração interdisciplinar, fundamentada em evidências e centrada no usuário, é essencial para enfrentar os desafios contemporâneos da saúde pública, assegurando cuidados mais integrados e eficazes.</w:t>
+      </w:r>
+    </w:p>
+    <w:p/>
     <w:p>
       <w:pPr>
         <w:pStyle w:val="Heading1"/>
@@ -423,9 +363,9 @@
           <w:i/>
           <w:sz w:val="18"/>
         </w:rPr>
-        <w:t>Ministério da Saúde - Atenção Primária à Saúde: &lt;</w:t>
+        <w:t>1.  Ministério da Saúde - Atenção Primária à Saúde:</w:t>
         <w:br/>
-        <w:t>https://www.gov.br/saude/pt-br/composicao/sas/dab/atencao-primaria-a-saude&gt;</w:t>
+        <w:t>https://www.gov.br/saude/pt-br/composicao/saes/atencao-primaria-a-saude</w:t>
       </w:r>
     </w:p>
     <w:p>
@@ -476,9 +416,9 @@
           <w:i/>
           <w:sz w:val="18"/>
         </w:rPr>
-        <w:t>Sociedade Brasileira de Medicina de Família e Comunidade (SBMFC): &lt;</w:t>
+        <w:t>2.  Ministério da Saúde - Saúde Mental:</w:t>
         <w:br/>
-        <w:t>https://www.sbmfc.org.br/&gt;</w:t>
+        <w:t>https://www.gov.br/saude/pt-br/composicao/saes/saude-mental</w:t>
       </w:r>
     </w:p>
     <w:p>
@@ -529,9 +469,9 @@
           <w:i/>
           <w:sz w:val="18"/>
         </w:rPr>
-        <w:t>Organização Pan-Americana da Saúde (OPAS) - Atenção Primária à Saúde: &lt;</w:t>
+        <w:t>4.  Sociedade Brasileira de Medicina de Família e Comunidade (SBMFC):</w:t>
         <w:br/>
-        <w:t>https://www.paho.org/pt/topicos/atencao-primaria-saude&gt;</w:t>
+        <w:t>https://www.sbmfc.org.br/</w:t>
       </w:r>
     </w:p>
     <w:sectPr>

--- a/output/Capitulo_Apoio_Matricial_na_Atenção_Primária_à_Saúde_Revisado.docx
+++ b/output/Capitulo_Apoio_Matricial_na_Atenção_Primária_à_Saúde_Revisado.docx
@@ -10,276 +10,131 @@
         <w:t>Apoio Matricial na Atenção Primária à Saúde</w:t>
       </w:r>
     </w:p>
-    <w:p/>
-    <w:p>
-      <w:pPr>
-        <w:shd w:val="clear" w:color="auto" w:fill="F2F2F2"/>
-        <w:pBdr>
-          <w:top w:val="single" w:sz="12" w:space="4" w:color="000000"/>
-          <w:bottom w:val="single" w:sz="12" w:space="4" w:color="000000"/>
-        </w:pBdr>
-      </w:pPr>
-      <w:r>
-        <w:rPr>
-          <w:rFonts w:ascii="Arial" w:hAnsi="Arial"/>
-          <w:b/>
-          <w:sz w:val="18"/>
-        </w:rPr>
-        <w:t>PONTOS IMPORTANTES</w:t>
-        <w:br/>
-      </w:r>
-      <w:r>
-        <w:rPr>
-          <w:rFonts w:ascii="Arial" w:hAnsi="Arial"/>
-          <w:sz w:val="18"/>
-        </w:rPr>
-        <w:br/>
-        <w:t>- O Apoio Matricial é uma estratégia fundamental para promover a integralidade do cuidado na Atenção Primária à Saúde (APS).</w:t>
-      </w:r>
-      <w:r>
-        <w:rPr>
-          <w:rFonts w:ascii="Arial" w:hAnsi="Arial"/>
-          <w:sz w:val="18"/>
-        </w:rPr>
-        <w:br/>
-        <w:t>- Facilita a colaboração interdisciplinar entre as equipes de Saúde da Família (SF) e os Núcleos de Apoio à Saúde da Família (NASF).</w:t>
-      </w:r>
-      <w:r>
-        <w:rPr>
-          <w:rFonts w:ascii="Arial" w:hAnsi="Arial"/>
-          <w:sz w:val="18"/>
-        </w:rPr>
-        <w:br/>
-        <w:t>- Atua nas dimensões técnico-pedagógica e assistencial, fortalecendo a capacidade resolutiva das equipes.</w:t>
-      </w:r>
-      <w:r>
-        <w:rPr>
-          <w:rFonts w:ascii="Arial" w:hAnsi="Arial"/>
-          <w:sz w:val="18"/>
-        </w:rPr>
-        <w:br/>
-        <w:t>- Sua implementação requer coordenação eficaz, educação continuada e superação de desafios como a falta de conhecimento e estigmas.</w:t>
-      </w:r>
-      <w:r>
-        <w:rPr>
-          <w:rFonts w:ascii="Arial" w:hAnsi="Arial"/>
-          <w:sz w:val="18"/>
-        </w:rPr>
-        <w:br/>
-        <w:t>- Possui potencial de expansão através da integração intersetorial, uso de tecnologias e abordagem culturalmente sensível.</w:t>
-      </w:r>
-    </w:p>
-    <w:p>
-      <w:pPr>
-        <w:ind w:left="283" w:right="283"/>
-      </w:pPr>
-      <w:r>
-        <w:rPr>
-          <w:b/>
-          <w:i/>
-        </w:rPr>
-        <w:t>Estratégias para a Implementação Efetiva do Apoio Matricial</w:t>
-      </w:r>
-    </w:p>
-    <w:p>
-      <w:pPr>
-        <w:ind w:left="283" w:right="283"/>
-      </w:pPr>
-      <w:r>
-        <w:rPr>
-          <w:b/>
-          <w:i/>
-        </w:rPr>
-        <w:t>Realização de reuniões regulares entre NASF e equipes de SF para alinhamento de estratégias e revisão de protocolos.</w:t>
-      </w:r>
-    </w:p>
-    <w:p>
-      <w:pPr>
-        <w:ind w:left="283" w:right="283"/>
-      </w:pPr>
-      <w:r>
-        <w:rPr>
-          <w:b/>
-          <w:i/>
-        </w:rPr>
-        <w:t>Promoção de consultas conjuntas e visitas domiciliares coordenadas para ampliar o acesso e a continuidade do cuidado.</w:t>
-      </w:r>
-    </w:p>
-    <w:p>
-      <w:pPr>
-        <w:ind w:left="283" w:right="283"/>
-      </w:pPr>
-      <w:r>
-        <w:rPr>
-          <w:b/>
-          <w:i/>
-        </w:rPr>
-        <w:t>Investimento em educação continuada e programas de capacitação para profissionais, visando familiarização com as práticas de matriciamento.</w:t>
-      </w:r>
-    </w:p>
-    <w:p>
-      <w:r>
-        <w:t>Na prática, o Apoio Matricial se materializa por meio de consultas conjuntas e visitas domiciliares coordenadas. Essas práticas ampliam o acesso aos cuidados e melhoram a continuidade do atendimento, permitindo que as equipes de SF e os especialistas do NASF trabalhem em conjunto para atender às necessidades dos pacientes de maneira mais holística e integrada ⁵. A educação continuada e a formação dos profissionais são igualmente fundamentais para o sucesso do Apoio Matricial. Programas de capacitação auxiliam os profissionais a se familiarizarem com as práticas de matriciamento e a desenvolverem as competências necessárias para implementar eficazmente as estratégias de cuidado, sendo essencial em áreas onde há lacunas de conhecimento sobre o matriciamento ⁶.</w:t>
-      </w:r>
-    </w:p>
-    <w:p/>
-    <w:p>
-      <w:r>
-        <w:t>No entanto, a implementação do Apoio Matricial enfrenta desafios significativos. A falta de conhecimento adequado sobre o Apoio Matricial entre gestores e profissionais de saúde pode prejudicar a aplicação das práticas e ferramentas propostas, resultando em uma implementação ineficaz. Isso inclui a ausência de participação ativa dos profissionais e o estigma associado às condições de saúde, que pode impactar a adesão ao modelo ⁶. Além disso, dificuldades relacionais e organizacionais são comuns, com problemas como a fragmentação do cuidado e a ausência de uma abordagem sistemática enfraquecendo a integração entre os serviços. Um estudo qualitativo que objetivou analisar as concepções sobre matriciamento em saúde mental ² corrobora essas observações.</w:t>
-      </w:r>
-    </w:p>
-    <w:p/>
-    <w:p>
-      <w:r>
-        <w:rPr>
-          <w:color w:val="FF0000"/>
-          <w:highlight w:val="yellow"/>
-        </w:rPr>
-        <w:t>A frase "(Trata-se de um estudo qualitativo, que objetivou analisar as concepções sobre matriciamento em saúde mental²)" foi integrada ao parágrafo anterior para maior fluidez.</w:t>
-      </w:r>
-    </w:p>
-    <w:p>
-      <w:pPr>
-        <w:ind w:left="283" w:right="283"/>
-      </w:pPr>
-      <w:r>
-        <w:rPr>
-          <w:b/>
-          <w:i/>
-          <w:color w:val="B40000"/>
-        </w:rPr>
-        <w:t>Desafios na Implementação do Apoio Matricial</w:t>
-      </w:r>
-    </w:p>
-    <w:p>
-      <w:pPr>
-        <w:ind w:left="283" w:right="283"/>
-      </w:pPr>
-      <w:r>
-        <w:rPr>
-          <w:b/>
-          <w:i/>
-          <w:color w:val="B40000"/>
-        </w:rPr>
-        <w:t>Lacunas de Conhecimento: A falta de compreensão sobre o Apoio Matricial entre gestores e profissionais pode comprometer a eficácia da implementação.</w:t>
-      </w:r>
-    </w:p>
-    <w:p>
-      <w:pPr>
-        <w:ind w:left="283" w:right="283"/>
-      </w:pPr>
-      <w:r>
-        <w:rPr>
-          <w:b/>
-          <w:i/>
-          <w:color w:val="B40000"/>
-        </w:rPr>
-        <w:t>Dificuldades Relacionais e Organizacionais: Problemas como a fragmentação do cuidado e a ausência de uma abordagem sistemática enfraquecem a integração dos serviços.</w:t>
-      </w:r>
-    </w:p>
-    <w:p>
-      <w:pPr>
-        <w:ind w:left="283" w:right="283"/>
-      </w:pPr>
-      <w:r>
-        <w:rPr>
-          <w:b/>
-          <w:i/>
-          <w:color w:val="B40000"/>
-        </w:rPr>
-        <w:t>Estigma: O estigma associado a certas condições de saúde pode afetar a adesão ao modelo de matriciamento.</w:t>
-      </w:r>
-    </w:p>
-    <w:p>
-      <w:pPr>
-        <w:ind w:left="283" w:right="283"/>
-      </w:pPr>
-      <w:r>
-        <w:rPr>
-          <w:b/>
-          <w:i/>
-          <w:color w:val="B40000"/>
-        </w:rPr>
-        <w:t>Formação Acadêmica Inadequada: A carência de uma base sólida em práticas de matriciamento na formação profissional limita a aplicação efetiva das estratégias.</w:t>
-      </w:r>
-    </w:p>
-    <w:p>
-      <w:r>
-        <w:t>A formação acadêmica inadequada dos profissionais constitui outro desafio identificado. A ausência de uma base sólida em práticas de matriciamento pode limitar a capacidade dos profissionais de aplicar efetivamente as estratégias propostas. A educação permanente é essencial para superar essas barreiras e aprimorar a compreensão e a eficácia das práticas matriciais ⁶. Adicionalmente, um estudo realizado em Itapevi, SP, revelou dificuldades específicas nas ações de saúde na Atenção Básica, tais como a baixa capacidade de identificar demandas e riscos, a tendência à medicalização e a baixa participação dos usuários. Apesar dessas dificuldades, foram alcançados avanços significativos na percepção dos trabalhadores e na mobilização de recursos internos para o cuidado, servindo como base para a introdução do matriciamento ⁷.</w:t>
-      </w:r>
-    </w:p>
-    <w:p/>
     <w:p>
       <w:pPr>
         <w:pStyle w:val="Heading1"/>
       </w:pPr>
       <w:r>
-        <w:t>Operacionalização do Apoio Matricial</w:t>
+        <w:t>Introdução</w:t>
       </w:r>
     </w:p>
     <w:p>
       <w:r>
-        <w:t>Na prática, o Apoio Matricial se materializa por meio de consultas conjuntas, visitas domiciliares coordenadas, grupos terapêuticos e outras intervenções que respondem de forma abrangente às demandas variadas de saúde ⁵. Essas práticas não apenas ampliam o acesso aos cuidados, mas também aprimoram a continuidade do atendimento, garantindo uma resposta mais efetiva às necessidades específicas dos usuários, especialmente aqueles com condições crônicas e complexas.</w:t>
+        <w:t>O Apoio Matricial é uma estratégia crucial na Atenção Primária à Saúde (APS), concebida para promover a integralidade do cuidado através da colaboração interdisciplinar entre as equipes de Saúde da Família (SF) e os Núcleos de Apoio à Saúde da Família (NASF). Especialmente relevante em contextos de saúde mental e complexidades clínicas, o matriciamento fortalece a capacidade resolutiva das equipes ao integrar diferentes expertise e abordagens no cuidado ao paciente².</w:t>
       </w:r>
     </w:p>
-    <w:p/>
-    <w:p>
-      <w:r>
-        <w:t>Um estudo analisou as práticas e concepções do matriciamento em saúde mental a partir das perspectivas de equipes de referência, equipes matriciais e gestores. Foram realizadas entrevistas com 41 participantes e observações de 110 horas das práticas matriciais. O estudo revelou duas principais concepções sobre o matriciamento: como uma oportunidade de encontro produtivo entre equipes de saúde e como uma estratégia de formação em serviço. As observações confirmaram a necessidade de criar, sistematizar e fortalecer espaços de diálogo entre equipes de referência, equipes matriciais e gestores para consolidar o matriciamento e aprimorar suas práticas ⁸.</w:t>
-      </w:r>
-    </w:p>
-    <w:p/>
     <w:p>
       <w:pPr>
         <w:pStyle w:val="Heading1"/>
       </w:pPr>
       <w:r>
-        <w:t>Potenciais e Perspectivas Futuras</w:t>
+        <w:t>O que é o Apoio Matricial</w:t>
       </w:r>
     </w:p>
     <w:p>
       <w:r>
-        <w:t>Para o futuro, o Apoio Matricial pode expandir-se por meio da integração intersetorial com serviços sociais, educacionais e comunitários ⁹. Esta integração é crucial para fortalecer as redes de cuidado, permitindo uma abordagem mais holística dos determinantes sociais da saúde. A colaboração com esses setores pode não apenas melhorar o acesso e a qualidade dos serviços, mas também promover ações preventivas e educativas que são fundamentais para a saúde comunitária.</w:t>
+        <w:t>Visando integrar de forma mais eficiente e colaborativa os cuidados oferecidos pelas equipes de Saúde da Família (SF) e os Núcleos de Apoio à Saúde da Família (NASF), esta abordagem se desdobra em duas dimensões principais: a técnico-pedagógica e a assistencial, ambas fundamentais para promover uma assistência mais completa e integrada.</w:t>
       </w:r>
     </w:p>
-    <w:p/>
     <w:p>
       <w:r>
-        <w:t>Além disso, a implementação de tecnologias da informação e comunicação (TICs) pode otimizar a gestão de casos e facilitar o compartilhamento de informações entre as equipes de Saúde da Família e os serviços especializados. As TICs possuem o potencial de aprimorar a coordenação dos cuidados, apoiar a educação continuada dos profissionais de saúde e garantir que informações cruciais estejam acessíveis para todos os envolvidos no cuidado. Essas inovações tecnológicas podem contribuir para uma gestão mais eficiente e integrada dos cuidados, elevando a qualidade dos serviços prestados.</w:t>
+        <w:t>Na dimensão técnico-pedagógica, o NASF desempenha um papel crucial ao oferecer suporte especializado às equipes de SF. Isso inclui a promoção de educação continuada, capacitação em práticas baseadas em evidências, discussões de casos complexos e o desenvolvimento de projetos terapêuticos compartilhados. Essas atividades não apenas fortalecem as competências clínicas das equipes de APS, permitindo-lhes lidar com uma ampla gama de condições de saúde, incluindo questões complexas de saúde mental, mas também contribuem para uma abordagem mais integrada e colaborativa no manejo dos cuidados de saúde na comunidade6.</w:t>
       </w:r>
     </w:p>
-    <w:p/>
     <w:p>
       <w:r>
-        <w:t>Um exemplo relevante dessa abordagem é a proposta de intervenção desenvolvida na Região de Saúde de Cruz das Almas. Esta proposta visa melhorar a articulação entre as Equipes de Saúde da Família (ESF) e os serviços existentes, por meio da criação e implementação de uma matriz de intervenção adaptada às necessidades locais. O objetivo é promover espaços para a promoção e prevenção em saúde, além de oferecer um cuidado integrado na Atenção Básica. A proposta inclui a realização de encontros de avaliação e adequação para garantir que a implementação seja eficaz e atenda às necessidades da comunidade local ¹⁰.</w:t>
+        <w:t>Por meio do matriciamento, as equipes de SF, que atuam na linha de frente da APS, são apoiadas por profissionais especializados do NASF, formando uma rede de cuidado mais robusta e cooperativa. Isso significa que as equipes de referência podem contar com suporte técnico especializado para enfrentar desafios clínicos mais complexos, sem necessidade imediata de encaminhamentos externos. Ao invés de simplesmente referir casos para especialistas, as equipes de matriciamento trabalham em conjunto para desenvolver estratégias de intervenção que sejam mais adequadas às necessidades locais e às condições de saúde da população assistida.</w:t>
       </w:r>
     </w:p>
-    <w:p/>
     <w:p>
       <w:r>
-        <w:t>Adicionalmente, uma perspectiva valiosa sobre as estratégias de promoção da saúde e prevenção ao uso de drogas na Atenção Primária pode ser exposta ao se tratar de matriciamento. Um estudo qualitativo, desenvolvido na Rede de Atenção Psicossocial (RAPS) de um município do Rio Grande do Sul, destaca a necessidade urgente de investimentos e suporte para melhorar as ações de promoção da saúde e prevenção. O artigo identifica o matriciamento como uma potencialidade para fortalecer a atuação da Atenção Primária, sugerindo que um maior investimento na formação e no suporte das equipes pode ter um impacto significativo na qualidade e eficácia dos cuidados oferecidos na Atenção Básica ¹¹.</w:t>
+        <w:t>Além disso, o matriciamento não se limita apenas ao aspecto técnico-clínico. Ele promove uma cultura de colaboração e aprendizado contínuo entre os diferentes profissionais de saúde, incentivando a troca de experiências e o compartilhamento de conhecimentos. Essa integração não apenas melhora a qualidade do atendimento prestado, mas também fortalece o vínculo entre os profissionais e a comunidade, aumentando a confiança dos pacientes nos serviços de saúde locais³,4.</w:t>
       </w:r>
     </w:p>
-    <w:p/>
     <w:p>
       <w:r>
-        <w:t>Além disso, um estudo qualitativo realizado na Região Sul do Brasil revelou que, apesar dos esforços para melhorar o cuidado, ainda há um descompasso entre as intenções dos apoiadores e as expectativas dos profissionais de saúde. Este conflito aponta para a necessidade de reavaliação das práticas e políticas públicas para garantir que o Apoio Matricial possa efetivamente promover a saúde e a cidadania na Atenção Primária à Saúde ¹².</w:t>
+        <w:t>Em suma, o Apoio Matricial representa uma mudança significativa na forma como os cuidados de saúde são concebidos e entregues na APS. Ao enfatizar a colaboração interdisciplinar, o desenvolvimento de competências clínicas e a implementação de práticas baseadas em evidências, ele não só melhora os resultados de saúde, mas também fortalece o sistema de saúde como um todo, tornando-o mais resiliente e responsivo às necessidades da população atendida³.</w:t>
       </w:r>
     </w:p>
-    <w:p/>
+    <w:p>
+      <w:pPr>
+        <w:pStyle w:val="Heading1"/>
+      </w:pPr>
+      <w:r>
+        <w:t>Como é Implantado e dificuldades</w:t>
+      </w:r>
+    </w:p>
     <w:p>
       <w:r>
-        <w:t>Por fim, é crucial incorporar uma perspectiva culturalmente sensível no planejamento e na prática do Apoio Matricial. Embora os profissionais reconheçam a importância dos condicionantes socioculturais nos casos clínicos e nas interações com usuários e comunidades, a competência cultural ainda é insuficiente para uma compreensão crítica da diversidade cultural. Estimular o debate sobre as dimensões socioculturais e considerar as particularidades culturais pode representar um avanço significativo no cuidado colaborativo, ajudando a superar desafios e potencializando as práticas matriciais. Assim, integrar a cultura no planejamento e na prática pode melhorar a adesão e a eficácia das intervenções em saúde ⁸.</w:t>
+        <w:t>A implementação do Apoio Matricial na Atenção Primária à Saúde (APS) requer uma abordagem meticulosa que envolve a coordenação eficaz entre os Núcleos de Apoio à Saúde da Família (NASF) e as equipes de Saúde da Família (SF). Esse processo começa com a realização de reuniões regulares entre os profissionais do NASF e as equipes de SF, que são essenciais para alinhar estratégias de cuidado, revisar protocolos e avaliar continuamente os resultados. Esses encontros facilitam a troca de conhecimento e experiências, promovendo uma abordagem colaborativa e integrada no manejo das condições de saúde da comunidade11.</w:t>
       </w:r>
     </w:p>
-    <w:p/>
     <w:p>
       <w:r>
-        <w:rPr>
-          <w:color w:val="FF0000"/>
-          <w:highlight w:val="yellow"/>
-        </w:rPr>
-        <w:t>O último parágrafo da seção "Potenciais e Perspectivas Futuras" continha uma repetição literal da ideia e da citação ⁸ dentro de parênteses. A redundância foi eliminada e a informação consolidada em um único parágrafo para maior concisão e fluidez.</w:t>
+        <w:t>Na prática, o Apoio Matricial se materializa por meio de consultas conjuntas e visitas domiciliares coordenadas. Essas práticas ampliam o acesso aos cuidados e melhoram a continuidade do atendimento, permitindo que as equipes de SF e os especialistas do NASF trabalhem juntos para atender às necessidades dos pacientes de maneira mais holística e integrada¹. A educação contínua e a formação dos profissionais são também fundamentais para o sucesso do Apoio Matricial. Programas de capacitação ajudam os profissionais a se familiarizarem com as práticas de matriciamento e a desenvolverem as competências necessárias para implementar eficazmente as estratégias de cuidado, sendo essencial em áreas onde há lacunas de conhecimento sobre o matriciamento12.</w:t>
+      </w:r>
+    </w:p>
+    <w:p>
+      <w:r>
+        <w:t>No entanto, a implementação do Apoio Matricial enfrenta desafios significativos. A falta de conhecimento adequado sobre o Apoio Matricial entre gestores e profissionais de saúde pode prejudicar a aplicação das práticas e ferramentas propostas, resultando em uma implementação ineficaz. Isso inclui a ausência de participação ativa dos profissionais e o estigma associado às condições de saúde, que pode impactar a adesão ao modelo12. Além disso, dificuldades relacionais e organizacionais também são comuns, com problemas como a fragmentação do cuidado e a falta de uma abordagem sistemática enfraquecendo a integração entre os serviços (Trata-se de um estudo qualitativo, que objetivou analisar as concepções sobre matriciamento em saúde mental6).</w:t>
+      </w:r>
+    </w:p>
+    <w:p>
+      <w:r>
+        <w:t>A formação acadêmica inadequada dos profissionais é outro desafio identificado. A falta de uma base sólida em práticas de matriciamento pode limitar a capacidade dos profissionais de aplicar efetivamente as estratégias propostas. A educação permanente é essencial para superar essas barreiras e melhorar a compreensão e a eficácia das práticas matriciais12. Além disso, um estudo realizado em Itapevi, SP, revelou dificuldades específicas nas ações de saúde na Atenção Básica, como a baixa capacidade de identificar demandas e riscos, a tendência à medicalização, e a baixa participação dos usuários. Apesar dessas dificuldades, foram alcançados avanços significativos na percepção dos trabalhadores e na mobilização de recursos internos para o cuidado, servindo como base para a introdução do matriciamento13.</w:t>
+      </w:r>
+    </w:p>
+    <w:p>
+      <w:r>
+        <w:t>Como funciona na prática.</w:t>
+      </w:r>
+    </w:p>
+    <w:p>
+      <w:r>
+        <w:t>Na prática, o Apoio Matricial se materializa através de consultas conjuntas, visitas domiciliares coordenadas, grupos terapêuticos e outras intervenções que respondem de forma abrangente às demandas variadas de saúde¹. Essas práticas não apenas ampliam o acesso aos cuidados, mas também melhoram a continuidade do atendimento, garantindo uma resposta mais efetiva às necessidades específicas dos usuários, especialmente aqueles com condições crônicas e complexas.</w:t>
+      </w:r>
+    </w:p>
+    <w:p>
+      <w:r>
+        <w:t>Um estudo analisou as práticas e concepções do matriciamento em saúde mental a partir das perspectivas de equipes de referência, equipes matriciais e gestores. Foram realizadas entrevistas com 41 participantes e observações de 110 horas das práticas matriciais. O estudo revelou duas principais concepções sobre o matriciamento: como uma oportunidade de encontro produtivo entre equipes de saúde e como uma estratégia de formação em serviço. As observações confirmaram a necessidade de criar, sistematizar e fortalecer espaços de diálogo entre equipes de referência, equipes matriciais e gestores para consolidar o matriciamento e aprimorar suas práticas5.</w:t>
+      </w:r>
+    </w:p>
+    <w:p>
+      <w:pPr>
+        <w:pStyle w:val="Heading1"/>
+      </w:pPr>
+      <w:r>
+        <w:t>Potenciais de organização futuro</w:t>
+      </w:r>
+    </w:p>
+    <w:p>
+      <w:r>
+        <w:t>Para o futuro, o Apoio Matricial pode expandir-se através da integração intersetorial com serviços sociais, educacionais e comunitários9. Esta integração é crucial para fortalecer as redes de cuidado, permitindo uma abordagem mais holística dos determinantes sociais da saúde. A colaboração com esses setores pode não apenas melhorar o acesso e a qualidade dos serviços, mas também promover ações preventivas e educativas que são fundamentais para a saúde comunitária.</w:t>
+      </w:r>
+    </w:p>
+    <w:p>
+      <w:r>
+        <w:t>Além disso, a implementação de tecnologias da informação e comunicação (TICs) pode otimizar a gestão de casos e facilitar o compartilhamento de informações entre as equipes de Saúde da Família e os serviços especializados. As TICs têm o potencial de melhorar a coordenação dos cuidados, apoiar a educação continuada dos profissionais de saúde e garantir que informações cruciais estejam acessíveis para todos os envolvidos no cuidado. Essas inovações tecnológicas podem contribuir para uma gestão mais eficiente e integrada dos cuidados, elevando a qualidade dos serviços prestados.</w:t>
+      </w:r>
+    </w:p>
+    <w:p>
+      <w:r>
+        <w:t>Um exemplo relevante dessa abordagem é a proposta de intervenção desenvolvida na Região de Saúde de Cruz das Almas. Esta proposta visa melhorar a articulação entre as Equipes de Saúde da Família (ESF) e os serviços existentes, através da criação e implementação de uma matriz de intervenção adaptada às necessidades locais. O objetivo é promover espaços para a promoção e prevenção em saúde, além de oferecer um cuidado integrado na Atenção Básica. A proposta inclui a realização de encontros de avaliação e adequação para garantir que a implementação seja eficaz e atenda às necessidades da comunidade local8.</w:t>
+      </w:r>
+    </w:p>
+    <w:p>
+      <w:r>
+        <w:t>Adicionalmente, uma perspectiva valiosa sobre as estratégias de promoção da saúde e prevenção ao uso de drogas na Atenção Primária pode ser exposta ao se tratar de matriciamento. Um estudo qualitativo, desenvolvido na Rede de Atenção Psicossocial (RAPS) de um município do Rio Grande do Sul, destaca a necessidade urgente de investimentos e suporte para melhorar as ações de promoção da saúde e prevenção. O artigo identifica o matriciamento como uma potencialidade para fortalecer a atuação da Atenção Primária, sugerindo que um maior investimento na formação e no suporte das equipes pode ter um impacto significativo na qualidade e eficácia dos cuidados oferecidos na Atenção Básica10.</w:t>
+      </w:r>
+    </w:p>
+    <w:p>
+      <w:r>
+        <w:t>Além disso, um estudo qualitativo realizado na Região Sul do Brasil revelou que, apesar dos esforços para melhorar o cuidado, ainda há um descompasso entre as intenções dos apoiadores e as expectativas dos profissionais de saúde. Este conflito aponta para a necessidade de reavaliação das práticas e políticas públicas para garantir que o Apoio Matricial possa efetivamente promover a saúde e a cidadania na Atenção Primária à Saúde7.</w:t>
+      </w:r>
+    </w:p>
+    <w:p>
+      <w:r>
+        <w:t>Por fim, é crucial incorporar uma perspectiva culturalmente sensível no planejamento e na prática do Apoio Matricial. Embora os profissionais reconheçam a importância dos condicionantes socioculturais nos casos clínicos e nas interações com usuários e comunidades, a competência cultural ainda é insuficiente para uma compreensão crítica da diversidade cultural. Estimular o debate sobre as dimensões socioculturais e considerar as particularidades culturais pode representar um avanço significativo no cuidado colaborativo. Integrar a cultura no planejamento e na prática não apenas melhora a adesão às intervenções, mas também aumenta a eficácia das estratégias de cuidado na Atenção Primária (um aspecto crucial para o aprimoramento do Apoio Matricial é a incorporação de uma perspectiva culturalmente sensível no planejamento terapêutico. Pesquisa qualitativa revelou que, embora profissionais reconheçam a importância dos condicionantes socioculturais nos casos clínicos e nas interações com usuários e comunidades, a competência cultural ainda é insuficiente para uma compreensão crítica da diversidade cultural. Estimular o debate em torno das dimensões socioculturais e considerar as particularidades culturais pode representar um avanço significativo no cuidado colaborativo, ajudando a superar desafios e potencializando as práticas matriciais. Assim, integrar a cultura no planejamento e na prática pode melhorar a adesão e a eficácia das intervenções em saúde5).</w:t>
       </w:r>
     </w:p>
     <w:p>
@@ -297,871 +152,94 @@
     </w:p>
     <w:p/>
     <w:p>
-      <w:r>
-        <w:rPr>
-          <w:b/>
-        </w:rPr>
-        <w:t>Links para Atualização:</w:t>
-      </w:r>
+      <w:pPr>
+        <w:sectPr>
+          <w:footerReference w:type="default" r:id="rId9"/>
+          <w:pgSz w:w="9638" w:h="13606"/>
+          <w:pgMar w:top="850" w:right="850" w:bottom="850" w:left="850" w:header="720" w:footer="720" w:gutter="0"/>
+          <w:cols w:space="283" w:num="2"/>
+          <w:docGrid w:linePitch="360"/>
+        </w:sectPr>
+      </w:pPr>
     </w:p>
     <w:p>
       <w:pPr>
-        <w:jc w:val="center"/>
+        <w:pStyle w:val="Heading1"/>
       </w:pPr>
-      <w:r>
-        <w:drawing>
-          <wp:inline xmlns:a="http://schemas.openxmlformats.org/drawingml/2006/main" xmlns:pic="http://schemas.openxmlformats.org/drawingml/2006/picture">
-            <wp:extent cx="1097280" cy="1097280"/>
-            <wp:docPr id="1" name="Picture 1"/>
-            <wp:cNvGraphicFramePr>
-              <a:graphicFrameLocks noChangeAspect="1"/>
-            </wp:cNvGraphicFramePr>
-            <a:graphic>
-              <a:graphicData uri="http://schemas.openxmlformats.org/drawingml/2006/picture">
-                <pic:pic>
-                  <pic:nvPicPr>
-                    <pic:cNvPr id="0" name="image.png"/>
-                    <pic:cNvPicPr/>
-                  </pic:nvPicPr>
-                  <pic:blipFill>
-                    <a:blip r:embed="rId10"/>
-                    <a:stretch>
-                      <a:fillRect/>
-                    </a:stretch>
-                  </pic:blipFill>
-                  <pic:spPr>
-                    <a:xfrm>
-                      <a:off x="0" y="0"/>
-                      <a:ext cx="1097280" cy="1097280"/>
-                    </a:xfrm>
-                    <a:prstGeom prst="rect"/>
-                  </pic:spPr>
-                </pic:pic>
-              </a:graphicData>
-            </a:graphic>
-          </wp:inline>
-        </w:drawing>
-      </w:r>
-    </w:p>
-    <w:p>
-      <w:pPr>
-        <w:jc w:val="center"/>
-      </w:pPr>
-      <w:r>
-        <w:rPr>
-          <w:i/>
-          <w:sz w:val="18"/>
-        </w:rPr>
-        <w:t>1.  Ministério da Saúde - Atenção Primária à Saúde: [</w:t>
-        <w:br/>
-        <w:t>https://www.gov.br/saude/pt-br/composicao/saes/atencao-primaria-a-saude](https://www.gov.br/saude/pt-br/composicao/saes/atencao-primaria-a-saude)</w:t>
-      </w:r>
-    </w:p>
-    <w:p>
-      <w:pPr>
-        <w:jc w:val="center"/>
-      </w:pPr>
-      <w:r>
-        <w:drawing>
-          <wp:inline xmlns:a="http://schemas.openxmlformats.org/drawingml/2006/main" xmlns:pic="http://schemas.openxmlformats.org/drawingml/2006/picture">
-            <wp:extent cx="1097280" cy="1097280"/>
-            <wp:docPr id="2" name="Picture 2"/>
-            <wp:cNvGraphicFramePr>
-              <a:graphicFrameLocks noChangeAspect="1"/>
-            </wp:cNvGraphicFramePr>
-            <a:graphic>
-              <a:graphicData uri="http://schemas.openxmlformats.org/drawingml/2006/picture">
-                <pic:pic>
-                  <pic:nvPicPr>
-                    <pic:cNvPr id="0" name="image.png"/>
-                    <pic:cNvPicPr/>
-                  </pic:nvPicPr>
-                  <pic:blipFill>
-                    <a:blip r:embed="rId11"/>
-                    <a:stretch>
-                      <a:fillRect/>
-                    </a:stretch>
-                  </pic:blipFill>
-                  <pic:spPr>
-                    <a:xfrm>
-                      <a:off x="0" y="0"/>
-                      <a:ext cx="1097280" cy="1097280"/>
-                    </a:xfrm>
-                    <a:prstGeom prst="rect"/>
-                  </pic:spPr>
-                </pic:pic>
-              </a:graphicData>
-            </a:graphic>
-          </wp:inline>
-        </w:drawing>
-      </w:r>
-    </w:p>
-    <w:p>
-      <w:pPr>
-        <w:jc w:val="center"/>
-      </w:pPr>
-      <w:r>
-        <w:rPr>
-          <w:i/>
-          <w:sz w:val="18"/>
-        </w:rPr>
-        <w:t>2.  Sociedade Brasileira de Medicina de Família e Comunidade (SBMFC): [</w:t>
-        <w:br/>
-        <w:t>https://www.sbmfc.org.br/](https://www.sbmfc.org.br/)</w:t>
-      </w:r>
-    </w:p>
-    <w:p>
-      <w:pPr>
-        <w:jc w:val="center"/>
-      </w:pPr>
-      <w:r>
-        <w:drawing>
-          <wp:inline xmlns:a="http://schemas.openxmlformats.org/drawingml/2006/main" xmlns:pic="http://schemas.openxmlformats.org/drawingml/2006/picture">
-            <wp:extent cx="1097280" cy="1097280"/>
-            <wp:docPr id="3" name="Picture 3"/>
-            <wp:cNvGraphicFramePr>
-              <a:graphicFrameLocks noChangeAspect="1"/>
-            </wp:cNvGraphicFramePr>
-            <a:graphic>
-              <a:graphicData uri="http://schemas.openxmlformats.org/drawingml/2006/picture">
-                <pic:pic>
-                  <pic:nvPicPr>
-                    <pic:cNvPr id="0" name="image.png"/>
-                    <pic:cNvPicPr/>
-                  </pic:nvPicPr>
-                  <pic:blipFill>
-                    <a:blip r:embed="rId12"/>
-                    <a:stretch>
-                      <a:fillRect/>
-                    </a:stretch>
-                  </pic:blipFill>
-                  <pic:spPr>
-                    <a:xfrm>
-                      <a:off x="0" y="0"/>
-                      <a:ext cx="1097280" cy="1097280"/>
-                    </a:xfrm>
-                    <a:prstGeom prst="rect"/>
-                  </pic:spPr>
-                </pic:pic>
-              </a:graphicData>
-            </a:graphic>
-          </wp:inline>
-        </w:drawing>
-      </w:r>
-    </w:p>
-    <w:p>
-      <w:pPr>
-        <w:jc w:val="center"/>
-      </w:pPr>
-      <w:r>
-        <w:rPr>
-          <w:i/>
-          <w:sz w:val="18"/>
-        </w:rPr>
-        <w:t>3.  Organização Pan-Americana da Saúde (OPAS) - Atenção Primária à Saúde: [</w:t>
-        <w:br/>
-        <w:t>https://www.paho.org/pt/topicos/atencao-primaria-saude](https://www.paho.org/pt/topicos/atencao-primaria-saude)</w:t>
-      </w:r>
-    </w:p>
-    <w:p>
       <w:r>
         <w:t>REFERÊNCIAS</w:t>
       </w:r>
     </w:p>
     <w:p>
-      <w:pPr>
-        <w:jc w:val="center"/>
-      </w:pPr>
       <w:r>
-        <w:drawing>
-          <wp:inline xmlns:a="http://schemas.openxmlformats.org/drawingml/2006/main" xmlns:pic="http://schemas.openxmlformats.org/drawingml/2006/picture">
-            <wp:extent cx="1097280" cy="1097280"/>
-            <wp:docPr id="4" name="Picture 4"/>
-            <wp:cNvGraphicFramePr>
-              <a:graphicFrameLocks noChangeAspect="1"/>
-            </wp:cNvGraphicFramePr>
-            <a:graphic>
-              <a:graphicData uri="http://schemas.openxmlformats.org/drawingml/2006/picture">
-                <pic:pic>
-                  <pic:nvPicPr>
-                    <pic:cNvPr id="0" name="image.png"/>
-                    <pic:cNvPicPr/>
-                  </pic:nvPicPr>
-                  <pic:blipFill>
-                    <a:blip r:embed="rId13"/>
-                    <a:stretch>
-                      <a:fillRect/>
-                    </a:stretch>
-                  </pic:blipFill>
-                  <pic:spPr>
-                    <a:xfrm>
-                      <a:off x="0" y="0"/>
-                      <a:ext cx="1097280" cy="1097280"/>
-                    </a:xfrm>
-                    <a:prstGeom prst="rect"/>
-                  </pic:spPr>
-                </pic:pic>
-              </a:graphicData>
-            </a:graphic>
-          </wp:inline>
-        </w:drawing>
+        <w:t>¹COHEN, Marina Chansky. Impasses e potências: o matriciamento como dispositivo de cuidado. Interface (Botucatu, Online), v. 25, e200462, 2021. Disponível em: &lt;https://doi.org/10.1590/Interface.200462&gt;.</w:t>
       </w:r>
     </w:p>
     <w:p>
-      <w:pPr>
-        <w:jc w:val="center"/>
-      </w:pPr>
       <w:r>
-        <w:rPr>
-          <w:i/>
-          <w:sz w:val="18"/>
-        </w:rPr>
-        <w:t>1 Como o apoio matricial pode ser desenvolvido na Atenção Básica em Saúde/Atenção Primária em Saúde? Biblioteca Virtual em Saúde, 2015. Disponível em: &lt; Acesso em: 14 ago. 2024.</w:t>
-        <w:br/>
-        <w:t>https://aps-repo.bvs.br/aps/como-o-apoio-matricial-pode-ser-desenvolvido-na-atencao-basica-em-saudeatencao-primaria-em-saude/&gt;.</w:t>
+        <w:t>²Como o apoio matricial pode ser desenvolvido na Atenção Básica em Saúde/Atenção Primária em Saúde? Biblioteca Virtual em Saúde, 2015. Disponível em: &lt;https://aps-repo.bvs.br/aps/como-o-apoio-matricial-pode-ser-desenvolvido-na-atencao-basica-em-saudeatencao-primaria-em-saude/&gt;. Acesso em: 14 ago. 2024.</w:t>
       </w:r>
     </w:p>
     <w:p>
-      <w:pPr>
-        <w:jc w:val="center"/>
-      </w:pPr>
       <w:r>
-        <w:drawing>
-          <wp:inline xmlns:a="http://schemas.openxmlformats.org/drawingml/2006/main" xmlns:pic="http://schemas.openxmlformats.org/drawingml/2006/picture">
-            <wp:extent cx="1097280" cy="1097280"/>
-            <wp:docPr id="5" name="Picture 5"/>
-            <wp:cNvGraphicFramePr>
-              <a:graphicFrameLocks noChangeAspect="1"/>
-            </wp:cNvGraphicFramePr>
-            <a:graphic>
-              <a:graphicData uri="http://schemas.openxmlformats.org/drawingml/2006/picture">
-                <pic:pic>
-                  <pic:nvPicPr>
-                    <pic:cNvPr id="0" name="image.png"/>
-                    <pic:cNvPicPr/>
-                  </pic:nvPicPr>
-                  <pic:blipFill>
-                    <a:blip r:embed="rId14"/>
-                    <a:stretch>
-                      <a:fillRect/>
-                    </a:stretch>
-                  </pic:blipFill>
-                  <pic:spPr>
-                    <a:xfrm>
-                      <a:off x="0" y="0"/>
-                      <a:ext cx="1097280" cy="1097280"/>
-                    </a:xfrm>
-                    <a:prstGeom prst="rect"/>
-                  </pic:spPr>
-                </pic:pic>
-              </a:graphicData>
-            </a:graphic>
-          </wp:inline>
-        </w:drawing>
+        <w:t>³GUSMÃO, Ricardo. Atuação do enfermeiro em saúde mental na estratégia de saúde da família. Journal of Health and Biological Sciences, v. 10, n. 1, 2022. Disponível em: &lt;https://doi.org/10.12662/2317-3076jhbs.v10i1.3721.p1-6.2022&gt;.</w:t>
       </w:r>
     </w:p>
     <w:p>
-      <w:pPr>
-        <w:jc w:val="center"/>
-      </w:pPr>
       <w:r>
-        <w:rPr>
-          <w:i/>
-          <w:sz w:val="18"/>
-        </w:rPr>
-        <w:t>2 IGLESIAS, Alexandra. Conhecendo o matriciamento em saúde mental pela perspectiva dos matriciadores. Espaç.saúde, v. 22, 2021, pp. 1-12, 24. Disponível em: &lt;</w:t>
-        <w:br/>
-        <w:t>https://pesquisa.bvsalud.org/portal/resource/pt/biblio-1353631&gt;.</w:t>
+        <w:t>4FAGUNDES, Giselle Soares. Matriciamento em Saúde Mental: análise do cuidado às pessoas em sofrimento psíquico na Atenção Básica. Ciência &amp; Saúde Coletiva, v. 26, n. 6, pp. 2311-2322, 2021. Disponível em: &lt;https://doi.org/10.1590/1413-81232021266.20032019&gt;.</w:t>
       </w:r>
     </w:p>
     <w:p>
-      <w:pPr>
-        <w:jc w:val="center"/>
-      </w:pPr>
       <w:r>
-        <w:drawing>
-          <wp:inline xmlns:a="http://schemas.openxmlformats.org/drawingml/2006/main" xmlns:pic="http://schemas.openxmlformats.org/drawingml/2006/picture">
-            <wp:extent cx="1097280" cy="1097280"/>
-            <wp:docPr id="6" name="Picture 6"/>
-            <wp:cNvGraphicFramePr>
-              <a:graphicFrameLocks noChangeAspect="1"/>
-            </wp:cNvGraphicFramePr>
-            <a:graphic>
-              <a:graphicData uri="http://schemas.openxmlformats.org/drawingml/2006/picture">
-                <pic:pic>
-                  <pic:nvPicPr>
-                    <pic:cNvPr id="0" name="image.png"/>
-                    <pic:cNvPicPr/>
-                  </pic:nvPicPr>
-                  <pic:blipFill>
-                    <a:blip r:embed="rId15"/>
-                    <a:stretch>
-                      <a:fillRect/>
-                    </a:stretch>
-                  </pic:blipFill>
-                  <pic:spPr>
-                    <a:xfrm>
-                      <a:off x="0" y="0"/>
-                      <a:ext cx="1097280" cy="1097280"/>
-                    </a:xfrm>
-                    <a:prstGeom prst="rect"/>
-                  </pic:spPr>
-                </pic:pic>
-              </a:graphicData>
-            </a:graphic>
-          </wp:inline>
-        </w:drawing>
+        <w:t>5IGLESIAS, Alexandra. Matriciamento em Saúde Mental: práticas e concepções trazidas por equipes de referência, matriciadores e gestores. Ciência &amp; Saúde Coletiva (online), v. 24, n. 4, pp. 1247-1254, 2019. Disponível em: &lt;https://doi.org/10.1590/1413-81232018244.05362017&gt;.</w:t>
       </w:r>
     </w:p>
     <w:p>
-      <w:pPr>
-        <w:jc w:val="center"/>
-      </w:pPr>
       <w:r>
-        <w:rPr>
-          <w:i/>
-          <w:sz w:val="18"/>
-        </w:rPr>
-        <w:t>3 GUSMÃO, Ricardo. Atuação do enfermeiro em saúde mental na estratégia de saúde da família. Journal of Health and Biological Sciences, v. 10, n. 1, 2022. Disponível em: &lt;</w:t>
-        <w:br/>
-        <w:t>https://doi.org/10.12662/2317-3076jhbs.v10i1.3721.p1-6.2022&gt;.</w:t>
+        <w:t>6IGLESIAS, Alexandra. Conhecendo o matriciamento em saúde mental pela perspectiva dos matriciadores. Espaç.saúde, v. 22, 2021, pp. 1-12, 24. Disponível em: &lt;https://pesquisa.bvsalud.org/portal/resource/pt/biblio-1353631&gt;.</w:t>
       </w:r>
     </w:p>
     <w:p>
-      <w:pPr>
-        <w:jc w:val="center"/>
-      </w:pPr>
       <w:r>
-        <w:drawing>
-          <wp:inline xmlns:a="http://schemas.openxmlformats.org/drawingml/2006/main" xmlns:pic="http://schemas.openxmlformats.org/drawingml/2006/picture">
-            <wp:extent cx="1097280" cy="1097280"/>
-            <wp:docPr id="7" name="Picture 7"/>
-            <wp:cNvGraphicFramePr>
-              <a:graphicFrameLocks noChangeAspect="1"/>
-            </wp:cNvGraphicFramePr>
-            <a:graphic>
-              <a:graphicData uri="http://schemas.openxmlformats.org/drawingml/2006/picture">
-                <pic:pic>
-                  <pic:nvPicPr>
-                    <pic:cNvPr id="0" name="image.png"/>
-                    <pic:cNvPicPr/>
-                  </pic:nvPicPr>
-                  <pic:blipFill>
-                    <a:blip r:embed="rId16"/>
-                    <a:stretch>
-                      <a:fillRect/>
-                    </a:stretch>
-                  </pic:blipFill>
-                  <pic:spPr>
-                    <a:xfrm>
-                      <a:off x="0" y="0"/>
-                      <a:ext cx="1097280" cy="1097280"/>
-                    </a:xfrm>
-                    <a:prstGeom prst="rect"/>
-                  </pic:spPr>
-                </pic:pic>
-              </a:graphicData>
-            </a:graphic>
-          </wp:inline>
-        </w:drawing>
+        <w:t>7OLIVEIRA, Gustavo Costa de. Ações do apoio matricial na Atenção Primária à Saúde: estudo fenomenológico. Acta Paulista de Enfermagem (online), v. 32, n. 6, pp. 674-682, 2019. Disponível em: &lt;https://doi.org/10.1590/1982-0194201900093&gt;.</w:t>
       </w:r>
     </w:p>
     <w:p>
-      <w:pPr>
-        <w:jc w:val="center"/>
-      </w:pPr>
       <w:r>
-        <w:rPr>
-          <w:i/>
-          <w:sz w:val="18"/>
-        </w:rPr>
-        <w:t>4 SOUSA, Paulo Henrique Caetano de. Relato da implantação do matriciamento em um município cearense: dos desafios às conquistas. Rev. baiana saúde pública, v. 45, n. 4, pp. 241-251, 2021. Disponível em: &lt;</w:t>
-        <w:br/>
-        <w:t>https://doi.org/10.22278/2318-2660.2021.v45.n4.a3422&gt;.</w:t>
+        <w:t>8SANTANA, Elisangela Ferreira de. Proposta de Matriciamento em Saúde Mental nos municípios da Região de Saúde de Cruz das Almas. Trabalho de Conclusão de Curso (Especialização) - Escola Estadual de Saúde Pública, Salvador, 2019. Disponível em: &lt;https://pesquisa.bvsalud.org/portal/resource/pt/biblio-1129712&gt;.</w:t>
       </w:r>
     </w:p>
     <w:p>
-      <w:pPr>
-        <w:jc w:val="center"/>
-      </w:pPr>
       <w:r>
-        <w:drawing>
-          <wp:inline xmlns:a="http://schemas.openxmlformats.org/drawingml/2006/main" xmlns:pic="http://schemas.openxmlformats.org/drawingml/2006/picture">
-            <wp:extent cx="1097280" cy="1097280"/>
-            <wp:docPr id="8" name="Picture 8"/>
-            <wp:cNvGraphicFramePr>
-              <a:graphicFrameLocks noChangeAspect="1"/>
-            </wp:cNvGraphicFramePr>
-            <a:graphic>
-              <a:graphicData uri="http://schemas.openxmlformats.org/drawingml/2006/picture">
-                <pic:pic>
-                  <pic:nvPicPr>
-                    <pic:cNvPr id="0" name="image.png"/>
-                    <pic:cNvPicPr/>
-                  </pic:nvPicPr>
-                  <pic:blipFill>
-                    <a:blip r:embed="rId17"/>
-                    <a:stretch>
-                      <a:fillRect/>
-                    </a:stretch>
-                  </pic:blipFill>
-                  <pic:spPr>
-                    <a:xfrm>
-                      <a:off x="0" y="0"/>
-                      <a:ext cx="1097280" cy="1097280"/>
-                    </a:xfrm>
-                    <a:prstGeom prst="rect"/>
-                  </pic:spPr>
-                </pic:pic>
-              </a:graphicData>
-            </a:graphic>
-          </wp:inline>
-        </w:drawing>
+        <w:t>9SANTOS, Angela Maria. O matriciamento em saúde mental como dispositivo para a formação e gestão do cuidado em saúde. Physis: Revista de Saúde Coletiva (online), v. 30, n. 04, e300409, 2020. Disponível em: &lt;https://doi.org/10.1590/S0103-73312020300409&gt;.</w:t>
       </w:r>
     </w:p>
     <w:p>
-      <w:pPr>
-        <w:jc w:val="center"/>
-      </w:pPr>
       <w:r>
-        <w:rPr>
-          <w:i/>
-          <w:sz w:val="18"/>
-        </w:rPr>
-        <w:t>5 COHEN, Marina Chansky. Impasses e potências: o matriciamento como dispositivo de cuidado. Interface (Botucatu, Online), v. 25, e200462, 2021. Disponível em: &lt;</w:t>
-        <w:br/>
-        <w:t>https://doi.org/10.1590/Interface.200462&gt;.</w:t>
+        <w:t>10SANTOS, Elitiele Ortiz dos. Avaliação das estratégias de promoção da saúde e prevenção ao uso de drogas na rede psicossocial. Escola Anna Nery (online), v. 27, e20220110, 2023. Disponível em: &lt;https://doi.org/10.1590/2177-9465-EAN-2022-0110pt&gt;.</w:t>
       </w:r>
     </w:p>
     <w:p>
-      <w:pPr>
-        <w:jc w:val="center"/>
-      </w:pPr>
       <w:r>
-        <w:drawing>
-          <wp:inline xmlns:a="http://schemas.openxmlformats.org/drawingml/2006/main" xmlns:pic="http://schemas.openxmlformats.org/drawingml/2006/picture">
-            <wp:extent cx="1097280" cy="1097280"/>
-            <wp:docPr id="9" name="Picture 9"/>
-            <wp:cNvGraphicFramePr>
-              <a:graphicFrameLocks noChangeAspect="1"/>
-            </wp:cNvGraphicFramePr>
-            <a:graphic>
-              <a:graphicData uri="http://schemas.openxmlformats.org/drawingml/2006/picture">
-                <pic:pic>
-                  <pic:nvPicPr>
-                    <pic:cNvPr id="0" name="image.png"/>
-                    <pic:cNvPicPr/>
-                  </pic:nvPicPr>
-                  <pic:blipFill>
-                    <a:blip r:embed="rId18"/>
-                    <a:stretch>
-                      <a:fillRect/>
-                    </a:stretch>
-                  </pic:blipFill>
-                  <pic:spPr>
-                    <a:xfrm>
-                      <a:off x="0" y="0"/>
-                      <a:ext cx="1097280" cy="1097280"/>
-                    </a:xfrm>
-                    <a:prstGeom prst="rect"/>
-                  </pic:spPr>
-                </pic:pic>
-              </a:graphicData>
-            </a:graphic>
-          </wp:inline>
-        </w:drawing>
+        <w:t>11SOUSA, Paulo Henrique Caetano de. Relato da implantação do matriciamento em um município cearense: dos desafios às conquistas. Rev. baiana saúde pública, v. 45, n. 4, pp. 241-251, 2021. Disponível em: &lt;https://doi.org/10.22278/2318-2660.2021.v45.n4.a3422&gt;.</w:t>
       </w:r>
     </w:p>
     <w:p>
-      <w:pPr>
-        <w:jc w:val="center"/>
-      </w:pPr>
       <w:r>
-        <w:rPr>
-          <w:i/>
-          <w:sz w:val="18"/>
-        </w:rPr>
-        <w:t>6 VASCONCELO, Marilena Silva de. Conhecimento de gestores e profissionais da rede de atenção psicossocial sobre matriciamento em saúde mental. Ciênc. cuid. saúde, v. 18, n. 4, e43922, 2019. Disponível em: &lt;</w:t>
-        <w:br/>
-        <w:t>https://doi.org/10.4025/cienccuidsaude.v18i4.43922&gt;.</w:t>
+        <w:t>12VASCONCELO, Marilena Silva de. Conhecimento de gestores e profissionais da rede de atenção psicossocial sobre matriciamento em saúde mental. Ciênc. cuid. saúde, v. 18, n. 4, e43922, 2019. Disponível em: &lt;https://doi.org/10.4025/cienccuidsaude.v18i4.43922&gt;.</w:t>
       </w:r>
     </w:p>
     <w:p>
-      <w:pPr>
-        <w:jc w:val="center"/>
-      </w:pPr>
       <w:r>
-        <w:drawing>
-          <wp:inline xmlns:a="http://schemas.openxmlformats.org/drawingml/2006/main" xmlns:pic="http://schemas.openxmlformats.org/drawingml/2006/picture">
-            <wp:extent cx="1097280" cy="1097280"/>
-            <wp:docPr id="10" name="Picture 10"/>
-            <wp:cNvGraphicFramePr>
-              <a:graphicFrameLocks noChangeAspect="1"/>
-            </wp:cNvGraphicFramePr>
-            <a:graphic>
-              <a:graphicData uri="http://schemas.openxmlformats.org/drawingml/2006/picture">
-                <pic:pic>
-                  <pic:nvPicPr>
-                    <pic:cNvPr id="0" name="image.png"/>
-                    <pic:cNvPicPr/>
-                  </pic:nvPicPr>
-                  <pic:blipFill>
-                    <a:blip r:embed="rId19"/>
-                    <a:stretch>
-                      <a:fillRect/>
-                    </a:stretch>
-                  </pic:blipFill>
-                  <pic:spPr>
-                    <a:xfrm>
-                      <a:off x="0" y="0"/>
-                      <a:ext cx="1097280" cy="1097280"/>
-                    </a:xfrm>
-                    <a:prstGeom prst="rect"/>
-                  </pic:spPr>
-                </pic:pic>
-              </a:graphicData>
-            </a:graphic>
-          </wp:inline>
-        </w:drawing>
-      </w:r>
-    </w:p>
-    <w:p>
-      <w:pPr>
-        <w:jc w:val="center"/>
-      </w:pPr>
-      <w:r>
-        <w:rPr>
-          <w:i/>
-          <w:sz w:val="18"/>
-        </w:rPr>
-        <w:t>7 YAMAGUTI, Claudiney Augusto. Grupos de reflexão em Saúde Mental: possibilidade de interlocução entre a Saúde Mental e a Atenção Básica no município de Itapevi – SP. BIS, Bol. Inst. Saúde (Impr.), v. 20, n. 1, pp. 132-138, 2019. Disponível em: &lt;</w:t>
-        <w:br/>
-        <w:t>https://pesquisa.bvsalud.org/portal/resource/pt/biblio-1009105&gt;.</w:t>
-      </w:r>
-    </w:p>
-    <w:p>
-      <w:pPr>
-        <w:jc w:val="center"/>
-      </w:pPr>
-      <w:r>
-        <w:drawing>
-          <wp:inline xmlns:a="http://schemas.openxmlformats.org/drawingml/2006/main" xmlns:pic="http://schemas.openxmlformats.org/drawingml/2006/picture">
-            <wp:extent cx="1097280" cy="1097280"/>
-            <wp:docPr id="11" name="Picture 11"/>
-            <wp:cNvGraphicFramePr>
-              <a:graphicFrameLocks noChangeAspect="1"/>
-            </wp:cNvGraphicFramePr>
-            <a:graphic>
-              <a:graphicData uri="http://schemas.openxmlformats.org/drawingml/2006/picture">
-                <pic:pic>
-                  <pic:nvPicPr>
-                    <pic:cNvPr id="0" name="image.png"/>
-                    <pic:cNvPicPr/>
-                  </pic:nvPicPr>
-                  <pic:blipFill>
-                    <a:blip r:embed="rId20"/>
-                    <a:stretch>
-                      <a:fillRect/>
-                    </a:stretch>
-                  </pic:blipFill>
-                  <pic:spPr>
-                    <a:xfrm>
-                      <a:off x="0" y="0"/>
-                      <a:ext cx="1097280" cy="1097280"/>
-                    </a:xfrm>
-                    <a:prstGeom prst="rect"/>
-                  </pic:spPr>
-                </pic:pic>
-              </a:graphicData>
-            </a:graphic>
-          </wp:inline>
-        </w:drawing>
-      </w:r>
-    </w:p>
-    <w:p>
-      <w:pPr>
-        <w:jc w:val="center"/>
-      </w:pPr>
-      <w:r>
-        <w:rPr>
-          <w:i/>
-          <w:sz w:val="18"/>
-        </w:rPr>
-        <w:t>8 IGLESIAS, Alexandra. Matriciamento em Saúde Mental: práticas e concepções trazidas por equipes de referência, matriciadores e gestores. Ciência &amp; Saúde Coletiva (online), v. 24, n. 4, pp. 1247-1254, 2019. Disponível em: &lt;</w:t>
-        <w:br/>
-        <w:t>https://doi.org/10.1590/1413-81232018244.05362017&gt;.</w:t>
-      </w:r>
-    </w:p>
-    <w:p>
-      <w:pPr>
-        <w:jc w:val="center"/>
-      </w:pPr>
-      <w:r>
-        <w:drawing>
-          <wp:inline xmlns:a="http://schemas.openxmlformats.org/drawingml/2006/main" xmlns:pic="http://schemas.openxmlformats.org/drawingml/2006/picture">
-            <wp:extent cx="1097280" cy="1097280"/>
-            <wp:docPr id="12" name="Picture 12"/>
-            <wp:cNvGraphicFramePr>
-              <a:graphicFrameLocks noChangeAspect="1"/>
-            </wp:cNvGraphicFramePr>
-            <a:graphic>
-              <a:graphicData uri="http://schemas.openxmlformats.org/drawingml/2006/picture">
-                <pic:pic>
-                  <pic:nvPicPr>
-                    <pic:cNvPr id="0" name="image.png"/>
-                    <pic:cNvPicPr/>
-                  </pic:nvPicPr>
-                  <pic:blipFill>
-                    <a:blip r:embed="rId21"/>
-                    <a:stretch>
-                      <a:fillRect/>
-                    </a:stretch>
-                  </pic:blipFill>
-                  <pic:spPr>
-                    <a:xfrm>
-                      <a:off x="0" y="0"/>
-                      <a:ext cx="1097280" cy="1097280"/>
-                    </a:xfrm>
-                    <a:prstGeom prst="rect"/>
-                  </pic:spPr>
-                </pic:pic>
-              </a:graphicData>
-            </a:graphic>
-          </wp:inline>
-        </w:drawing>
-      </w:r>
-    </w:p>
-    <w:p>
-      <w:pPr>
-        <w:jc w:val="center"/>
-      </w:pPr>
-      <w:r>
-        <w:rPr>
-          <w:i/>
-          <w:sz w:val="18"/>
-        </w:rPr>
-        <w:t>9 SANTOS, Angela Maria. O matriciamento em saúde mental como dispositivo para a formação e gestão do cuidado em saúde. Physis: Revista de Saúde Coletiva (online), v. 30, n. 04, e300409, 2020. Disponível em: &lt;</w:t>
-        <w:br/>
-        <w:t>https://doi.org/10.1590/S0103-73312020300409&gt;.</w:t>
-      </w:r>
-    </w:p>
-    <w:p>
-      <w:pPr>
-        <w:jc w:val="center"/>
-      </w:pPr>
-      <w:r>
-        <w:drawing>
-          <wp:inline xmlns:a="http://schemas.openxmlformats.org/drawingml/2006/main" xmlns:pic="http://schemas.openxmlformats.org/drawingml/2006/picture">
-            <wp:extent cx="1097280" cy="1097280"/>
-            <wp:docPr id="13" name="Picture 13"/>
-            <wp:cNvGraphicFramePr>
-              <a:graphicFrameLocks noChangeAspect="1"/>
-            </wp:cNvGraphicFramePr>
-            <a:graphic>
-              <a:graphicData uri="http://schemas.openxmlformats.org/drawingml/2006/picture">
-                <pic:pic>
-                  <pic:nvPicPr>
-                    <pic:cNvPr id="0" name="image.png"/>
-                    <pic:cNvPicPr/>
-                  </pic:nvPicPr>
-                  <pic:blipFill>
-                    <a:blip r:embed="rId22"/>
-                    <a:stretch>
-                      <a:fillRect/>
-                    </a:stretch>
-                  </pic:blipFill>
-                  <pic:spPr>
-                    <a:xfrm>
-                      <a:off x="0" y="0"/>
-                      <a:ext cx="1097280" cy="1097280"/>
-                    </a:xfrm>
-                    <a:prstGeom prst="rect"/>
-                  </pic:spPr>
-                </pic:pic>
-              </a:graphicData>
-            </a:graphic>
-          </wp:inline>
-        </w:drawing>
-      </w:r>
-    </w:p>
-    <w:p>
-      <w:pPr>
-        <w:jc w:val="center"/>
-      </w:pPr>
-      <w:r>
-        <w:rPr>
-          <w:i/>
-          <w:sz w:val="18"/>
-        </w:rPr>
-        <w:t>10 SANTANA, Elisangela Ferreira de. Proposta de Matriciamento em Saúde Mental nos municípios da Região de Saúde de Cruz das Almas. Trabalho de Conclusão de Curso (Especialização) - Escola Estadual de Saúde Pública, Salvador, 2019. Disponível em: &lt;</w:t>
-        <w:br/>
-        <w:t>https://pesquisa.bvsalud.org/portal/resource/pt/biblio-1129712&gt;.</w:t>
-      </w:r>
-    </w:p>
-    <w:p>
-      <w:pPr>
-        <w:jc w:val="center"/>
-      </w:pPr>
-      <w:r>
-        <w:drawing>
-          <wp:inline xmlns:a="http://schemas.openxmlformats.org/drawingml/2006/main" xmlns:pic="http://schemas.openxmlformats.org/drawingml/2006/picture">
-            <wp:extent cx="1097280" cy="1097280"/>
-            <wp:docPr id="14" name="Picture 14"/>
-            <wp:cNvGraphicFramePr>
-              <a:graphicFrameLocks noChangeAspect="1"/>
-            </wp:cNvGraphicFramePr>
-            <a:graphic>
-              <a:graphicData uri="http://schemas.openxmlformats.org/drawingml/2006/picture">
-                <pic:pic>
-                  <pic:nvPicPr>
-                    <pic:cNvPr id="0" name="image.png"/>
-                    <pic:cNvPicPr/>
-                  </pic:nvPicPr>
-                  <pic:blipFill>
-                    <a:blip r:embed="rId23"/>
-                    <a:stretch>
-                      <a:fillRect/>
-                    </a:stretch>
-                  </pic:blipFill>
-                  <pic:spPr>
-                    <a:xfrm>
-                      <a:off x="0" y="0"/>
-                      <a:ext cx="1097280" cy="1097280"/>
-                    </a:xfrm>
-                    <a:prstGeom prst="rect"/>
-                  </pic:spPr>
-                </pic:pic>
-              </a:graphicData>
-            </a:graphic>
-          </wp:inline>
-        </w:drawing>
-      </w:r>
-    </w:p>
-    <w:p>
-      <w:pPr>
-        <w:jc w:val="center"/>
-      </w:pPr>
-      <w:r>
-        <w:rPr>
-          <w:i/>
-          <w:sz w:val="18"/>
-        </w:rPr>
-        <w:t>11 SANTOS, Elitiele Ortiz dos. Avaliação das estratégias de promoção da saúde e prevenção ao uso de drogas na rede psicossocial. Escola Anna Nery (online), v. 27, e20220110, 2023. Disponível em: &lt;</w:t>
-        <w:br/>
-        <w:t>https://doi.org/10.1590/2177-9465-EAN-2022-0110pt&gt;.</w:t>
-      </w:r>
-    </w:p>
-    <w:p>
-      <w:pPr>
-        <w:jc w:val="center"/>
-      </w:pPr>
-      <w:r>
-        <w:drawing>
-          <wp:inline xmlns:a="http://schemas.openxmlformats.org/drawingml/2006/main" xmlns:pic="http://schemas.openxmlformats.org/drawingml/2006/picture">
-            <wp:extent cx="1097280" cy="1097280"/>
-            <wp:docPr id="15" name="Picture 15"/>
-            <wp:cNvGraphicFramePr>
-              <a:graphicFrameLocks noChangeAspect="1"/>
-            </wp:cNvGraphicFramePr>
-            <a:graphic>
-              <a:graphicData uri="http://schemas.openxmlformats.org/drawingml/2006/picture">
-                <pic:pic>
-                  <pic:nvPicPr>
-                    <pic:cNvPr id="0" name="image.png"/>
-                    <pic:cNvPicPr/>
-                  </pic:nvPicPr>
-                  <pic:blipFill>
-                    <a:blip r:embed="rId24"/>
-                    <a:stretch>
-                      <a:fillRect/>
-                    </a:stretch>
-                  </pic:blipFill>
-                  <pic:spPr>
-                    <a:xfrm>
-                      <a:off x="0" y="0"/>
-                      <a:ext cx="1097280" cy="1097280"/>
-                    </a:xfrm>
-                    <a:prstGeom prst="rect"/>
-                  </pic:spPr>
-                </pic:pic>
-              </a:graphicData>
-            </a:graphic>
-          </wp:inline>
-        </w:drawing>
-      </w:r>
-    </w:p>
-    <w:p>
-      <w:pPr>
-        <w:jc w:val="center"/>
-      </w:pPr>
-      <w:r>
-        <w:rPr>
-          <w:i/>
-          <w:sz w:val="18"/>
-        </w:rPr>
-        <w:t>12 OLIVEIRA, Gustavo Costa de. Ações do apoio matricial na Atenção Primária à Saúde: estudo fenomenológico. Acta Paulista de Enfermagem (online), v. 32, n. 6, pp. 674-682, 2019. Disponível em: &lt;</w:t>
-        <w:br/>
-        <w:t>https://doi.org/10.1590/1982-0194201900093&gt;.</w:t>
-      </w:r>
-    </w:p>
-    <w:p>
-      <w:pPr>
-        <w:jc w:val="center"/>
-      </w:pPr>
-      <w:r>
-        <w:drawing>
-          <wp:inline xmlns:a="http://schemas.openxmlformats.org/drawingml/2006/main" xmlns:pic="http://schemas.openxmlformats.org/drawingml/2006/picture">
-            <wp:extent cx="1097280" cy="1097280"/>
-            <wp:docPr id="16" name="Picture 16"/>
-            <wp:cNvGraphicFramePr>
-              <a:graphicFrameLocks noChangeAspect="1"/>
-            </wp:cNvGraphicFramePr>
-            <a:graphic>
-              <a:graphicData uri="http://schemas.openxmlformats.org/drawingml/2006/picture">
-                <pic:pic>
-                  <pic:nvPicPr>
-                    <pic:cNvPr id="0" name="image.png"/>
-                    <pic:cNvPicPr/>
-                  </pic:nvPicPr>
-                  <pic:blipFill>
-                    <a:blip r:embed="rId25"/>
-                    <a:stretch>
-                      <a:fillRect/>
-                    </a:stretch>
-                  </pic:blipFill>
-                  <pic:spPr>
-                    <a:xfrm>
-                      <a:off x="0" y="0"/>
-                      <a:ext cx="1097280" cy="1097280"/>
-                    </a:xfrm>
-                    <a:prstGeom prst="rect"/>
-                  </pic:spPr>
-                </pic:pic>
-              </a:graphicData>
-            </a:graphic>
-          </wp:inline>
-        </w:drawing>
-      </w:r>
-    </w:p>
-    <w:p>
-      <w:pPr>
-        <w:jc w:val="center"/>
-      </w:pPr>
-      <w:r>
-        <w:rPr>
-          <w:i/>
-          <w:sz w:val="18"/>
-        </w:rPr>
-        <w:t>13 FAGUNDES, Giselle Soares. Matriciamento em Saúde Mental: análise do cuidado às pessoas em sofrimento psíquico na Atenção Básica. Ciência &amp; Saúde Coletiva, v. 26, n. 6, pp. 2311-2322, 2021. Disponível em: &lt;</w:t>
-        <w:br/>
-        <w:t>https://doi.org/10.1590/1413-81232021266.20032019&gt;.</w:t>
+        <w:t>13YAMAGUTI, Claudiney Augusto. Grupos de reflexão em Saúde Mental: possibilidade de interlocução entre a Saúde Mental e a Atenção Básica no município de Itapevi – SP. BIS, Bol. Inst. Saúde (Impr.), v. 20, n. 1, pp. 132-138, 2019. Disponível em: &lt;https://pesquisa.bvsalud.org/portal/resource/pt/biblio-1009105&gt;.</w:t>
       </w:r>
     </w:p>
     <w:sectPr>
-      <w:footerReference w:type="default" r:id="rId9"/>
+      <w:type w:val="continuous"/>
       <w:pgSz w:w="9638" w:h="13606"/>
       <w:pgMar w:top="850" w:right="850" w:bottom="850" w:left="850" w:header="720" w:footer="720" w:gutter="0"/>
-      <w:cols w:space="283" w:num="2"/>
+      <w:cols w:space="0" w:num="1"/>
       <w:docGrid w:linePitch="360"/>
     </w:sectPr>
   </w:body>
